--- a/downloads/workbook/ai-5-week-21.docx
+++ b/downloads/workbook/ai-5-week-21.docx
@@ -992,6 +992,178 @@
         <w:t>Project connection: For your Image-pattern Network Investigation, save the input, procedure, observed result and limitation of this check. Label this worked example as practice; use a different, previously unreviewed case when checking independent understanding.</w:t>
       </w:r>
     </w:p>
+    <w:p>
+      <w:pPr>
+        <w:pStyle w:val="Heading1"/>
+      </w:pPr>
+      <w:r>
+        <w:t>13. Project portfolio milestone</w:t>
+      </w:r>
+    </w:p>
+    <w:p>
+      <w:r>
+        <w:t>Project: Image-pattern Network Investigation</w:t>
+      </w:r>
+    </w:p>
+    <w:p>
+      <w:r>
+        <w:t>Current milestone: Evaluate and revise. Compare with your starting method, explain errors and record a justified revision.</w:t>
+      </w:r>
+    </w:p>
+    <w:p>
+      <w:r>
+        <w:t>For your Image-pattern Network Investigation, save the input, procedure, observed result and limitation of this check. Label this worked example as practice; use a different, previously unreviewed case when checking independent understanding.</w:t>
+      </w:r>
+    </w:p>
+    <w:tbl>
+      <w:tblPr>
+        <w:tblStyle w:val="LightShading-Accent1"/>
+        <w:tblW w:type="auto" w:w="0"/>
+        <w:tblLook w:firstColumn="1" w:firstRow="1" w:lastColumn="0" w:lastRow="0" w:noHBand="0" w:noVBand="1" w:val="04A0"/>
+      </w:tblPr>
+      <w:tblGrid>
+        <w:gridCol w:w="5112"/>
+        <w:gridCol w:w="5112"/>
+      </w:tblGrid>
+      <w:tr>
+        <w:trPr>
+          <w:tblHeader/>
+        </w:trPr>
+        <w:tc>
+          <w:tcPr>
+            <w:tcW w:type="dxa" w:w="5112"/>
+          </w:tcPr>
+          <w:p>
+            <w:r>
+              <w:t>Evidence to keep</w:t>
+            </w:r>
+          </w:p>
+        </w:tc>
+        <w:tc>
+          <w:tcPr>
+            <w:tcW w:type="dxa" w:w="5112"/>
+          </w:tcPr>
+          <w:p>
+            <w:r>
+              <w:t>My record</w:t>
+            </w:r>
+          </w:p>
+        </w:tc>
+      </w:tr>
+      <w:tr>
+        <w:tc>
+          <w:tcPr>
+            <w:tcW w:type="dxa" w:w="5112"/>
+          </w:tcPr>
+          <w:p>
+            <w:r>
+              <w:t>This week’s input and deciding step</w:t>
+            </w:r>
+          </w:p>
+        </w:tc>
+        <w:tc>
+          <w:tcPr>
+            <w:tcW w:type="dxa" w:w="5112"/>
+          </w:tcPr>
+          <w:p>
+            <w:r/>
+          </w:p>
+        </w:tc>
+      </w:tr>
+      <w:tr>
+        <w:tc>
+          <w:tcPr>
+            <w:tcW w:type="dxa" w:w="5112"/>
+          </w:tcPr>
+          <w:p>
+            <w:r>
+              <w:t>Prediction and actual result (or labelled paper trace)</w:t>
+            </w:r>
+          </w:p>
+        </w:tc>
+        <w:tc>
+          <w:tcPr>
+            <w:tcW w:type="dxa" w:w="5112"/>
+          </w:tcPr>
+          <w:p>
+            <w:r/>
+          </w:p>
+        </w:tc>
+      </w:tr>
+      <w:tr>
+        <w:tc>
+          <w:tcPr>
+            <w:tcW w:type="dxa" w:w="5112"/>
+          </w:tcPr>
+          <w:p>
+            <w:r>
+              <w:t>One change since the previous checkpoint and why</w:t>
+            </w:r>
+          </w:p>
+        </w:tc>
+        <w:tc>
+          <w:tcPr>
+            <w:tcW w:type="dxa" w:w="5112"/>
+          </w:tcPr>
+          <w:p>
+            <w:r/>
+          </w:p>
+        </w:tc>
+      </w:tr>
+      <w:tr>
+        <w:tc>
+          <w:tcPr>
+            <w:tcW w:type="dxa" w:w="5112"/>
+          </w:tcPr>
+          <w:p>
+            <w:r>
+              <w:t>One error or limit and the next test</w:t>
+            </w:r>
+          </w:p>
+        </w:tc>
+        <w:tc>
+          <w:tcPr>
+            <w:tcW w:type="dxa" w:w="5112"/>
+          </w:tcPr>
+          <w:p>
+            <w:r/>
+          </w:p>
+        </w:tc>
+      </w:tr>
+    </w:tbl>
+    <w:p>
+      <w:pPr>
+        <w:pStyle w:val="Heading3"/>
+      </w:pPr>
+      <w:r>
+        <w:t>Explain what this week adds to your project. Reuse last week’s record rather than starting again.</w:t>
+      </w:r>
+    </w:p>
+    <w:p>
+      <w:r>
+        <w:t>________________________________________________________________</w:t>
+      </w:r>
+    </w:p>
+    <w:p>
+      <w:r>
+        <w:t>________________________________________________________________</w:t>
+      </w:r>
+    </w:p>
+    <w:p>
+      <w:r>
+        <w:t>________________________________________________________________</w:t>
+      </w:r>
+    </w:p>
+    <w:p>
+      <w:r>
+        <w:t>________________________________________________________________</w:t>
+      </w:r>
+    </w:p>
+    <w:p>
+      <w:r>
+        <w:t>________________________________________________________________</w:t>
+      </w:r>
+    </w:p>
     <w:sectPr>
       <w:pgSz w:w="12240" w:h="15840"/>
       <w:pgMar w:top="936" w:right="1008" w:bottom="936" w:left="1008" w:header="720" w:footer="720" w:gutter="0"/>

--- a/downloads/workbook/ai-5-week-21.docx
+++ b/downloads/workbook/ai-5-week-21.docx
@@ -1164,6 +1164,248 @@
         <w:t>________________________________________________________________</w:t>
       </w:r>
     </w:p>
+    <w:p>
+      <w:pPr>
+        <w:pStyle w:val="Heading1"/>
+      </w:pPr>
+      <w:r>
+        <w:t>14. Supported practice and learning evidence</w:t>
+      </w:r>
+    </w:p>
+    <w:p>
+      <w:r>
+        <w:t>Use this supported practice once, in the browser or on paper. Keep the reserved independent assessment for a separate first attempt before teacher feedback.</w:t>
+      </w:r>
+    </w:p>
+    <w:p>
+      <w:r>
+        <w:t>Draw the exact patch-by-patch arithmetic of a local image operation.</w:t>
+      </w:r>
+    </w:p>
+    <w:p>
+      <w:pPr>
+        <w:pStyle w:val="Heading3"/>
+      </w:pPr>
+      <w:r>
+        <w:t>Practice 1: explain the deciding evidence</w:t>
+      </w:r>
+    </w:p>
+    <w:p>
+      <w:r>
+        <w:t>Which labelled step matches this detail? Output shape1×2 and map [[-4,-4]]; the same kernel is reused at each position.</w:t>
+      </w:r>
+    </w:p>
+    <w:p>
+      <w:r>
+        <w:t>1. Feature map</w:t>
+      </w:r>
+    </w:p>
+    <w:p>
+      <w:r>
+        <w:t>2. First patch</w:t>
+      </w:r>
+    </w:p>
+    <w:p>
+      <w:r>
+        <w:t>3. Second patch</w:t>
+      </w:r>
+    </w:p>
+    <w:p>
+      <w:pPr>
+        <w:pStyle w:val="Heading3"/>
+      </w:pPr>
+      <w:r>
+        <w:t>My selected conclusion, deciding fact and explanation</w:t>
+      </w:r>
+    </w:p>
+    <w:p>
+      <w:r>
+        <w:t>________________________________________________________________</w:t>
+      </w:r>
+    </w:p>
+    <w:p>
+      <w:r>
+        <w:t>________________________________________________________________</w:t>
+      </w:r>
+    </w:p>
+    <w:p>
+      <w:r>
+        <w:t>________________________________________________________________</w:t>
+      </w:r>
+    </w:p>
+    <w:p>
+      <w:r>
+        <w:t>________________________________________________________________</w:t>
+      </w:r>
+    </w:p>
+    <w:p>
+      <w:r>
+        <w:t>________________________________________________________________</w:t>
+      </w:r>
+    </w:p>
+    <w:p>
+      <w:r>
+        <w:t>Hint if needed: Read the steps in the pictorial case. Match the supplied detail to the stage that performs or records it.</w:t>
+      </w:r>
+    </w:p>
+    <w:p>
+      <w:r>
+        <w:t>After your attempt, compare with the supported explanation: Feature map Output shape1×2 and map [[-4,-4]]; the same kernel is reused at each position. A local kernel combines the values in one small image window with a fixed set of weights. Slide that same kernel to the next valid window and repeat the products. Sharing weights lets the operation look for the same local pattern at different positions. This example declares an unflipped kernel; adding bias changes each window result without changing which pixels were used.</w:t>
+      </w:r>
+    </w:p>
+    <w:p>
+      <w:pPr>
+        <w:pStyle w:val="Heading3"/>
+      </w:pPr>
+      <w:r>
+        <w:t>Practice 2: explain the deciding evidence</w:t>
+      </w:r>
+    </w:p>
+    <w:p>
+      <w:r>
+        <w:t>Changed-case practice: Add shared bias2 after each patch sum. Which conclusion is supported by the supplied facts?</w:t>
+      </w:r>
+    </w:p>
+    <w:p>
+      <w:r>
+        <w:t>1. We can decide the result without examining the changed input or the procedure.</w:t>
+      </w:r>
+    </w:p>
+    <w:p>
+      <w:r>
+        <w:t>2. Feature map becomes [[-2,-2]].</w:t>
+      </w:r>
+    </w:p>
+    <w:p>
+      <w:r>
+        <w:t>3. This one example guarantees correct results for every future input.</w:t>
+      </w:r>
+    </w:p>
+    <w:p>
+      <w:pPr>
+        <w:pStyle w:val="Heading3"/>
+      </w:pPr>
+      <w:r>
+        <w:t>My selected conclusion, deciding fact and explanation</w:t>
+      </w:r>
+    </w:p>
+    <w:p>
+      <w:r>
+        <w:t>________________________________________________________________</w:t>
+      </w:r>
+    </w:p>
+    <w:p>
+      <w:r>
+        <w:t>________________________________________________________________</w:t>
+      </w:r>
+    </w:p>
+    <w:p>
+      <w:r>
+        <w:t>________________________________________________________________</w:t>
+      </w:r>
+    </w:p>
+    <w:p>
+      <w:r>
+        <w:t>________________________________________________________________</w:t>
+      </w:r>
+    </w:p>
+    <w:p>
+      <w:r>
+        <w:t>________________________________________________________________</w:t>
+      </w:r>
+    </w:p>
+    <w:p>
+      <w:r>
+        <w:t>Hint if needed: Use the changed condition and the deciding step in the pictorial trace. The answer must say what follows from those facts.</w:t>
+      </w:r>
+    </w:p>
+    <w:p>
+      <w:r>
+        <w:t>After your attempt, compare with the supported explanation: Feature map becomes [[-2,-2]]. Bias adds2 to each output; it does not change patch products or output shape.</w:t>
+      </w:r>
+    </w:p>
+    <w:p>
+      <w:pPr>
+        <w:pStyle w:val="Heading3"/>
+      </w:pPr>
+      <w:r>
+        <w:t>Repair a missing building block</w:t>
+      </w:r>
+    </w:p>
+    <w:p>
+      <w:r>
+        <w:t>Review Image tensors and channels (ai-5/20). Goal: Read a pixel using declared row column and channel axes. Short practice: Where is the bottom green pixel in the first batched image? Point to the relevant step in the picture, then write the changed result and the rule or evidence that supports it.. Return to this week and explain what you changed.</w:t>
+      </w:r>
+    </w:p>
+    <w:p>
+      <w:r>
+        <w:t>Review Debugging shapes and gradients (ai-5/18). Goal: Check dimension contracts before computing a layer. Short practice: What should a debugging record pair with every gradient value? Point to the relevant step in the picture, then write the changed result and the rule or evidence that supports it.. Return to this week and explain what you changed.</w:t>
+      </w:r>
+    </w:p>
+    <w:p>
+      <w:r>
+        <w:t>Review Training and validation curves (ai-5/15). Goal: Compute comparable training and validation losses at saved checkpoints. Short practice: Can the original epoch 3 training loss 1 justify claiming best generalisation? Point to the relevant step in the picture, then write the changed result and the rule or evidence that supports it.. Return to this week and explain what you changed.</w:t>
+      </w:r>
+    </w:p>
+    <w:p>
+      <w:pPr>
+        <w:pStyle w:val="Heading3"/>
+      </w:pPr>
+      <w:r>
+        <w:t>Predict, run and debug</w:t>
+      </w:r>
+    </w:p>
+    <w:p>
+      <w:r>
+        <w:t>The browser lab lets you edit the supported Python examples already included in this lesson. Predict first, run, inspect the actual output or error, change one input, then run again. Keep code, predictions, actual results and a reasoned revision together. On paper, label your result as a trace rather than an execution.</w:t>
+      </w:r>
+    </w:p>
+    <w:p>
+      <w:pPr>
+        <w:pStyle w:val="Heading3"/>
+      </w:pPr>
+      <w:r>
+        <w:t>Keep your completed work</w:t>
+      </w:r>
+    </w:p>
+    <w:p>
+      <w:r>
+        <w:t>Use Download completed work in the hosted lesson to export your answers, reflections, practice feedback and code-run evidence. Open the HTML copy to read or print it. Drafts stay in this browser when storage is available; clear drafts on a shared device.</w:t>
+      </w:r>
+    </w:p>
+    <w:p>
+      <w:pPr>
+        <w:pStyle w:val="Heading3"/>
+      </w:pPr>
+      <w:r>
+        <w:t>What I repaired, the evidence I kept and the next test</w:t>
+      </w:r>
+    </w:p>
+    <w:p>
+      <w:r>
+        <w:t>________________________________________________________________</w:t>
+      </w:r>
+    </w:p>
+    <w:p>
+      <w:r>
+        <w:t>________________________________________________________________</w:t>
+      </w:r>
+    </w:p>
+    <w:p>
+      <w:r>
+        <w:t>________________________________________________________________</w:t>
+      </w:r>
+    </w:p>
+    <w:p>
+      <w:r>
+        <w:t>________________________________________________________________</w:t>
+      </w:r>
+    </w:p>
+    <w:p>
+      <w:r>
+        <w:t>________________________________________________________________</w:t>
+      </w:r>
+    </w:p>
     <w:sectPr>
       <w:pgSz w:w="12240" w:h="15840"/>
       <w:pgMar w:top="936" w:right="1008" w:bottom="936" w:left="1008" w:header="720" w:footer="720" w:gutter="0"/>

--- a/downloads/workbook/ai-5-week-21.docx
+++ b/downloads/workbook/ai-5-week-21.docx
@@ -30,33 +30,45 @@
     </w:p>
     <w:p>
       <w:r>
-        <w:t>Try the recall before opening notes. Then use a different colour or a labelled second line to correct your explanation.</w:t>
+        <w:t>Record your starting explanation for Convolution as a local operation before opening notes. Show any later correction separately.</w:t>
       </w:r>
     </w:p>
     <w:p>
       <w:pPr>
-        <w:pStyle w:val="Heading3"/>
-      </w:pPr>
-      <w:r>
-        <w:t>Image tensors and channels</w:t>
+        <w:spacing w:line="336" w:lineRule="auto" w:after="180"/>
+      </w:pPr>
+      <w:r>
+        <w:rPr>
+          <w:b w:val="0"/>
+        </w:rPr>
+        <w:t>Try the recall before opening notes. Then use a different colour or a labelled second line to correct your explanation.</w:t>
       </w:r>
     </w:p>
     <w:p>
-      <w:r>
-        <w:t>Without opening the old lesson, explain one key idea from Image tensors and channels. Give an example and a mistake that the idea helps you avoid.</w:t>
+      <w:pPr>
+        <w:pStyle w:val="Heading3"/>
+      </w:pPr>
+      <w:r>
+        <w:t>Image tensors and channels</w:t>
       </w:r>
     </w:p>
     <w:p>
       <w:pPr>
-        <w:pStyle w:val="Heading3"/>
-      </w:pPr>
-      <w:r>
-        <w:t>My remembered idea, example and correction</w:t>
+        <w:spacing w:line="336" w:lineRule="auto" w:after="180"/>
+      </w:pPr>
+      <w:r>
+        <w:rPr>
+          <w:b w:val="0"/>
+        </w:rPr>
+        <w:t>Without opening the old lesson, explain one key idea from Image tensors and channels. Give an example and a mistake that the idea helps you avoid.</w:t>
       </w:r>
     </w:p>
     <w:p>
-      <w:r>
-        <w:t>________________________________________________________________</w:t>
+      <w:pPr>
+        <w:pStyle w:val="Heading3"/>
+      </w:pPr>
+      <w:r>
+        <w:t>My remembered idea, example and correction</w:t>
       </w:r>
     </w:p>
     <w:p>
@@ -70,29 +82,35 @@
       </w:r>
     </w:p>
     <w:p>
-      <w:pPr>
-        <w:pStyle w:val="Heading3"/>
-      </w:pPr>
-      <w:r>
-        <w:t>Debugging shapes and gradients</w:t>
+      <w:r>
+        <w:t>________________________________________________________________</w:t>
       </w:r>
     </w:p>
     <w:p>
-      <w:r>
-        <w:t>Without opening the old lesson, explain one key idea from Debugging shapes and gradients. Give an example and a mistake that the idea helps you avoid.</w:t>
+      <w:pPr>
+        <w:pStyle w:val="Heading3"/>
+      </w:pPr>
+      <w:r>
+        <w:t>Debugging shapes and gradients</w:t>
       </w:r>
     </w:p>
     <w:p>
       <w:pPr>
-        <w:pStyle w:val="Heading3"/>
-      </w:pPr>
-      <w:r>
-        <w:t>My remembered idea, example and correction</w:t>
+        <w:spacing w:line="336" w:lineRule="auto" w:after="180"/>
+      </w:pPr>
+      <w:r>
+        <w:rPr>
+          <w:b w:val="0"/>
+        </w:rPr>
+        <w:t>Without opening the old lesson, explain one key idea from Debugging shapes and gradients. Give an example and a mistake that the idea helps you avoid.</w:t>
       </w:r>
     </w:p>
     <w:p>
-      <w:r>
-        <w:t>________________________________________________________________</w:t>
+      <w:pPr>
+        <w:pStyle w:val="Heading3"/>
+      </w:pPr>
+      <w:r>
+        <w:t>My remembered idea, example and correction</w:t>
       </w:r>
     </w:p>
     <w:p>
@@ -106,29 +124,47 @@
       </w:r>
     </w:p>
     <w:p>
-      <w:pPr>
-        <w:pStyle w:val="Heading3"/>
-      </w:pPr>
-      <w:r>
-        <w:t>Training and validation curves</w:t>
+      <w:r>
+        <w:t>________________________________________________________________</w:t>
       </w:r>
     </w:p>
     <w:p>
-      <w:r>
-        <w:t>Without opening the old lesson, explain one key idea from Training and validation curves. Give an example and a mistake that the idea helps you avoid.</w:t>
+      <w:pPr>
+        <w:pStyle w:val="Heading3"/>
+      </w:pPr>
+      <w:r>
+        <w:t>Training and validation curves</w:t>
       </w:r>
     </w:p>
     <w:p>
       <w:pPr>
-        <w:pStyle w:val="Heading3"/>
-      </w:pPr>
-      <w:r>
-        <w:t>My remembered idea, example and correction</w:t>
+        <w:spacing w:line="336" w:lineRule="auto" w:after="180"/>
+      </w:pPr>
+      <w:r>
+        <w:rPr>
+          <w:b w:val="0"/>
+        </w:rPr>
+        <w:t xml:space="preserve">Without opening the old lesson, explain one key idea from </w:t>
+      </w:r>
+      <w:r>
+        <w:rPr>
+          <w:b/>
+        </w:rPr>
+        <w:t>Training</w:t>
+      </w:r>
+      <w:r>
+        <w:rPr>
+          <w:b w:val="0"/>
+        </w:rPr>
+        <w:t xml:space="preserve"> and validation curves. Give an example and a mistake that the idea helps you avoid.</w:t>
       </w:r>
     </w:p>
     <w:p>
-      <w:r>
-        <w:t>________________________________________________________________</w:t>
+      <w:pPr>
+        <w:pStyle w:val="Heading3"/>
+      </w:pPr>
+      <w:r>
+        <w:t>My remembered idea, example and correction</w:t>
       </w:r>
     </w:p>
     <w:p>
@@ -142,15 +178,31 @@
       </w:r>
     </w:p>
     <w:p>
-      <w:pPr>
-        <w:pStyle w:val="Heading1"/>
-      </w:pPr>
-      <w:r>
-        <w:t>02. Practise with fading help</w:t>
+      <w:r>
+        <w:t>________________________________________________________________</w:t>
       </w:r>
     </w:p>
     <w:p>
-      <w:r>
+      <w:pPr>
+        <w:pStyle w:val="Heading1"/>
+      </w:pPr>
+      <w:r>
+        <w:t>02. Practise with fading help</w:t>
+      </w:r>
+    </w:p>
+    <w:p>
+      <w:r>
+        <w:t>Complete the supported Convolution as a local operation trace and record the first step you can explain without help.</w:t>
+      </w:r>
+    </w:p>
+    <w:p>
+      <w:pPr>
+        <w:spacing w:line="336" w:lineRule="auto" w:after="180"/>
+      </w:pPr>
+      <w:r>
+        <w:rPr>
+          <w:b w:val="0"/>
+        </w:rPr>
         <w:t>Use W2: Separate parameters and operations for Convolution as a local operation. Record the answer once; the lesson and workbook refer to the same attempt.</w:t>
       </w:r>
     </w:p>
@@ -279,25 +331,37 @@
     </w:p>
     <w:p>
       <w:r>
-        <w:t>Use the worked case for Convolution as a local operation. Proposed explanation: “Each window has its own set of learned weights”. Decide whether this explanation is supported. Point to the step or supplied fact that decides; explain your repair if needed.</w:t>
+        <w:t>Check the proposed Convolution as a local operation explanation against the supplied facts before discussing it.</w:t>
       </w:r>
     </w:p>
     <w:p>
       <w:pPr>
-        <w:pStyle w:val="Heading3"/>
-      </w:pPr>
-      <w:r>
-        <w:t>My explanation before partner discussion</w:t>
+        <w:spacing w:line="336" w:lineRule="auto" w:after="180"/>
+      </w:pPr>
+      <w:r>
+        <w:rPr>
+          <w:b w:val="0"/>
+        </w:rPr>
+        <w:t>Use the worked case for Convolution as a local operation. Proposed explanation: “Each window has its own set of learned weights”. Decide whether this explanation is supported.</w:t>
       </w:r>
     </w:p>
     <w:p>
-      <w:r>
-        <w:t>________________________________________________________________</w:t>
+      <w:pPr>
+        <w:spacing w:line="336" w:lineRule="auto" w:after="180"/>
+      </w:pPr>
+      <w:r>
+        <w:rPr>
+          <w:b w:val="0"/>
+        </w:rPr>
+        <w:t>Point to the step or supplied fact that decides; explain your repair if needed.</w:t>
       </w:r>
     </w:p>
     <w:p>
-      <w:r>
-        <w:t>________________________________________________________________</w:t>
+      <w:pPr>
+        <w:pStyle w:val="Heading3"/>
+      </w:pPr>
+      <w:r>
+        <w:t>My explanation before partner discussion</w:t>
       </w:r>
     </w:p>
     <w:p>
@@ -311,47 +375,113 @@
       </w:r>
     </w:p>
     <w:p>
-      <w:pPr>
-        <w:pStyle w:val="Heading1"/>
-      </w:pPr>
-      <w:r>
-        <w:t>04. Independent transfer case</w:t>
+      <w:r>
+        <w:t>________________________________________________________________</w:t>
       </w:r>
     </w:p>
     <w:p>
-      <w:pPr>
-        <w:pStyle w:val="Heading3"/>
-      </w:pPr>
-      <w:r>
-        <w:t>Independent case: Filter a new image independently</w:t>
+      <w:r>
+        <w:t>________________________________________________________________</w:t>
       </w:r>
     </w:p>
     <w:p>
-      <w:r>
-        <w:t>Use image rows [2, 1, 0], [1, 3, 2] and kernel rows [0, 1], [-1, 2]. Use no padding, stride 1 and bias 0. Give the output shape, both four-product sums and the feature map. Then add a shared bias of -5 and apply ReLU.</w:t>
+      <w:pPr>
+        <w:pStyle w:val="Heading1"/>
+      </w:pPr>
+      <w:r>
+        <w:t>04. Independent transfer case</w:t>
       </w:r>
     </w:p>
     <w:p>
-      <w:pPr>
-        <w:pStyle w:val="Heading3"/>
-      </w:pPr>
-      <w:r>
-        <w:t>My independent explanation, trace and limits</w:t>
+      <w:r>
+        <w:t>Write one first attempt at the reserved independent case before feedback. Repeated copies of that case refer to the same recorded attempt.</w:t>
       </w:r>
     </w:p>
     <w:p>
-      <w:r>
-        <w:t>________________________________________________________________</w:t>
+      <w:pPr>
+        <w:pStyle w:val="Heading3"/>
+      </w:pPr>
+      <w:r>
+        <w:t>Independent case: Filter a new image independently</w:t>
       </w:r>
     </w:p>
     <w:p>
-      <w:r>
-        <w:t>________________________________________________________________</w:t>
+      <w:pPr>
+        <w:spacing w:line="336" w:lineRule="auto" w:after="180"/>
+      </w:pPr>
+      <w:r>
+        <w:rPr>
+          <w:b w:val="0"/>
+        </w:rPr>
+        <w:t xml:space="preserve">Use image rows [2, 1, 0], [1, 3, 2] and </w:t>
+      </w:r>
+      <w:r>
+        <w:rPr>
+          <w:b/>
+        </w:rPr>
+        <w:t>kernel</w:t>
+      </w:r>
+      <w:r>
+        <w:rPr>
+          <w:b w:val="0"/>
+        </w:rPr>
+        <w:t xml:space="preserve"> rows [0, 1], [-1, 2]. Use no </w:t>
+      </w:r>
+      <w:r>
+        <w:rPr>
+          <w:b/>
+        </w:rPr>
+        <w:t>padding</w:t>
+      </w:r>
+      <w:r>
+        <w:rPr>
+          <w:b w:val="0"/>
+        </w:rPr>
+        <w:t xml:space="preserve">, </w:t>
+      </w:r>
+      <w:r>
+        <w:rPr>
+          <w:b/>
+        </w:rPr>
+        <w:t>stride</w:t>
+      </w:r>
+      <w:r>
+        <w:rPr>
+          <w:b w:val="0"/>
+        </w:rPr>
+        <w:t xml:space="preserve"> 1 and bias 0. Give the </w:t>
+      </w:r>
+      <w:r>
+        <w:rPr>
+          <w:b/>
+        </w:rPr>
+        <w:t>output</w:t>
+      </w:r>
+      <w:r>
+        <w:rPr>
+          <w:b w:val="0"/>
+        </w:rPr>
+        <w:t xml:space="preserve"> shape, both four-product sums and the </w:t>
+      </w:r>
+      <w:r>
+        <w:rPr>
+          <w:b/>
+        </w:rPr>
+        <w:t>feature map</w:t>
+      </w:r>
+      <w:r>
+        <w:rPr>
+          <w:b w:val="0"/>
+        </w:rPr>
+        <w:t>. Then add a shared bias of -5 and apply ReLU.</w:t>
       </w:r>
     </w:p>
     <w:p>
-      <w:r>
-        <w:t>________________________________________________________________</w:t>
+      <w:pPr>
+        <w:pStyle w:val="Heading3"/>
+      </w:pPr>
+      <w:r>
+        <w:t>My independent explanation, trace and limits</w:t>
       </w:r>
     </w:p>
     <w:p>
@@ -376,48 +506,84 @@
     </w:p>
     <w:p>
       <w:r>
-        <w:t>Attempt this case before feedback. Record any help. Earlier examples below are further practice; a case already practised with feedback cannot establish fresh transfer.</w:t>
+        <w:t>________________________________________________________________</w:t>
       </w:r>
     </w:p>
     <w:p>
-      <w:pPr>
-        <w:pStyle w:val="Heading1"/>
-      </w:pPr>
-      <w:r>
-        <w:t>05. W1 Trace a local sum</w:t>
+      <w:r>
+        <w:t>________________________________________________________________</w:t>
       </w:r>
     </w:p>
     <w:p>
       <w:r>
-        <w:t>Use the lesson image and kernel at window start [0, 1]. List the window rows, four products and output before activation.</w:t>
+        <w:t>________________________________________________________________</w:t>
       </w:r>
     </w:p>
     <w:p>
       <w:pPr>
-        <w:pStyle w:val="Heading3"/>
-      </w:pPr>
-      <w:r>
-        <w:t>My reasoning and evidence</w:t>
+        <w:spacing w:line="336" w:lineRule="auto" w:after="180"/>
+      </w:pPr>
+      <w:r>
+        <w:rPr>
+          <w:b w:val="0"/>
+        </w:rPr>
+        <w:t>Attempt this case before feedback. Record any help. Earlier examples below are further practice; a case already practised with feedback cannot establish fresh transfer.</w:t>
       </w:r>
     </w:p>
     <w:p>
-      <w:r>
-        <w:t>________________________________________________________________</w:t>
+      <w:pPr>
+        <w:pStyle w:val="Heading1"/>
+      </w:pPr>
+      <w:r>
+        <w:t>05. W1 Trace a local sum</w:t>
       </w:r>
     </w:p>
     <w:p>
       <w:r>
-        <w:t>________________________________________________________________</w:t>
+        <w:t>Trace a local sum. Apply the supplied Convolution as a local operation facts and keep your reasoning.</w:t>
       </w:r>
     </w:p>
     <w:p>
-      <w:r>
-        <w:t>________________________________________________________________</w:t>
+      <w:pPr>
+        <w:spacing w:line="336" w:lineRule="auto" w:after="180"/>
+      </w:pPr>
+      <w:r>
+        <w:rPr>
+          <w:b w:val="0"/>
+        </w:rPr>
+        <w:t xml:space="preserve">Use the lesson image and </w:t>
+      </w:r>
+      <w:r>
+        <w:rPr>
+          <w:b/>
+        </w:rPr>
+        <w:t>kernel</w:t>
+      </w:r>
+      <w:r>
+        <w:rPr>
+          <w:b w:val="0"/>
+        </w:rPr>
+        <w:t xml:space="preserve"> at window start [0, 1]. List the window rows, four products and </w:t>
+      </w:r>
+      <w:r>
+        <w:rPr>
+          <w:b/>
+        </w:rPr>
+        <w:t>output</w:t>
+      </w:r>
+      <w:r>
+        <w:rPr>
+          <w:b w:val="0"/>
+        </w:rPr>
+        <w:t xml:space="preserve"> before activation.</w:t>
       </w:r>
     </w:p>
     <w:p>
-      <w:r>
-        <w:t>________________________________________________________________</w:t>
+      <w:pPr>
+        <w:pStyle w:val="Heading3"/>
+      </w:pPr>
+      <w:r>
+        <w:t>My reasoning and evidence</w:t>
       </w:r>
     </w:p>
     <w:p>
@@ -431,24 +597,18 @@
       </w:r>
     </w:p>
     <w:p>
-      <w:pPr>
-        <w:pStyle w:val="Heading1"/>
-      </w:pPr>
-      <w:r>
-        <w:t>06. W2 Separate parameters and operations</w:t>
+      <w:r>
+        <w:t>________________________________________________________________</w:t>
       </w:r>
     </w:p>
     <w:p>
       <w:r>
-        <w:t>How many shared kernel weights does the lesson use? How many products are computed over all four valid windows? What changes if one shared bias is added?</w:t>
+        <w:t>________________________________________________________________</w:t>
       </w:r>
     </w:p>
     <w:p>
-      <w:pPr>
-        <w:pStyle w:val="Heading3"/>
-      </w:pPr>
-      <w:r>
-        <w:t>My reasoning and evidence</w:t>
+      <w:r>
+        <w:t>________________________________________________________________</w:t>
       </w:r>
     </w:p>
     <w:p>
@@ -457,23 +617,48 @@
       </w:r>
     </w:p>
     <w:p>
-      <w:r>
-        <w:t>________________________________________________________________</w:t>
+      <w:pPr>
+        <w:pStyle w:val="Heading1"/>
+      </w:pPr>
+      <w:r>
+        <w:t>06. W2 Separate parameters and operations</w:t>
       </w:r>
     </w:p>
     <w:p>
       <w:r>
-        <w:t>________________________________________________________________</w:t>
+        <w:t>Separate parameters and operations. Apply the supplied Convolution as a local operation facts and keep your reasoning.</w:t>
       </w:r>
     </w:p>
     <w:p>
-      <w:r>
-        <w:t>________________________________________________________________</w:t>
+      <w:pPr>
+        <w:spacing w:line="336" w:lineRule="auto" w:after="180"/>
+        <w:shd w:fill="F5F1FB"/>
+      </w:pPr>
+      <w:r>
+        <w:rPr>
+          <w:b w:val="0"/>
+        </w:rPr>
+        <w:t xml:space="preserve">How many shared </w:t>
+      </w:r>
+      <w:r>
+        <w:rPr>
+          <w:b/>
+        </w:rPr>
+        <w:t>kernel</w:t>
+      </w:r>
+      <w:r>
+        <w:rPr>
+          <w:b w:val="0"/>
+        </w:rPr>
+        <w:t xml:space="preserve"> weights does the lesson use? How many products are computed over all four valid windows? What changes if one shared bias is added?</w:t>
       </w:r>
     </w:p>
     <w:p>
-      <w:r>
-        <w:t>________________________________________________________________</w:t>
+      <w:pPr>
+        <w:pStyle w:val="Heading3"/>
+      </w:pPr>
+      <w:r>
+        <w:t>My reasoning and evidence</w:t>
       </w:r>
     </w:p>
     <w:p>
@@ -482,24 +667,18 @@
       </w:r>
     </w:p>
     <w:p>
-      <w:pPr>
-        <w:pStyle w:val="Heading1"/>
-      </w:pPr>
-      <w:r>
-        <w:t>07. W3 Check stride and padding</w:t>
+      <w:r>
+        <w:t>________________________________________________________________</w:t>
       </w:r>
     </w:p>
     <w:p>
       <w:r>
-        <w:t>For the lesson image and kernel, give the output shape with no padding and stride 2. Then give the shape with one zero border on each side and stride 1, and calculate that padded map’s top-left output.</w:t>
+        <w:t>________________________________________________________________</w:t>
       </w:r>
     </w:p>
     <w:p>
-      <w:pPr>
-        <w:pStyle w:val="Heading3"/>
-      </w:pPr>
-      <w:r>
-        <w:t>My reasoning and evidence</w:t>
+      <w:r>
+        <w:t>________________________________________________________________</w:t>
       </w:r>
     </w:p>
     <w:p>
@@ -513,44 +692,122 @@
       </w:r>
     </w:p>
     <w:p>
-      <w:r>
-        <w:t>________________________________________________________________</w:t>
+      <w:pPr>
+        <w:pStyle w:val="Heading1"/>
+      </w:pPr>
+      <w:r>
+        <w:t>07. W3 Check stride and padding</w:t>
       </w:r>
     </w:p>
     <w:p>
       <w:r>
-        <w:t>________________________________________________________________</w:t>
+        <w:t>Check stride and padding. Apply the supplied Convolution as a local operation facts and keep your reasoning.</w:t>
       </w:r>
     </w:p>
     <w:p>
-      <w:r>
-        <w:t>________________________________________________________________</w:t>
+      <w:pPr>
+        <w:spacing w:line="336" w:lineRule="auto" w:after="180"/>
+      </w:pPr>
+      <w:r>
+        <w:rPr>
+          <w:b w:val="0"/>
+        </w:rPr>
+        <w:t xml:space="preserve">For the lesson image and </w:t>
+      </w:r>
+      <w:r>
+        <w:rPr>
+          <w:b/>
+        </w:rPr>
+        <w:t>kernel</w:t>
+      </w:r>
+      <w:r>
+        <w:rPr>
+          <w:b w:val="0"/>
+        </w:rPr>
+        <w:t xml:space="preserve">, give the </w:t>
+      </w:r>
+      <w:r>
+        <w:rPr>
+          <w:b/>
+        </w:rPr>
+        <w:t>output</w:t>
+      </w:r>
+      <w:r>
+        <w:rPr>
+          <w:b w:val="0"/>
+        </w:rPr>
+        <w:t xml:space="preserve"> shape with no </w:t>
+      </w:r>
+      <w:r>
+        <w:rPr>
+          <w:b/>
+        </w:rPr>
+        <w:t>padding</w:t>
+      </w:r>
+      <w:r>
+        <w:rPr>
+          <w:b w:val="0"/>
+        </w:rPr>
+        <w:t xml:space="preserve"> and </w:t>
+      </w:r>
+      <w:r>
+        <w:rPr>
+          <w:b/>
+        </w:rPr>
+        <w:t>stride</w:t>
+      </w:r>
+      <w:r>
+        <w:rPr>
+          <w:b w:val="0"/>
+        </w:rPr>
+        <w:t xml:space="preserve"> 2. Then give the shape with one zero border on each side and </w:t>
+      </w:r>
+      <w:r>
+        <w:rPr>
+          <w:b/>
+        </w:rPr>
+        <w:t>stride</w:t>
+      </w:r>
+      <w:r>
+        <w:rPr>
+          <w:b w:val="0"/>
+        </w:rPr>
+        <w:t xml:space="preserve"> 1, and calculate that padded map’s top-left </w:t>
+      </w:r>
+      <w:r>
+        <w:rPr>
+          <w:b/>
+        </w:rPr>
+        <w:t>output</w:t>
+      </w:r>
+      <w:r>
+        <w:rPr>
+          <w:b w:val="0"/>
+        </w:rPr>
+        <w:t>.</w:t>
       </w:r>
     </w:p>
     <w:p>
-      <w:r>
-        <w:t>________________________________________________________________</w:t>
+      <w:pPr>
+        <w:pStyle w:val="Heading3"/>
+      </w:pPr>
+      <w:r>
+        <w:t>My reasoning and evidence</w:t>
       </w:r>
     </w:p>
     <w:p>
-      <w:pPr>
-        <w:pStyle w:val="Heading1"/>
-      </w:pPr>
-      <w:r>
-        <w:t>08. W4 Filter a new image independently</w:t>
+      <w:r>
+        <w:t>________________________________________________________________</w:t>
       </w:r>
     </w:p>
     <w:p>
       <w:r>
-        <w:t>Use image rows [2, 1, 0], [1, 3, 2] and kernel rows [0, 1], [-1, 2]. Use no padding, stride 1 and bias 0. Give the output shape, both four-product sums and the feature map. Then add a shared bias of -5 and apply ReLU.</w:t>
+        <w:t>________________________________________________________________</w:t>
       </w:r>
     </w:p>
     <w:p>
-      <w:pPr>
-        <w:pStyle w:val="Heading3"/>
-      </w:pPr>
-      <w:r>
-        <w:t>My reasoning and evidence</w:t>
+      <w:r>
+        <w:t>________________________________________________________________</w:t>
       </w:r>
     </w:p>
     <w:p>
@@ -569,23 +826,95 @@
       </w:r>
     </w:p>
     <w:p>
-      <w:r>
-        <w:t>________________________________________________________________</w:t>
+      <w:pPr>
+        <w:pStyle w:val="Heading1"/>
+      </w:pPr>
+      <w:r>
+        <w:t>08. W4 Filter a new image independently</w:t>
       </w:r>
     </w:p>
     <w:p>
       <w:r>
-        <w:t>________________________________________________________________</w:t>
+        <w:t>Attempt before feedback. If this repeats the selected independent case, reuse that first attempt; otherwise keep a separate record. Filter a new image independently. Apply the supplied Convolution as a local operation facts and keep your reasoning.</w:t>
       </w:r>
     </w:p>
     <w:p>
-      <w:r>
-        <w:t>________________________________________________________________</w:t>
+      <w:pPr>
+        <w:spacing w:line="336" w:lineRule="auto" w:after="180"/>
+      </w:pPr>
+      <w:r>
+        <w:rPr>
+          <w:b w:val="0"/>
+        </w:rPr>
+        <w:t xml:space="preserve">Use image rows [2, 1, 0], [1, 3, 2] and </w:t>
+      </w:r>
+      <w:r>
+        <w:rPr>
+          <w:b/>
+        </w:rPr>
+        <w:t>kernel</w:t>
+      </w:r>
+      <w:r>
+        <w:rPr>
+          <w:b w:val="0"/>
+        </w:rPr>
+        <w:t xml:space="preserve"> rows [0, 1], [-1, 2]. Use no </w:t>
+      </w:r>
+      <w:r>
+        <w:rPr>
+          <w:b/>
+        </w:rPr>
+        <w:t>padding</w:t>
+      </w:r>
+      <w:r>
+        <w:rPr>
+          <w:b w:val="0"/>
+        </w:rPr>
+        <w:t xml:space="preserve">, </w:t>
+      </w:r>
+      <w:r>
+        <w:rPr>
+          <w:b/>
+        </w:rPr>
+        <w:t>stride</w:t>
+      </w:r>
+      <w:r>
+        <w:rPr>
+          <w:b w:val="0"/>
+        </w:rPr>
+        <w:t xml:space="preserve"> 1 and bias 0. Give the </w:t>
+      </w:r>
+      <w:r>
+        <w:rPr>
+          <w:b/>
+        </w:rPr>
+        <w:t>output</w:t>
+      </w:r>
+      <w:r>
+        <w:rPr>
+          <w:b w:val="0"/>
+        </w:rPr>
+        <w:t xml:space="preserve"> shape, both four-product sums and the </w:t>
+      </w:r>
+      <w:r>
+        <w:rPr>
+          <w:b/>
+        </w:rPr>
+        <w:t>feature map</w:t>
+      </w:r>
+      <w:r>
+        <w:rPr>
+          <w:b w:val="0"/>
+        </w:rPr>
+        <w:t>. Then add a shared bias of -5 and apply ReLU.</w:t>
       </w:r>
     </w:p>
     <w:p>
-      <w:r>
-        <w:t>________________________________________________________________</w:t>
+      <w:pPr>
+        <w:pStyle w:val="Heading3"/>
+      </w:pPr>
+      <w:r>
+        <w:t>My reasoning and evidence</w:t>
       </w:r>
     </w:p>
     <w:p>
@@ -594,24 +923,18 @@
       </w:r>
     </w:p>
     <w:p>
-      <w:pPr>
-        <w:pStyle w:val="Heading1"/>
-      </w:pPr>
-      <w:r>
-        <w:t>09. W5 Test a convention error</w:t>
+      <w:r>
+        <w:t>________________________________________________________________</w:t>
       </w:r>
     </w:p>
     <w:p>
       <w:r>
-        <w:t>A program reverses both axes of the lesson kernel to [[1, 0], [-1, 1]]. Compute the top-left output. Does it agree with our declared convention? Explain what the test checks.</w:t>
+        <w:t>________________________________________________________________</w:t>
       </w:r>
     </w:p>
     <w:p>
-      <w:pPr>
-        <w:pStyle w:val="Heading3"/>
-      </w:pPr>
-      <w:r>
-        <w:t>My reasoning and evidence</w:t>
+      <w:r>
+        <w:t>________________________________________________________________</w:t>
       </w:r>
     </w:p>
     <w:p>
@@ -635,34 +958,64 @@
       </w:r>
     </w:p>
     <w:p>
-      <w:r>
-        <w:t>________________________________________________________________</w:t>
+      <w:pPr>
+        <w:pStyle w:val="Heading1"/>
+      </w:pPr>
+      <w:r>
+        <w:t>09. W5 Test a convention error</w:t>
       </w:r>
     </w:p>
     <w:p>
       <w:r>
-        <w:t>________________________________________________________________</w:t>
+        <w:t>Test a convention error. Apply the supplied Convolution as a local operation facts and keep your reasoning.</w:t>
       </w:r>
     </w:p>
     <w:p>
       <w:pPr>
-        <w:pStyle w:val="Heading1"/>
-      </w:pPr>
-      <w:r>
-        <w:t>10. Project checkpoint and reflection</w:t>
+        <w:spacing w:line="336" w:lineRule="auto" w:after="180"/>
+      </w:pPr>
+      <w:r>
+        <w:rPr>
+          <w:b w:val="0"/>
+        </w:rPr>
+        <w:t xml:space="preserve">A program reverses both axes of the lesson </w:t>
+      </w:r>
+      <w:r>
+        <w:rPr>
+          <w:b/>
+        </w:rPr>
+        <w:t>kernel</w:t>
+      </w:r>
+      <w:r>
+        <w:rPr>
+          <w:b w:val="0"/>
+        </w:rPr>
+        <w:t xml:space="preserve"> to [[1, 0], [-1, 1]]. Compute the top-left </w:t>
+      </w:r>
+      <w:r>
+        <w:rPr>
+          <w:b/>
+        </w:rPr>
+        <w:t>output</w:t>
+      </w:r>
+      <w:r>
+        <w:rPr>
+          <w:b w:val="0"/>
+        </w:rPr>
+        <w:t>. Does it agree with our declared convention? Explain what the test checks.</w:t>
       </w:r>
     </w:p>
     <w:p>
-      <w:r>
-        <w:t>Add a labelled convolution as a local operation evidence sheet to Image-pattern Network Investigation. Show how you can compute a local weighted sum at each valid image position. Use the supplied fictional case and keep its inputs, intermediate steps, calculation or prediction, and limitation. Connect this record to last week’s record; a matching answer without a trace is insufficient.</w:t>
+      <w:pPr>
+        <w:pStyle w:val="Heading3"/>
+      </w:pPr>
+      <w:r>
+        <w:t>My reasoning and evidence</w:t>
       </w:r>
     </w:p>
     <w:p>
-      <w:pPr>
-        <w:pStyle w:val="Heading3"/>
-      </w:pPr>
-      <w:r>
-        <w:t>My project change, supporting evidence and remaining limit</w:t>
+      <w:r>
+        <w:t>________________________________________________________________</w:t>
       </w:r>
     </w:p>
     <w:p>
@@ -691,16 +1044,125 @@
       </w:r>
     </w:p>
     <w:p>
-      <w:r>
-        <w:t>________________________________________________________________</w:t>
+      <w:pPr>
+        <w:pStyle w:val="Heading1"/>
+      </w:pPr>
+      <w:r>
+        <w:t>10. Project checkpoint and reflection</w:t>
       </w:r>
     </w:p>
     <w:p>
+      <w:r>
+        <w:t>Connect Convolution as a local operation to Image-pattern Network Investigation, identify a limit and choose the next useful test.</w:t>
+      </w:r>
+    </w:p>
+    <w:p>
+      <w:pPr>
+        <w:spacing w:line="336" w:lineRule="auto" w:after="180"/>
+      </w:pPr>
+      <w:r>
+        <w:rPr>
+          <w:b w:val="0"/>
+        </w:rPr>
+        <w:t xml:space="preserve">Add a labelled convolution as a local operation </w:t>
+      </w:r>
+      <w:r>
+        <w:rPr>
+          <w:b/>
+        </w:rPr>
+        <w:t>evidence</w:t>
+      </w:r>
+      <w:r>
+        <w:rPr>
+          <w:b w:val="0"/>
+        </w:rPr>
+        <w:t xml:space="preserve"> sheet to Image-pattern Network Investigation. Show how you can compute a local weighted sum at each valid image position.</w:t>
+      </w:r>
+    </w:p>
+    <w:p>
+      <w:pPr>
+        <w:spacing w:line="336" w:lineRule="auto" w:after="180"/>
+      </w:pPr>
+      <w:r>
+        <w:rPr>
+          <w:b w:val="0"/>
+        </w:rPr>
+        <w:t xml:space="preserve">Use the supplied fictional case and keep its </w:t>
+      </w:r>
+      <w:r>
+        <w:rPr>
+          <w:b/>
+        </w:rPr>
+        <w:t>input</w:t>
+      </w:r>
+      <w:r>
+        <w:rPr>
+          <w:b w:val="0"/>
+        </w:rPr>
+        <w:t xml:space="preserve">s, intermediate steps, calculation or </w:t>
+      </w:r>
+      <w:r>
+        <w:rPr>
+          <w:b/>
+        </w:rPr>
+        <w:t>prediction</w:t>
+      </w:r>
+      <w:r>
+        <w:rPr>
+          <w:b w:val="0"/>
+        </w:rPr>
+        <w:t>, and limitation. Connect this record to last week’s record; a matching answer without a trace is insufficient.</w:t>
+      </w:r>
+    </w:p>
+    <w:p>
+      <w:pPr>
+        <w:pStyle w:val="Heading3"/>
+      </w:pPr>
+      <w:r>
+        <w:t>My project change, supporting evidence and remaining limit</w:t>
+      </w:r>
+    </w:p>
+    <w:p>
+      <w:r>
+        <w:t>________________________________________________________________</w:t>
+      </w:r>
+    </w:p>
+    <w:p>
+      <w:r>
+        <w:t>________________________________________________________________</w:t>
+      </w:r>
+    </w:p>
+    <w:p>
+      <w:r>
+        <w:t>________________________________________________________________</w:t>
+      </w:r>
+    </w:p>
+    <w:p>
+      <w:r>
+        <w:t>________________________________________________________________</w:t>
+      </w:r>
+    </w:p>
+    <w:p>
+      <w:r>
+        <w:t>________________________________________________________________</w:t>
+      </w:r>
+    </w:p>
+    <w:p>
+      <w:r>
+        <w:t>________________________________________________________________</w:t>
+      </w:r>
+    </w:p>
+    <w:p>
       <w:pPr>
         <w:pStyle w:val="Heading1"/>
       </w:pPr>
       <w:r>
         <w:t>11. Feedback, return check and learning record</w:t>
+      </w:r>
+    </w:p>
+    <w:p>
+      <w:r>
+        <w:t>Record the first repaired step and a different case to revisit after a delay.</w:t>
       </w:r>
     </w:p>
     <w:tbl>
@@ -840,7 +1302,13 @@
       </w:tr>
     </w:tbl>
     <w:p>
-      <w:r>
+      <w:pPr>
+        <w:spacing w:line="336" w:lineRule="auto" w:after="180"/>
+      </w:pPr>
+      <w:r>
+        <w:rPr>
+          <w:b w:val="0"/>
+        </w:rPr>
         <w:t>Revisit this idea with your teacher after a delay. Familiarity is different from explaining and using it on a changed case.</w:t>
       </w:r>
     </w:p>
@@ -854,17 +1322,100 @@
     </w:p>
     <w:p>
       <w:r>
-        <w:t>Draw the exact patch-by-patch arithmetic of a local image operation.</w:t>
+        <w:t>Draw the exact patch-by-patch arithmetic of a local image operation. Explain the labelled step before checking the changed condition.</w:t>
       </w:r>
     </w:p>
     <w:p>
-      <w:r>
-        <w:t>Image rows [1, 2, 3],[4, 5, 6]; kernel rows [1, 0],[0,-1]. Use unflipped kernel, no padding, stride1, bias0.</w:t>
+      <w:pPr>
+        <w:spacing w:line="336" w:lineRule="auto" w:after="180"/>
+      </w:pPr>
+      <w:r>
+        <w:rPr>
+          <w:b w:val="0"/>
+        </w:rPr>
+        <w:t>Draw the exact patch-by-patch arithmetic of a local image operation.</w:t>
       </w:r>
     </w:p>
     <w:p>
-      <w:r>
-        <w:t>All inputs and outcomes in this worked example are invented classroom data; no real model run is claimed.</w:t>
+      <w:pPr>
+        <w:spacing w:line="336" w:lineRule="auto" w:after="180"/>
+      </w:pPr>
+      <w:r>
+        <w:rPr>
+          <w:b w:val="0"/>
+        </w:rPr>
+        <w:t xml:space="preserve">Image rows [1, 2, 3],[4, 5, 6]; </w:t>
+      </w:r>
+      <w:r>
+        <w:rPr>
+          <w:b/>
+        </w:rPr>
+        <w:t>kernel</w:t>
+      </w:r>
+      <w:r>
+        <w:rPr>
+          <w:b w:val="0"/>
+        </w:rPr>
+        <w:t xml:space="preserve"> rows [1, 0],[0,-1]. Use unflipped </w:t>
+      </w:r>
+      <w:r>
+        <w:rPr>
+          <w:b/>
+        </w:rPr>
+        <w:t>kernel</w:t>
+      </w:r>
+      <w:r>
+        <w:rPr>
+          <w:b w:val="0"/>
+        </w:rPr>
+        <w:t xml:space="preserve">, no </w:t>
+      </w:r>
+      <w:r>
+        <w:rPr>
+          <w:b/>
+        </w:rPr>
+        <w:t>padding</w:t>
+      </w:r>
+      <w:r>
+        <w:rPr>
+          <w:b w:val="0"/>
+        </w:rPr>
+        <w:t xml:space="preserve">, </w:t>
+      </w:r>
+      <w:r>
+        <w:rPr>
+          <w:b/>
+        </w:rPr>
+        <w:t>stride</w:t>
+      </w:r>
+      <w:r>
+        <w:rPr>
+          <w:b w:val="0"/>
+        </w:rPr>
+        <w:t>1, bias0.</w:t>
+      </w:r>
+    </w:p>
+    <w:p>
+      <w:pPr>
+        <w:spacing w:line="336" w:lineRule="auto" w:after="180"/>
+      </w:pPr>
+      <w:r>
+        <w:rPr>
+          <w:b w:val="0"/>
+        </w:rPr>
+        <w:t xml:space="preserve">All </w:t>
+      </w:r>
+      <w:r>
+        <w:rPr>
+          <w:b/>
+        </w:rPr>
+        <w:t>input</w:t>
+      </w:r>
+      <w:r>
+        <w:rPr>
+          <w:b w:val="0"/>
+        </w:rPr>
+        <w:t>s and outcomes in this worked example are invented classroom data; no real model run is claimed.</w:t>
       </w:r>
     </w:p>
     <w:p>
@@ -940,8 +1491,38 @@
       </w:r>
     </w:p>
     <w:p>
-      <w:r>
-        <w:t>Why is flipping the kernel an implementation change here? Point to the relevant step in the picture, then write the changed result and the rule or evidence that supports it.</w:t>
+      <w:pPr>
+        <w:spacing w:line="336" w:lineRule="auto" w:after="180"/>
+      </w:pPr>
+      <w:r>
+        <w:rPr>
+          <w:b w:val="0"/>
+        </w:rPr>
+        <w:t xml:space="preserve">Why is flipping the </w:t>
+      </w:r>
+      <w:r>
+        <w:rPr>
+          <w:b/>
+        </w:rPr>
+        <w:t>kernel</w:t>
+      </w:r>
+      <w:r>
+        <w:rPr>
+          <w:b w:val="0"/>
+        </w:rPr>
+        <w:t xml:space="preserve"> an implementation change here? Point to the relevant step in the picture, then write the changed result and the rule or </w:t>
+      </w:r>
+      <w:r>
+        <w:rPr>
+          <w:b/>
+        </w:rPr>
+        <w:t>evidence</w:t>
+      </w:r>
+      <w:r>
+        <w:rPr>
+          <w:b w:val="0"/>
+        </w:rPr>
+        <w:t xml:space="preserve"> that supports it.</w:t>
       </w:r>
     </w:p>
     <w:p>
@@ -983,36 +1564,138 @@
       </w:r>
     </w:p>
     <w:p>
-      <w:r>
-        <w:t>Support used: alone / hint / worked example. This record is practice evidence.</w:t>
+      <w:pPr>
+        <w:pStyle w:val="Heading3"/>
+      </w:pPr>
+      <w:r>
+        <w:t>Record the help used</w:t>
       </w:r>
     </w:p>
     <w:p>
-      <w:r>
-        <w:t>Project connection: For your Image-pattern Network Investigation, save the input, procedure, observed result and limitation of this check. Label this worked example as practice; use a different, previously unreviewed case when checking independent understanding.</w:t>
+      <w:pPr>
+        <w:spacing w:line="336" w:lineRule="auto" w:after="180"/>
+        <w:shd w:fill="F1F6F8"/>
+      </w:pPr>
+      <w:r>
+        <w:rPr>
+          <w:b w:val="0"/>
+        </w:rPr>
+        <w:t xml:space="preserve">Support used: alone / hint / worked example. This record is practice </w:t>
+      </w:r>
+      <w:r>
+        <w:rPr>
+          <w:b/>
+        </w:rPr>
+        <w:t>evidence</w:t>
+      </w:r>
+      <w:r>
+        <w:rPr>
+          <w:b w:val="0"/>
+        </w:rPr>
+        <w:t>.</w:t>
       </w:r>
     </w:p>
     <w:p>
       <w:pPr>
-        <w:pStyle w:val="Heading1"/>
-      </w:pPr>
-      <w:r>
-        <w:t>13. Project portfolio milestone</w:t>
+        <w:spacing w:line="336" w:lineRule="auto" w:after="180"/>
+      </w:pPr>
+      <w:r>
+        <w:rPr>
+          <w:b w:val="0"/>
+        </w:rPr>
+        <w:t xml:space="preserve">Project connection: For your Image-pattern Network Investigation, save the </w:t>
+      </w:r>
+      <w:r>
+        <w:rPr>
+          <w:b/>
+        </w:rPr>
+        <w:t>input</w:t>
+      </w:r>
+      <w:r>
+        <w:rPr>
+          <w:b w:val="0"/>
+        </w:rPr>
+        <w:t>, procedure, observed result and limitation of this check.</w:t>
       </w:r>
     </w:p>
     <w:p>
-      <w:r>
-        <w:t>Project: Image-pattern Network Investigation</w:t>
+      <w:pPr>
+        <w:spacing w:line="336" w:lineRule="auto" w:after="180"/>
+      </w:pPr>
+      <w:r>
+        <w:rPr>
+          <w:b w:val="0"/>
+        </w:rPr>
+        <w:t>Label this worked example as practice; use a different, previously unreviewed case when checking independent understanding.</w:t>
       </w:r>
     </w:p>
     <w:p>
-      <w:r>
-        <w:t>Current milestone: Evaluate and revise. Compare with your starting method, explain errors and record a justified revision.</w:t>
+      <w:pPr>
+        <w:pStyle w:val="Heading1"/>
+      </w:pPr>
+      <w:r>
+        <w:t>13. Project portfolio milestone</w:t>
       </w:r>
     </w:p>
     <w:p>
       <w:r>
-        <w:t>For your Image-pattern Network Investigation, save the input, procedure, observed result and limitation of this check. Label this worked example as practice; use a different, previously unreviewed case when checking independent understanding.</w:t>
+        <w:t>Keep this week’s input, deciding step, result and limit together in the Image-pattern Network Investigation record.</w:t>
+      </w:r>
+    </w:p>
+    <w:p>
+      <w:pPr>
+        <w:spacing w:line="336" w:lineRule="auto" w:after="180"/>
+      </w:pPr>
+      <w:r>
+        <w:rPr>
+          <w:b w:val="0"/>
+        </w:rPr>
+        <w:t>Project: Image-pattern Network Investigation</w:t>
+      </w:r>
+    </w:p>
+    <w:p>
+      <w:pPr>
+        <w:spacing w:line="336" w:lineRule="auto" w:after="180"/>
+      </w:pPr>
+      <w:r>
+        <w:rPr>
+          <w:b w:val="0"/>
+        </w:rPr>
+        <w:t>Current milestone: Evaluate and revise. Compare with your starting method, explain errors and record a justified revision.</w:t>
+      </w:r>
+    </w:p>
+    <w:p>
+      <w:pPr>
+        <w:spacing w:line="336" w:lineRule="auto" w:after="180"/>
+      </w:pPr>
+      <w:r>
+        <w:rPr>
+          <w:b w:val="0"/>
+        </w:rPr>
+        <w:t xml:space="preserve">For your Image-pattern Network Investigation, save the </w:t>
+      </w:r>
+      <w:r>
+        <w:rPr>
+          <w:b/>
+        </w:rPr>
+        <w:t>input</w:t>
+      </w:r>
+      <w:r>
+        <w:rPr>
+          <w:b w:val="0"/>
+        </w:rPr>
+        <w:t>, procedure, observed result and limitation of this check.</w:t>
+      </w:r>
+    </w:p>
+    <w:p>
+      <w:pPr>
+        <w:spacing w:line="336" w:lineRule="auto" w:after="180"/>
+      </w:pPr>
+      <w:r>
+        <w:rPr>
+          <w:b w:val="0"/>
+        </w:rPr>
+        <w:t>Label this worked example as practice; use a different, previously unreviewed case when checking independent understanding.</w:t>
       </w:r>
     </w:p>
     <w:tbl>
@@ -1174,53 +1857,122 @@
     </w:p>
     <w:p>
       <w:r>
-        <w:t>Use this supported practice once, in the browser or on paper. Keep the reserved independent assessment for a separate first attempt before teacher feedback.</w:t>
+        <w:t>Try the supported questions before comparing with hints and feedback. Record what you repaired and the evidence you retained.</w:t>
       </w:r>
     </w:p>
     <w:p>
-      <w:r>
-        <w:t>Draw the exact patch-by-patch arithmetic of a local image operation.</w:t>
+      <w:pPr>
+        <w:spacing w:line="336" w:lineRule="auto" w:after="180"/>
+      </w:pPr>
+      <w:r>
+        <w:rPr>
+          <w:b w:val="0"/>
+        </w:rPr>
+        <w:t>Use this supported practice once, in the browser or on paper. Keep the reserved independent assessment for a separate first attempt before teacher feedback.</w:t>
       </w:r>
     </w:p>
     <w:p>
       <w:pPr>
-        <w:pStyle w:val="Heading3"/>
-      </w:pPr>
-      <w:r>
-        <w:t>Practice 1: explain the deciding evidence</w:t>
+        <w:spacing w:line="336" w:lineRule="auto" w:after="180"/>
+      </w:pPr>
+      <w:r>
+        <w:rPr>
+          <w:b w:val="0"/>
+        </w:rPr>
+        <w:t>Draw the exact patch-by-patch arithmetic of a local image operation.</w:t>
       </w:r>
     </w:p>
     <w:p>
-      <w:r>
-        <w:t>Which labelled step matches this detail? Output shape1×2 and map [[-4,-4]]; the same kernel is reused at each position.</w:t>
+      <w:pPr>
+        <w:pStyle w:val="Heading3"/>
+      </w:pPr>
+      <w:r>
+        <w:t>Practice 1: explain the deciding evidence</w:t>
       </w:r>
     </w:p>
     <w:p>
-      <w:r>
-        <w:t>1. Feature map</w:t>
+      <w:pPr>
+        <w:spacing w:line="336" w:lineRule="auto" w:after="180"/>
+      </w:pPr>
+      <w:r>
+        <w:rPr>
+          <w:b w:val="0"/>
+        </w:rPr>
+        <w:t xml:space="preserve">Which labelled step matches this detail? </w:t>
+      </w:r>
+      <w:r>
+        <w:rPr>
+          <w:b/>
+        </w:rPr>
+        <w:t>Output</w:t>
+      </w:r>
+      <w:r>
+        <w:rPr>
+          <w:b w:val="0"/>
+        </w:rPr>
+        <w:t xml:space="preserve"> shape1×2 and map [[-4,-4]]; the same </w:t>
+      </w:r>
+      <w:r>
+        <w:rPr>
+          <w:b/>
+        </w:rPr>
+        <w:t>kernel</w:t>
+      </w:r>
+      <w:r>
+        <w:rPr>
+          <w:b w:val="0"/>
+        </w:rPr>
+        <w:t xml:space="preserve"> is reused at each position.</w:t>
       </w:r>
     </w:p>
     <w:p>
-      <w:r>
-        <w:t>2. First patch</w:t>
+      <w:pPr>
+        <w:spacing w:line="336" w:lineRule="auto" w:after="180"/>
+        <w:shd w:fill="F4F9FC"/>
+      </w:pPr>
+      <w:r>
+        <w:rPr>
+          <w:b w:val="0"/>
+        </w:rPr>
+        <w:t xml:space="preserve">1. </w:t>
+      </w:r>
+      <w:r>
+        <w:rPr>
+          <w:b/>
+        </w:rPr>
+        <w:t>Feature map</w:t>
       </w:r>
     </w:p>
     <w:p>
-      <w:r>
-        <w:t>3. Second patch</w:t>
+      <w:pPr>
+        <w:spacing w:line="336" w:lineRule="auto" w:after="180"/>
+        <w:shd w:fill="F4F9FC"/>
+      </w:pPr>
+      <w:r>
+        <w:rPr>
+          <w:b w:val="0"/>
+        </w:rPr>
+        <w:t>2. First patch</w:t>
       </w:r>
     </w:p>
     <w:p>
       <w:pPr>
-        <w:pStyle w:val="Heading3"/>
-      </w:pPr>
-      <w:r>
-        <w:t>My selected conclusion, deciding fact and explanation</w:t>
+        <w:spacing w:line="336" w:lineRule="auto" w:after="180"/>
+        <w:shd w:fill="F4F9FC"/>
+      </w:pPr>
+      <w:r>
+        <w:rPr>
+          <w:b w:val="0"/>
+        </w:rPr>
+        <w:t>3. Second patch</w:t>
       </w:r>
     </w:p>
     <w:p>
-      <w:r>
-        <w:t>________________________________________________________________</w:t>
+      <w:pPr>
+        <w:pStyle w:val="Heading3"/>
+      </w:pPr>
+      <w:r>
+        <w:t>My selected conclusion, deciding fact and explanation</w:t>
       </w:r>
     </w:p>
     <w:p>
@@ -1245,40 +1997,143 @@
     </w:p>
     <w:p>
       <w:r>
-        <w:t>Hint if needed: Read the steps in the pictorial case. Match the supplied detail to the stage that performs or records it.</w:t>
+        <w:t>________________________________________________________________</w:t>
       </w:r>
     </w:p>
     <w:p>
-      <w:r>
-        <w:t>After your attempt, compare with the supported explanation: Feature map Output shape1×2 and map [[-4,-4]]; the same kernel is reused at each position. A local kernel combines the values in one small image window with a fixed set of weights. Slide that same kernel to the next valid window and repeat the products. Sharing weights lets the operation look for the same local pattern at different positions. This example declares an unflipped kernel; adding bias changes each window result without changing which pixels were used.</w:t>
+      <w:pPr>
+        <w:pStyle w:val="Heading3"/>
+      </w:pPr>
+      <w:r>
+        <w:t>Hint · try first</w:t>
       </w:r>
     </w:p>
     <w:p>
       <w:pPr>
-        <w:pStyle w:val="Heading3"/>
-      </w:pPr>
-      <w:r>
-        <w:t>Practice 2: explain the deciding evidence</w:t>
+        <w:spacing w:line="336" w:lineRule="auto" w:after="180"/>
+        <w:shd w:fill="F1F6F8"/>
+      </w:pPr>
+      <w:r>
+        <w:rPr>
+          <w:b w:val="0"/>
+        </w:rPr>
+        <w:t>Hint if needed: Read the steps in the pictorial case. Match the supplied detail to the stage that performs or records it.</w:t>
       </w:r>
     </w:p>
     <w:p>
-      <w:r>
-        <w:t>Changed-case practice: Add shared bias2 after each patch sum. Which conclusion is supported by the supplied facts?</w:t>
+      <w:pPr>
+        <w:pStyle w:val="Heading3"/>
+      </w:pPr>
+      <w:r>
+        <w:t>Feedback · compare after trying</w:t>
       </w:r>
     </w:p>
     <w:p>
-      <w:r>
-        <w:t>1. We can decide the result without examining the changed input or the procedure.</w:t>
+      <w:pPr>
+        <w:spacing w:line="336" w:lineRule="auto" w:after="180"/>
+        <w:shd w:fill="F1F6FC"/>
+      </w:pPr>
+      <w:r>
+        <w:rPr>
+          <w:b w:val="0"/>
+        </w:rPr>
+        <w:t xml:space="preserve">After your attempt, compare with the supported explanation: </w:t>
+      </w:r>
+      <w:r>
+        <w:rPr>
+          <w:b/>
+        </w:rPr>
+        <w:t>Feature map</w:t>
+      </w:r>
+      <w:r>
+        <w:rPr>
+          <w:b w:val="0"/>
+        </w:rPr>
+        <w:t xml:space="preserve"> </w:t>
+      </w:r>
+      <w:r>
+        <w:rPr>
+          <w:b/>
+        </w:rPr>
+        <w:t>Output</w:t>
+      </w:r>
+      <w:r>
+        <w:rPr>
+          <w:b w:val="0"/>
+        </w:rPr>
+        <w:t xml:space="preserve"> shape1×2 and map [[-4,-4]]; the same </w:t>
+      </w:r>
+      <w:r>
+        <w:rPr>
+          <w:b/>
+        </w:rPr>
+        <w:t>kernel</w:t>
+      </w:r>
+      <w:r>
+        <w:rPr>
+          <w:b w:val="0"/>
+        </w:rPr>
+        <w:t xml:space="preserve"> is reused at each position.</w:t>
       </w:r>
     </w:p>
     <w:p>
-      <w:r>
-        <w:t>2. Feature map becomes [[-2,-2]].</w:t>
+      <w:pPr>
+        <w:spacing w:line="336" w:lineRule="auto" w:after="180"/>
+        <w:shd w:fill="F1F6FC"/>
+      </w:pPr>
+      <w:r>
+        <w:rPr>
+          <w:b w:val="0"/>
+        </w:rPr>
+        <w:t xml:space="preserve">A local </w:t>
+      </w:r>
+      <w:r>
+        <w:rPr>
+          <w:b/>
+        </w:rPr>
+        <w:t>kernel</w:t>
+      </w:r>
+      <w:r>
+        <w:rPr>
+          <w:b w:val="0"/>
+        </w:rPr>
+        <w:t xml:space="preserve"> combines the values in one small image window with a fixed set of weights. Slide that same </w:t>
+      </w:r>
+      <w:r>
+        <w:rPr>
+          <w:b/>
+        </w:rPr>
+        <w:t>kernel</w:t>
+      </w:r>
+      <w:r>
+        <w:rPr>
+          <w:b w:val="0"/>
+        </w:rPr>
+        <w:t xml:space="preserve"> to the next valid window and repeat the products.</w:t>
       </w:r>
     </w:p>
     <w:p>
-      <w:r>
-        <w:t>3. This one example guarantees correct results for every future input.</w:t>
+      <w:pPr>
+        <w:spacing w:line="336" w:lineRule="auto" w:after="180"/>
+        <w:shd w:fill="F1F6FC"/>
+      </w:pPr>
+      <w:r>
+        <w:rPr>
+          <w:b w:val="0"/>
+        </w:rPr>
+        <w:t xml:space="preserve">Sharing weights lets the operation look for the same local pattern at different positions. This example declares an unflipped </w:t>
+      </w:r>
+      <w:r>
+        <w:rPr>
+          <w:b/>
+        </w:rPr>
+        <w:t>kernel</w:t>
+      </w:r>
+      <w:r>
+        <w:rPr>
+          <w:b w:val="0"/>
+        </w:rPr>
+        <w:t>; adding bias changes each window result without changing which pixels were used.</w:t>
       </w:r>
     </w:p>
     <w:p>
@@ -1286,65 +2141,132 @@
         <w:pStyle w:val="Heading3"/>
       </w:pPr>
       <w:r>
-        <w:t>My selected conclusion, deciding fact and explanation</w:t>
+        <w:t>Practice 2: explain the deciding evidence</w:t>
       </w:r>
     </w:p>
     <w:p>
-      <w:r>
-        <w:t>________________________________________________________________</w:t>
+      <w:pPr>
+        <w:pStyle w:val="Heading3"/>
+      </w:pPr>
+      <w:r>
+        <w:t>Changed case · predict first</w:t>
       </w:r>
     </w:p>
     <w:p>
-      <w:r>
-        <w:t>________________________________________________________________</w:t>
+      <w:pPr>
+        <w:spacing w:line="336" w:lineRule="auto" w:after="180"/>
+        <w:shd w:fill="F5F1FB"/>
+      </w:pPr>
+      <w:r>
+        <w:rPr>
+          <w:b w:val="0"/>
+        </w:rPr>
+        <w:t>Changed-case practice: Add shared bias2 after each patch sum. Which conclusion is supported by the supplied facts?</w:t>
       </w:r>
     </w:p>
     <w:p>
-      <w:r>
-        <w:t>________________________________________________________________</w:t>
+      <w:pPr>
+        <w:spacing w:line="336" w:lineRule="auto" w:after="180"/>
+        <w:shd w:fill="F4F9FC"/>
+      </w:pPr>
+      <w:r>
+        <w:rPr>
+          <w:b w:val="0"/>
+        </w:rPr>
+        <w:t xml:space="preserve">1. We can decide the result without examining the changed </w:t>
+      </w:r>
+      <w:r>
+        <w:rPr>
+          <w:b/>
+        </w:rPr>
+        <w:t>input</w:t>
+      </w:r>
+      <w:r>
+        <w:rPr>
+          <w:b w:val="0"/>
+        </w:rPr>
+        <w:t xml:space="preserve"> or the procedure.</w:t>
       </w:r>
     </w:p>
     <w:p>
-      <w:r>
-        <w:t>________________________________________________________________</w:t>
+      <w:pPr>
+        <w:spacing w:line="336" w:lineRule="auto" w:after="180"/>
+        <w:shd w:fill="F4F9FC"/>
+      </w:pPr>
+      <w:r>
+        <w:rPr>
+          <w:b w:val="0"/>
+        </w:rPr>
+        <w:t xml:space="preserve">2. </w:t>
+      </w:r>
+      <w:r>
+        <w:rPr>
+          <w:b/>
+        </w:rPr>
+        <w:t>Feature map</w:t>
+      </w:r>
+      <w:r>
+        <w:rPr>
+          <w:b w:val="0"/>
+        </w:rPr>
+        <w:t xml:space="preserve"> becomes [[-2,-2]].</w:t>
       </w:r>
     </w:p>
     <w:p>
-      <w:r>
-        <w:t>________________________________________________________________</w:t>
+      <w:pPr>
+        <w:spacing w:line="336" w:lineRule="auto" w:after="180"/>
+        <w:shd w:fill="F4F9FC"/>
+      </w:pPr>
+      <w:r>
+        <w:rPr>
+          <w:b w:val="0"/>
+        </w:rPr>
+        <w:t xml:space="preserve">3. This one example guarantees correct results for every future </w:t>
+      </w:r>
+      <w:r>
+        <w:rPr>
+          <w:b/>
+        </w:rPr>
+        <w:t>input</w:t>
+      </w:r>
+      <w:r>
+        <w:rPr>
+          <w:b w:val="0"/>
+        </w:rPr>
+        <w:t>.</w:t>
       </w:r>
     </w:p>
     <w:p>
-      <w:r>
-        <w:t>Hint if needed: Use the changed condition and the deciding step in the pictorial trace. The answer must say what follows from those facts.</w:t>
+      <w:pPr>
+        <w:pStyle w:val="Heading3"/>
+      </w:pPr>
+      <w:r>
+        <w:t>My selected conclusion, deciding fact and explanation</w:t>
       </w:r>
     </w:p>
     <w:p>
       <w:r>
-        <w:t>After your attempt, compare with the supported explanation: Feature map becomes [[-2,-2]]. Bias adds2 to each output; it does not change patch products or output shape.</w:t>
+        <w:t>________________________________________________________________</w:t>
       </w:r>
     </w:p>
     <w:p>
-      <w:pPr>
-        <w:pStyle w:val="Heading3"/>
-      </w:pPr>
-      <w:r>
-        <w:t>Repair a missing building block</w:t>
+      <w:r>
+        <w:t>________________________________________________________________</w:t>
       </w:r>
     </w:p>
     <w:p>
       <w:r>
-        <w:t>Review Image tensors and channels (ai-5/20). Goal: Read a pixel using declared row column and channel axes. Short practice: Where is the bottom green pixel in the first batched image? Point to the relevant step in the picture, then write the changed result and the rule or evidence that supports it.. Return to this week and explain what you changed.</w:t>
+        <w:t>________________________________________________________________</w:t>
       </w:r>
     </w:p>
     <w:p>
       <w:r>
-        <w:t>Review Debugging shapes and gradients (ai-5/18). Goal: Check dimension contracts before computing a layer. Short practice: What should a debugging record pair with every gradient value? Point to the relevant step in the picture, then write the changed result and the rule or evidence that supports it.. Return to this week and explain what you changed.</w:t>
+        <w:t>________________________________________________________________</w:t>
       </w:r>
     </w:p>
     <w:p>
       <w:r>
-        <w:t>Review Training and validation curves (ai-5/15). Goal: Compute comparable training and validation losses at saved checkpoints. Short practice: Can the original epoch 3 training loss 1 justify claiming best generalisation? Point to the relevant step in the picture, then write the changed result and the rule or evidence that supports it.. Return to this week and explain what you changed.</w:t>
+        <w:t>________________________________________________________________</w:t>
       </w:r>
     </w:p>
     <w:p>
@@ -1352,12 +2274,19 @@
         <w:pStyle w:val="Heading3"/>
       </w:pPr>
       <w:r>
-        <w:t>Predict, run and debug</w:t>
+        <w:t>Hint · try first</w:t>
       </w:r>
     </w:p>
     <w:p>
-      <w:r>
-        <w:t>The browser lab lets you edit the supported Python examples already included in this lesson. Predict first, run, inspect the actual output or error, change one input, then run again. Keep code, predictions, actual results and a reasoned revision together. On paper, label your result as a trace rather than an execution.</w:t>
+      <w:pPr>
+        <w:spacing w:line="336" w:lineRule="auto" w:after="180"/>
+        <w:shd w:fill="F1F6F8"/>
+      </w:pPr>
+      <w:r>
+        <w:rPr>
+          <w:b w:val="0"/>
+        </w:rPr>
+        <w:t>Hint if needed: Use the changed condition and the deciding step in the pictorial trace. The answer must say what follows from those facts.</w:t>
       </w:r>
     </w:p>
     <w:p>
@@ -1365,12 +2294,55 @@
         <w:pStyle w:val="Heading3"/>
       </w:pPr>
       <w:r>
-        <w:t>Keep your completed work</w:t>
+        <w:t>Feedback · compare after trying</w:t>
       </w:r>
     </w:p>
     <w:p>
-      <w:r>
-        <w:t>Use Download completed work in the hosted lesson to export your answers, reflections, practice feedback and code-run evidence. Open the HTML copy to read or print it. Drafts stay in this browser when storage is available; clear drafts on a shared device.</w:t>
+      <w:pPr>
+        <w:spacing w:line="336" w:lineRule="auto" w:after="180"/>
+        <w:shd w:fill="F1F6FC"/>
+      </w:pPr>
+      <w:r>
+        <w:rPr>
+          <w:b w:val="0"/>
+        </w:rPr>
+        <w:t xml:space="preserve">After your attempt, compare with the supported explanation: </w:t>
+      </w:r>
+      <w:r>
+        <w:rPr>
+          <w:b/>
+        </w:rPr>
+        <w:t>Feature map</w:t>
+      </w:r>
+      <w:r>
+        <w:rPr>
+          <w:b w:val="0"/>
+        </w:rPr>
+        <w:t xml:space="preserve"> becomes [[-2,-2]]. Bias adds2 to each </w:t>
+      </w:r>
+      <w:r>
+        <w:rPr>
+          <w:b/>
+        </w:rPr>
+        <w:t>output</w:t>
+      </w:r>
+      <w:r>
+        <w:rPr>
+          <w:b w:val="0"/>
+        </w:rPr>
+        <w:t xml:space="preserve">; it does not change patch products or </w:t>
+      </w:r>
+      <w:r>
+        <w:rPr>
+          <w:b/>
+        </w:rPr>
+        <w:t>output</w:t>
+      </w:r>
+      <w:r>
+        <w:rPr>
+          <w:b w:val="0"/>
+        </w:rPr>
+        <w:t xml:space="preserve"> shape.</w:t>
       </w:r>
     </w:p>
     <w:p>
@@ -1378,12 +2350,1203 @@
         <w:pStyle w:val="Heading3"/>
       </w:pPr>
       <w:r>
-        <w:t>What I repaired, the evidence I kept and the next test</w:t>
+        <w:t>Repair a missing building block</w:t>
       </w:r>
     </w:p>
     <w:p>
+      <w:pPr>
+        <w:spacing w:line="336" w:lineRule="auto" w:after="180"/>
+      </w:pPr>
+      <w:r>
+        <w:rPr>
+          <w:b w:val="0"/>
+        </w:rPr>
+        <w:t>Review Image tensors and channels (ai-5/20). Goal: Read a pixel using declared row column and channel axes. Short practice: Where is the bottom green pixel in the first batched image?</w:t>
+      </w:r>
+    </w:p>
+    <w:p>
+      <w:pPr>
+        <w:spacing w:line="336" w:lineRule="auto" w:after="180"/>
+      </w:pPr>
+      <w:r>
+        <w:rPr>
+          <w:b w:val="0"/>
+        </w:rPr>
+        <w:t xml:space="preserve">Point to the relevant step in the picture, then write the changed result and the rule or </w:t>
+      </w:r>
+      <w:r>
+        <w:rPr>
+          <w:b/>
+        </w:rPr>
+        <w:t>evidence</w:t>
+      </w:r>
+      <w:r>
+        <w:rPr>
+          <w:b w:val="0"/>
+        </w:rPr>
+        <w:t xml:space="preserve"> that supports it.. Return to this week and explain what you changed.</w:t>
+      </w:r>
+    </w:p>
+    <w:p>
+      <w:pPr>
+        <w:spacing w:line="336" w:lineRule="auto" w:after="180"/>
+      </w:pPr>
+      <w:r>
+        <w:rPr>
+          <w:b w:val="0"/>
+        </w:rPr>
+        <w:t>Review Debugging shapes and gradients (ai-5/18). Goal: Check dimension contracts before computing a layer. Short practice: What should a debugging record pair with every gradient value?</w:t>
+      </w:r>
+    </w:p>
+    <w:p>
+      <w:pPr>
+        <w:spacing w:line="336" w:lineRule="auto" w:after="180"/>
+      </w:pPr>
+      <w:r>
+        <w:rPr>
+          <w:b w:val="0"/>
+        </w:rPr>
+        <w:t xml:space="preserve">Point to the relevant step in the picture, then write the changed result and the rule or </w:t>
+      </w:r>
+      <w:r>
+        <w:rPr>
+          <w:b/>
+        </w:rPr>
+        <w:t>evidence</w:t>
+      </w:r>
+      <w:r>
+        <w:rPr>
+          <w:b w:val="0"/>
+        </w:rPr>
+        <w:t xml:space="preserve"> that supports it.. Return to this week and explain what you changed.</w:t>
+      </w:r>
+    </w:p>
+    <w:p>
+      <w:pPr>
+        <w:spacing w:line="336" w:lineRule="auto" w:after="180"/>
+      </w:pPr>
+      <w:r>
+        <w:rPr>
+          <w:b w:val="0"/>
+        </w:rPr>
+        <w:t xml:space="preserve">Review </w:t>
+      </w:r>
+      <w:r>
+        <w:rPr>
+          <w:b/>
+        </w:rPr>
+        <w:t>Training</w:t>
+      </w:r>
+      <w:r>
+        <w:rPr>
+          <w:b w:val="0"/>
+        </w:rPr>
+        <w:t xml:space="preserve"> and validation curves (ai-5/15). Goal: Compute comparable </w:t>
+      </w:r>
+      <w:r>
+        <w:rPr>
+          <w:b/>
+        </w:rPr>
+        <w:t>training</w:t>
+      </w:r>
+      <w:r>
+        <w:rPr>
+          <w:b w:val="0"/>
+        </w:rPr>
+        <w:t xml:space="preserve"> and validation losses at saved checkpoints. Short practice: Can the original epoch 3 </w:t>
+      </w:r>
+      <w:r>
+        <w:rPr>
+          <w:b/>
+        </w:rPr>
+        <w:t>training</w:t>
+      </w:r>
+      <w:r>
+        <w:rPr>
+          <w:b w:val="0"/>
+        </w:rPr>
+        <w:t xml:space="preserve"> loss 1 justify claiming best generalisation?</w:t>
+      </w:r>
+    </w:p>
+    <w:p>
+      <w:pPr>
+        <w:spacing w:line="336" w:lineRule="auto" w:after="180"/>
+      </w:pPr>
+      <w:r>
+        <w:rPr>
+          <w:b w:val="0"/>
+        </w:rPr>
+        <w:t xml:space="preserve">Point to the relevant step in the picture, then write the changed result and the rule or </w:t>
+      </w:r>
+      <w:r>
+        <w:rPr>
+          <w:b/>
+        </w:rPr>
+        <w:t>evidence</w:t>
+      </w:r>
+      <w:r>
+        <w:rPr>
+          <w:b w:val="0"/>
+        </w:rPr>
+        <w:t xml:space="preserve"> that supports it.. Return to this week and explain what you changed.</w:t>
+      </w:r>
+    </w:p>
+    <w:p>
+      <w:pPr>
+        <w:pStyle w:val="Heading3"/>
+      </w:pPr>
+      <w:r>
+        <w:t>Predict, run and debug</w:t>
+      </w:r>
+    </w:p>
+    <w:p>
+      <w:pPr>
+        <w:spacing w:line="336" w:lineRule="auto" w:after="180"/>
+      </w:pPr>
+      <w:r>
+        <w:rPr>
+          <w:b w:val="0"/>
+        </w:rPr>
+        <w:t xml:space="preserve">The browser lab lets you edit the supported Python examples already included in this lesson. Predict first, run, inspect the actual </w:t>
+      </w:r>
+      <w:r>
+        <w:rPr>
+          <w:b/>
+        </w:rPr>
+        <w:t>output</w:t>
+      </w:r>
+      <w:r>
+        <w:rPr>
+          <w:b w:val="0"/>
+        </w:rPr>
+        <w:t xml:space="preserve"> or error, change one </w:t>
+      </w:r>
+      <w:r>
+        <w:rPr>
+          <w:b/>
+        </w:rPr>
+        <w:t>input</w:t>
+      </w:r>
+      <w:r>
+        <w:rPr>
+          <w:b w:val="0"/>
+        </w:rPr>
+        <w:t>, then run again.</w:t>
+      </w:r>
+    </w:p>
+    <w:p>
+      <w:pPr>
+        <w:spacing w:line="336" w:lineRule="auto" w:after="180"/>
+      </w:pPr>
+      <w:r>
+        <w:rPr>
+          <w:b w:val="0"/>
+        </w:rPr>
+        <w:t xml:space="preserve">Keep code, </w:t>
+      </w:r>
+      <w:r>
+        <w:rPr>
+          <w:b/>
+        </w:rPr>
+        <w:t>prediction</w:t>
+      </w:r>
+      <w:r>
+        <w:rPr>
+          <w:b w:val="0"/>
+        </w:rPr>
+        <w:t>s, actual results and a reasoned revision together. On paper, label your result as a trace rather than an execution.</w:t>
+      </w:r>
+    </w:p>
+    <w:p>
+      <w:pPr>
+        <w:pStyle w:val="Heading3"/>
+      </w:pPr>
+      <w:r>
+        <w:t>Keep your completed work</w:t>
+      </w:r>
+    </w:p>
+    <w:p>
+      <w:pPr>
+        <w:spacing w:line="336" w:lineRule="auto" w:after="180"/>
+      </w:pPr>
+      <w:r>
+        <w:rPr>
+          <w:b w:val="0"/>
+        </w:rPr>
+        <w:t xml:space="preserve">Use Download completed work in the hosted lesson to export your answers, reflections, practice feedback and code-run </w:t>
+      </w:r>
+      <w:r>
+        <w:rPr>
+          <w:b/>
+        </w:rPr>
+        <w:t>evidence</w:t>
+      </w:r>
+      <w:r>
+        <w:rPr>
+          <w:b w:val="0"/>
+        </w:rPr>
+        <w:t>. Open the HTML copy to read or print it.</w:t>
+      </w:r>
+    </w:p>
+    <w:p>
+      <w:pPr>
+        <w:spacing w:line="336" w:lineRule="auto" w:after="180"/>
+      </w:pPr>
+      <w:r>
+        <w:rPr>
+          <w:b w:val="0"/>
+        </w:rPr>
+        <w:t>Drafts stay in this browser when storage is available; clear drafts on a shared device.</w:t>
+      </w:r>
+    </w:p>
+    <w:p>
+      <w:pPr>
+        <w:pStyle w:val="Heading3"/>
+      </w:pPr>
+      <w:r>
+        <w:t>What I repaired, the evidence I kept and the next test</w:t>
+      </w:r>
+    </w:p>
+    <w:p>
       <w:r>
         <w:t>________________________________________________________________</w:t>
+      </w:r>
+    </w:p>
+    <w:p>
+      <w:r>
+        <w:t>________________________________________________________________</w:t>
+      </w:r>
+    </w:p>
+    <w:p>
+      <w:r>
+        <w:t>________________________________________________________________</w:t>
+      </w:r>
+    </w:p>
+    <w:p>
+      <w:r>
+        <w:t>________________________________________________________________</w:t>
+      </w:r>
+    </w:p>
+    <w:p>
+      <w:r>
+        <w:t>________________________________________________________________</w:t>
+      </w:r>
+    </w:p>
+    <w:p>
+      <w:pPr>
+        <w:pStyle w:val="Heading1"/>
+      </w:pPr>
+      <w:r>
+        <w:t>15. Visual concept journey</w:t>
+      </w:r>
+    </w:p>
+    <w:p>
+      <w:r>
+        <w:t>Explain each Convolution as a local operation picture from its labels, then record a relevant limit.</w:t>
+      </w:r>
+    </w:p>
+    <w:p>
+      <w:pPr>
+        <w:pStyle w:val="Heading3"/>
+      </w:pPr>
+      <w:r>
+        <w:t>01. Convolution as a local operation: the case</w:t>
+      </w:r>
+    </w:p>
+    <w:p>
+      <w:r>
+        <w:drawing>
+          <wp:inline xmlns:a="http://schemas.openxmlformats.org/drawingml/2006/main" xmlns:pic="http://schemas.openxmlformats.org/drawingml/2006/picture">
+            <wp:extent cx="5486400" cy="3142488"/>
+            <wp:docPr id="3" name="Picture 3" descr="Draw the exact patch-by-patch arithmetic of a local image operation. Supplied facts: Image rows [1, 2, 3],[4, 5, 6]; kernel rows [1, 0],[0,-1]. Use unflipped kernel, no padding, stride1, bias0. All inputs and outcomes in this worked example are invented classroom data; no real model run is claimed."/>
+            <wp:cNvGraphicFramePr>
+              <a:graphicFrameLocks noChangeAspect="1"/>
+            </wp:cNvGraphicFramePr>
+            <a:graphic>
+              <a:graphicData uri="http://schemas.openxmlformats.org/drawingml/2006/picture">
+                <pic:pic>
+                  <pic:nvPicPr>
+                    <pic:cNvPr id="0" name="academy-story-ai-5-21-01.png"/>
+                    <pic:cNvPicPr/>
+                  </pic:nvPicPr>
+                  <pic:blipFill>
+                    <a:blip r:embed="rId11"/>
+                    <a:stretch>
+                      <a:fillRect/>
+                    </a:stretch>
+                  </pic:blipFill>
+                  <pic:spPr>
+                    <a:xfrm>
+                      <a:off x="0" y="0"/>
+                      <a:ext cx="5486400" cy="3142488"/>
+                    </a:xfrm>
+                    <a:prstGeom prst="rect"/>
+                  </pic:spPr>
+                </pic:pic>
+              </a:graphicData>
+            </a:graphic>
+          </wp:inline>
+        </w:drawing>
+      </w:r>
+    </w:p>
+    <w:p>
+      <w:pPr>
+        <w:spacing w:line="336" w:lineRule="auto" w:after="180"/>
+      </w:pPr>
+      <w:r>
+        <w:rPr>
+          <w:b w:val="0"/>
+        </w:rPr>
+        <w:t xml:space="preserve">Draw the exact patch-by-patch arithmetic of a local image operation. Supplied facts: Image rows [1, 2, 3],[4, 5, 6]; </w:t>
+      </w:r>
+      <w:r>
+        <w:rPr>
+          <w:b/>
+        </w:rPr>
+        <w:t>kernel</w:t>
+      </w:r>
+      <w:r>
+        <w:rPr>
+          <w:b w:val="0"/>
+        </w:rPr>
+        <w:t xml:space="preserve"> rows [1, 0],[0,-1]. Use unflipped </w:t>
+      </w:r>
+      <w:r>
+        <w:rPr>
+          <w:b/>
+        </w:rPr>
+        <w:t>kernel</w:t>
+      </w:r>
+      <w:r>
+        <w:rPr>
+          <w:b w:val="0"/>
+        </w:rPr>
+        <w:t xml:space="preserve">, no </w:t>
+      </w:r>
+      <w:r>
+        <w:rPr>
+          <w:b/>
+        </w:rPr>
+        <w:t>padding</w:t>
+      </w:r>
+      <w:r>
+        <w:rPr>
+          <w:b w:val="0"/>
+        </w:rPr>
+        <w:t xml:space="preserve">, </w:t>
+      </w:r>
+      <w:r>
+        <w:rPr>
+          <w:b/>
+        </w:rPr>
+        <w:t>stride</w:t>
+      </w:r>
+      <w:r>
+        <w:rPr>
+          <w:b w:val="0"/>
+        </w:rPr>
+        <w:t>1, bias0.</w:t>
+      </w:r>
+    </w:p>
+    <w:p>
+      <w:pPr>
+        <w:spacing w:line="336" w:lineRule="auto" w:after="180"/>
+      </w:pPr>
+      <w:r>
+        <w:rPr>
+          <w:b w:val="0"/>
+        </w:rPr>
+        <w:t xml:space="preserve">All </w:t>
+      </w:r>
+      <w:r>
+        <w:rPr>
+          <w:b/>
+        </w:rPr>
+        <w:t>input</w:t>
+      </w:r>
+      <w:r>
+        <w:rPr>
+          <w:b w:val="0"/>
+        </w:rPr>
+        <w:t>s and outcomes in this worked example are invented classroom data; no real model run is claimed.</w:t>
+      </w:r>
+    </w:p>
+    <w:p>
+      <w:pPr>
+        <w:spacing w:line="336" w:lineRule="auto" w:after="180"/>
+        <w:shd w:fill="F5F1FB"/>
+      </w:pPr>
+      <w:r>
+        <w:rPr>
+          <w:b w:val="0"/>
+        </w:rPr>
+        <w:t>Point to the given fact that matters most. Explain why it matters.</w:t>
+      </w:r>
+    </w:p>
+    <w:p>
+      <w:pPr>
+        <w:pStyle w:val="Heading3"/>
+      </w:pPr>
+      <w:r>
+        <w:t>My picture explanation, deciding evidence and one limit</w:t>
+      </w:r>
+    </w:p>
+    <w:p>
+      <w:r>
+        <w:t>________________________________________________________________</w:t>
+      </w:r>
+    </w:p>
+    <w:p>
+      <w:r>
+        <w:t>________________________________________________________________</w:t>
+      </w:r>
+    </w:p>
+    <w:p>
+      <w:r>
+        <w:t>________________________________________________________________</w:t>
+      </w:r>
+    </w:p>
+    <w:p>
+      <w:r>
+        <w:t>________________________________________________________________</w:t>
+      </w:r>
+    </w:p>
+    <w:p>
+      <w:pPr>
+        <w:pStyle w:val="Heading3"/>
+      </w:pPr>
+      <w:r>
+        <w:t>02. Follow the deciding steps</w:t>
+      </w:r>
+    </w:p>
+    <w:p>
+      <w:r>
+        <w:drawing>
+          <wp:inline xmlns:a="http://schemas.openxmlformats.org/drawingml/2006/main" xmlns:pic="http://schemas.openxmlformats.org/drawingml/2006/picture">
+            <wp:extent cx="5486400" cy="3182112"/>
+            <wp:docPr id="4" name="Picture 4" descr="First patch: 1×1+2×0+4×0+5×(-1)=-4. → Second patch: 2×1+3×0+5×0+6×(-1)=-4. → Feature map: Output shape1×2 and map [[-4,-4]]; the same kernel is reused at each position."/>
+            <wp:cNvGraphicFramePr>
+              <a:graphicFrameLocks noChangeAspect="1"/>
+            </wp:cNvGraphicFramePr>
+            <a:graphic>
+              <a:graphicData uri="http://schemas.openxmlformats.org/drawingml/2006/picture">
+                <pic:pic>
+                  <pic:nvPicPr>
+                    <pic:cNvPr id="0" name="academy-story-ai-5-21-02.png"/>
+                    <pic:cNvPicPr/>
+                  </pic:nvPicPr>
+                  <pic:blipFill>
+                    <a:blip r:embed="rId12"/>
+                    <a:stretch>
+                      <a:fillRect/>
+                    </a:stretch>
+                  </pic:blipFill>
+                  <pic:spPr>
+                    <a:xfrm>
+                      <a:off x="0" y="0"/>
+                      <a:ext cx="5486400" cy="3182112"/>
+                    </a:xfrm>
+                    <a:prstGeom prst="rect"/>
+                  </pic:spPr>
+                </pic:pic>
+              </a:graphicData>
+            </a:graphic>
+          </wp:inline>
+        </w:drawing>
+      </w:r>
+    </w:p>
+    <w:p>
+      <w:pPr>
+        <w:spacing w:line="336" w:lineRule="auto" w:after="180"/>
+      </w:pPr>
+      <w:r>
+        <w:rPr>
+          <w:b w:val="0"/>
+        </w:rPr>
+        <w:t xml:space="preserve">First patch: 1×1+2×0+4×0+5×(-1)=-4. → Second patch: 2×1+3×0+5×0+6×(-1)=-4. → </w:t>
+      </w:r>
+      <w:r>
+        <w:rPr>
+          <w:b/>
+        </w:rPr>
+        <w:t>Feature map</w:t>
+      </w:r>
+      <w:r>
+        <w:rPr>
+          <w:b w:val="0"/>
+        </w:rPr>
+        <w:t xml:space="preserve">: </w:t>
+      </w:r>
+      <w:r>
+        <w:rPr>
+          <w:b/>
+        </w:rPr>
+        <w:t>Output</w:t>
+      </w:r>
+      <w:r>
+        <w:rPr>
+          <w:b w:val="0"/>
+        </w:rPr>
+        <w:t xml:space="preserve"> shape1×2 and map [[-4,-4]]; the same </w:t>
+      </w:r>
+      <w:r>
+        <w:rPr>
+          <w:b/>
+        </w:rPr>
+        <w:t>kernel</w:t>
+      </w:r>
+      <w:r>
+        <w:rPr>
+          <w:b w:val="0"/>
+        </w:rPr>
+        <w:t xml:space="preserve"> is reused at each position.</w:t>
+      </w:r>
+    </w:p>
+    <w:p>
+      <w:pPr>
+        <w:spacing w:line="336" w:lineRule="auto" w:after="180"/>
+        <w:shd w:fill="F5F1FB"/>
+      </w:pPr>
+      <w:r>
+        <w:rPr>
+          <w:b w:val="0"/>
+        </w:rPr>
+        <w:t xml:space="preserve">Point to each numbered stage and explain which recorded </w:t>
+      </w:r>
+      <w:r>
+        <w:rPr>
+          <w:b/>
+        </w:rPr>
+        <w:t>input</w:t>
+      </w:r>
+      <w:r>
+        <w:rPr>
+          <w:b w:val="0"/>
+        </w:rPr>
+        <w:t xml:space="preserve"> it uses.</w:t>
+      </w:r>
+    </w:p>
+    <w:p>
+      <w:pPr>
+        <w:pStyle w:val="Heading3"/>
+      </w:pPr>
+      <w:r>
+        <w:t>My picture explanation, deciding evidence and one limit</w:t>
+      </w:r>
+    </w:p>
+    <w:p>
+      <w:r>
+        <w:t>________________________________________________________________</w:t>
+      </w:r>
+    </w:p>
+    <w:p>
+      <w:r>
+        <w:t>________________________________________________________________</w:t>
+      </w:r>
+    </w:p>
+    <w:p>
+      <w:r>
+        <w:t>________________________________________________________________</w:t>
+      </w:r>
+    </w:p>
+    <w:p>
+      <w:r>
+        <w:t>________________________________________________________________</w:t>
+      </w:r>
+    </w:p>
+    <w:p>
+      <w:pPr>
+        <w:pStyle w:val="Heading3"/>
+      </w:pPr>
+      <w:r>
+        <w:t>03. Image used by both local kernel windows</w:t>
+      </w:r>
+    </w:p>
+    <w:p>
+      <w:r>
+        <w:drawing>
+          <wp:inline xmlns:a="http://schemas.openxmlformats.org/drawingml/2006/main" xmlns:pic="http://schemas.openxmlformats.org/drawingml/2006/picture">
+            <wp:extent cx="5486400" cy="3096768"/>
+            <wp:docPr id="5" name="Picture 5" descr="Image used by both local kernel windows. row0: col0 = 1, col1 = 2, col2 = 3. row1: col0 = 4, col1 = 5, col2 = 6."/>
+            <wp:cNvGraphicFramePr>
+              <a:graphicFrameLocks noChangeAspect="1"/>
+            </wp:cNvGraphicFramePr>
+            <a:graphic>
+              <a:graphicData uri="http://schemas.openxmlformats.org/drawingml/2006/picture">
+                <pic:pic>
+                  <pic:nvPicPr>
+                    <pic:cNvPr id="0" name="academy-story-ai-5-21-03.png"/>
+                    <pic:cNvPicPr/>
+                  </pic:nvPicPr>
+                  <pic:blipFill>
+                    <a:blip r:embed="rId13"/>
+                    <a:stretch>
+                      <a:fillRect/>
+                    </a:stretch>
+                  </pic:blipFill>
+                  <pic:spPr>
+                    <a:xfrm>
+                      <a:off x="0" y="0"/>
+                      <a:ext cx="5486400" cy="3096768"/>
+                    </a:xfrm>
+                    <a:prstGeom prst="rect"/>
+                  </pic:spPr>
+                </pic:pic>
+              </a:graphicData>
+            </a:graphic>
+          </wp:inline>
+        </w:drawing>
+      </w:r>
+    </w:p>
+    <w:p>
+      <w:pPr>
+        <w:spacing w:line="336" w:lineRule="auto" w:after="180"/>
+      </w:pPr>
+      <w:r>
+        <w:rPr>
+          <w:b w:val="0"/>
+        </w:rPr>
+        <w:t xml:space="preserve">Image used by both local </w:t>
+      </w:r>
+      <w:r>
+        <w:rPr>
+          <w:b/>
+        </w:rPr>
+        <w:t>kernel</w:t>
+      </w:r>
+      <w:r>
+        <w:rPr>
+          <w:b w:val="0"/>
+        </w:rPr>
+        <w:t xml:space="preserve"> windows. row0: col0 = 1, col1 = 2, col2 = 3. row1: col0 = 4, col1 = 5, col2 = 6.</w:t>
+      </w:r>
+    </w:p>
+    <w:p>
+      <w:pPr>
+        <w:spacing w:line="336" w:lineRule="auto" w:after="180"/>
+        <w:shd w:fill="F5F1FB"/>
+      </w:pPr>
+      <w:r>
+        <w:rPr>
+          <w:b w:val="0"/>
+        </w:rPr>
+        <w:t>Read the labels and values. Explain the relationship the model shows.</w:t>
+      </w:r>
+    </w:p>
+    <w:p>
+      <w:pPr>
+        <w:pStyle w:val="Heading3"/>
+      </w:pPr>
+      <w:r>
+        <w:t>My picture explanation, deciding evidence and one limit</w:t>
+      </w:r>
+    </w:p>
+    <w:p>
+      <w:r>
+        <w:t>________________________________________________________________</w:t>
+      </w:r>
+    </w:p>
+    <w:p>
+      <w:r>
+        <w:t>________________________________________________________________</w:t>
+      </w:r>
+    </w:p>
+    <w:p>
+      <w:r>
+        <w:t>________________________________________________________________</w:t>
+      </w:r>
+    </w:p>
+    <w:p>
+      <w:r>
+        <w:t>________________________________________________________________</w:t>
+      </w:r>
+    </w:p>
+    <w:p>
+      <w:pPr>
+        <w:pStyle w:val="Heading3"/>
+      </w:pPr>
+      <w:r>
+        <w:t>04. Change one thing. Trace what follows.</w:t>
+      </w:r>
+    </w:p>
+    <w:p>
+      <w:r>
+        <w:drawing>
+          <wp:inline xmlns:a="http://schemas.openxmlformats.org/drawingml/2006/main" xmlns:pic="http://schemas.openxmlformats.org/drawingml/2006/picture">
+            <wp:extent cx="5486400" cy="3026664"/>
+            <wp:docPr id="6" name="Picture 6" descr="Original case: Output shape1×2 and map [[-4,-4]]; the same kernel is reused at each position. Changed condition: Add shared bias2 after each patch sum. Expected result: Feature map becomes [[-2,-2]]. Reason: Bias adds2 to each output; it does not change patch products or output shape."/>
+            <wp:cNvGraphicFramePr>
+              <a:graphicFrameLocks noChangeAspect="1"/>
+            </wp:cNvGraphicFramePr>
+            <a:graphic>
+              <a:graphicData uri="http://schemas.openxmlformats.org/drawingml/2006/picture">
+                <pic:pic>
+                  <pic:nvPicPr>
+                    <pic:cNvPr id="0" name="academy-story-ai-5-21-04.png"/>
+                    <pic:cNvPicPr/>
+                  </pic:nvPicPr>
+                  <pic:blipFill>
+                    <a:blip r:embed="rId14"/>
+                    <a:stretch>
+                      <a:fillRect/>
+                    </a:stretch>
+                  </pic:blipFill>
+                  <pic:spPr>
+                    <a:xfrm>
+                      <a:off x="0" y="0"/>
+                      <a:ext cx="5486400" cy="3026664"/>
+                    </a:xfrm>
+                    <a:prstGeom prst="rect"/>
+                  </pic:spPr>
+                </pic:pic>
+              </a:graphicData>
+            </a:graphic>
+          </wp:inline>
+        </w:drawing>
+      </w:r>
+    </w:p>
+    <w:p>
+      <w:pPr>
+        <w:spacing w:line="336" w:lineRule="auto" w:after="180"/>
+      </w:pPr>
+      <w:r>
+        <w:rPr>
+          <w:b w:val="0"/>
+        </w:rPr>
+        <w:t xml:space="preserve">Original case: </w:t>
+      </w:r>
+      <w:r>
+        <w:rPr>
+          <w:b/>
+        </w:rPr>
+        <w:t>Output</w:t>
+      </w:r>
+      <w:r>
+        <w:rPr>
+          <w:b w:val="0"/>
+        </w:rPr>
+        <w:t xml:space="preserve"> shape1×2 and map [[-4,-4]]; the same </w:t>
+      </w:r>
+      <w:r>
+        <w:rPr>
+          <w:b/>
+        </w:rPr>
+        <w:t>kernel</w:t>
+      </w:r>
+      <w:r>
+        <w:rPr>
+          <w:b w:val="0"/>
+        </w:rPr>
+        <w:t xml:space="preserve"> is reused at each position. Changed condition: Add shared bias2 after each patch sum. Expected result: </w:t>
+      </w:r>
+      <w:r>
+        <w:rPr>
+          <w:b/>
+        </w:rPr>
+        <w:t>Feature map</w:t>
+      </w:r>
+      <w:r>
+        <w:rPr>
+          <w:b w:val="0"/>
+        </w:rPr>
+        <w:t xml:space="preserve"> becomes [[-2,-2]].</w:t>
+      </w:r>
+    </w:p>
+    <w:p>
+      <w:pPr>
+        <w:spacing w:line="336" w:lineRule="auto" w:after="180"/>
+      </w:pPr>
+      <w:r>
+        <w:rPr>
+          <w:b w:val="0"/>
+        </w:rPr>
+        <w:t xml:space="preserve">Reason: Bias adds2 to each </w:t>
+      </w:r>
+      <w:r>
+        <w:rPr>
+          <w:b/>
+        </w:rPr>
+        <w:t>output</w:t>
+      </w:r>
+      <w:r>
+        <w:rPr>
+          <w:b w:val="0"/>
+        </w:rPr>
+        <w:t xml:space="preserve">; it does not change patch products or </w:t>
+      </w:r>
+      <w:r>
+        <w:rPr>
+          <w:b/>
+        </w:rPr>
+        <w:t>output</w:t>
+      </w:r>
+      <w:r>
+        <w:rPr>
+          <w:b w:val="0"/>
+        </w:rPr>
+        <w:t xml:space="preserve"> shape.</w:t>
+      </w:r>
+    </w:p>
+    <w:p>
+      <w:pPr>
+        <w:spacing w:line="336" w:lineRule="auto" w:after="180"/>
+        <w:shd w:fill="F5F1FB"/>
+      </w:pPr>
+      <w:r>
+        <w:rPr>
+          <w:b w:val="0"/>
+        </w:rPr>
+        <w:t>Predict before checking the worked changed-case result. Name what changed and what the supplied facts allow you to conclude.</w:t>
+      </w:r>
+    </w:p>
+    <w:p>
+      <w:pPr>
+        <w:pStyle w:val="Heading3"/>
+      </w:pPr>
+      <w:r>
+        <w:t>My picture explanation, deciding evidence and one limit</w:t>
+      </w:r>
+    </w:p>
+    <w:p>
+      <w:r>
+        <w:t>________________________________________________________________</w:t>
+      </w:r>
+    </w:p>
+    <w:p>
+      <w:r>
+        <w:t>________________________________________________________________</w:t>
+      </w:r>
+    </w:p>
+    <w:p>
+      <w:r>
+        <w:t>________________________________________________________________</w:t>
+      </w:r>
+    </w:p>
+    <w:p>
+      <w:r>
+        <w:t>________________________________________________________________</w:t>
+      </w:r>
+    </w:p>
+    <w:p>
+      <w:pPr>
+        <w:pStyle w:val="Heading3"/>
+      </w:pPr>
+      <w:r>
+        <w:t>05. Connect the explanation to its limit</w:t>
+      </w:r>
+    </w:p>
+    <w:p>
+      <w:r>
+        <w:drawing>
+          <wp:inline xmlns:a="http://schemas.openxmlformats.org/drawingml/2006/main" xmlns:pic="http://schemas.openxmlformats.org/drawingml/2006/picture">
+            <wp:extent cx="5486400" cy="2834640"/>
+            <wp:docPr id="7" name="Picture 7" descr="A local kernel combines the values in one small image window with a fixed set of weights. Slide that same kernel to the next valid window and repeat the products. Sharing weights lets the operation look for the same local pattern at different positions. This example declares an unflipped kernel; adding bias changes each window result without changing which pixels were used. Limit: A local filter detects a numerical pattern; one feature map does not establish recognition or learned visual understanding."/>
+            <wp:cNvGraphicFramePr>
+              <a:graphicFrameLocks noChangeAspect="1"/>
+            </wp:cNvGraphicFramePr>
+            <a:graphic>
+              <a:graphicData uri="http://schemas.openxmlformats.org/drawingml/2006/picture">
+                <pic:pic>
+                  <pic:nvPicPr>
+                    <pic:cNvPr id="0" name="academy-story-ai-5-21-05.png"/>
+                    <pic:cNvPicPr/>
+                  </pic:nvPicPr>
+                  <pic:blipFill>
+                    <a:blip r:embed="rId15"/>
+                    <a:stretch>
+                      <a:fillRect/>
+                    </a:stretch>
+                  </pic:blipFill>
+                  <pic:spPr>
+                    <a:xfrm>
+                      <a:off x="0" y="0"/>
+                      <a:ext cx="5486400" cy="2834640"/>
+                    </a:xfrm>
+                    <a:prstGeom prst="rect"/>
+                  </pic:spPr>
+                </pic:pic>
+              </a:graphicData>
+            </a:graphic>
+          </wp:inline>
+        </w:drawing>
+      </w:r>
+    </w:p>
+    <w:p>
+      <w:pPr>
+        <w:spacing w:line="336" w:lineRule="auto" w:after="180"/>
+      </w:pPr>
+      <w:r>
+        <w:rPr>
+          <w:b w:val="0"/>
+        </w:rPr>
+        <w:t xml:space="preserve">A local </w:t>
+      </w:r>
+      <w:r>
+        <w:rPr>
+          <w:b/>
+        </w:rPr>
+        <w:t>kernel</w:t>
+      </w:r>
+      <w:r>
+        <w:rPr>
+          <w:b w:val="0"/>
+        </w:rPr>
+        <w:t xml:space="preserve"> combines the values in one small image window with a fixed set of weights. Slide that same </w:t>
+      </w:r>
+      <w:r>
+        <w:rPr>
+          <w:b/>
+        </w:rPr>
+        <w:t>kernel</w:t>
+      </w:r>
+      <w:r>
+        <w:rPr>
+          <w:b w:val="0"/>
+        </w:rPr>
+        <w:t xml:space="preserve"> to the next valid window and repeat the products.</w:t>
+      </w:r>
+    </w:p>
+    <w:p>
+      <w:pPr>
+        <w:spacing w:line="336" w:lineRule="auto" w:after="180"/>
+      </w:pPr>
+      <w:r>
+        <w:rPr>
+          <w:b w:val="0"/>
+        </w:rPr>
+        <w:t xml:space="preserve">Sharing weights lets the operation look for the same local pattern at different positions. This example declares an unflipped </w:t>
+      </w:r>
+      <w:r>
+        <w:rPr>
+          <w:b/>
+        </w:rPr>
+        <w:t>kernel</w:t>
+      </w:r>
+      <w:r>
+        <w:rPr>
+          <w:b w:val="0"/>
+        </w:rPr>
+        <w:t>; adding bias changes each window result without changing which pixels were used.</w:t>
+      </w:r>
+    </w:p>
+    <w:p>
+      <w:pPr>
+        <w:spacing w:line="336" w:lineRule="auto" w:after="180"/>
+      </w:pPr>
+      <w:r>
+        <w:rPr>
+          <w:b w:val="0"/>
+        </w:rPr>
+        <w:t xml:space="preserve">Limit: A local filter detects a numerical pattern; one </w:t>
+      </w:r>
+      <w:r>
+        <w:rPr>
+          <w:b/>
+        </w:rPr>
+        <w:t>feature map</w:t>
+      </w:r>
+      <w:r>
+        <w:rPr>
+          <w:b w:val="0"/>
+        </w:rPr>
+        <w:t xml:space="preserve"> does not establish recognition or learned visual understanding.</w:t>
+      </w:r>
+    </w:p>
+    <w:p>
+      <w:pPr>
+        <w:spacing w:line="336" w:lineRule="auto" w:after="180"/>
+        <w:shd w:fill="F5F1FB"/>
+      </w:pPr>
+      <w:r>
+        <w:rPr>
+          <w:b w:val="0"/>
+        </w:rPr>
+        <w:t>Explain the case, then point to a limit on the claim.</w:t>
+      </w:r>
+    </w:p>
+    <w:p>
+      <w:pPr>
+        <w:pStyle w:val="Heading3"/>
+      </w:pPr>
+      <w:r>
+        <w:t>My picture explanation, deciding evidence and one limit</w:t>
+      </w:r>
+    </w:p>
+    <w:p>
+      <w:r>
+        <w:t>________________________________________________________________</w:t>
+      </w:r>
+    </w:p>
+    <w:p>
+      <w:r>
+        <w:t>________________________________________________________________</w:t>
+      </w:r>
+    </w:p>
+    <w:p>
+      <w:r>
+        <w:t>________________________________________________________________</w:t>
+      </w:r>
+    </w:p>
+    <w:p>
+      <w:r>
+        <w:t>________________________________________________________________</w:t>
+      </w:r>
+    </w:p>
+    <w:p>
+      <w:pPr>
+        <w:pStyle w:val="Heading3"/>
+      </w:pPr>
+      <w:r>
+        <w:t>06. Make the idea visible in your project</w:t>
+      </w:r>
+    </w:p>
+    <w:p>
+      <w:r>
+        <w:drawing>
+          <wp:inline xmlns:a="http://schemas.openxmlformats.org/drawingml/2006/main" xmlns:pic="http://schemas.openxmlformats.org/drawingml/2006/picture">
+            <wp:extent cx="5486400" cy="3681984"/>
+            <wp:docPr id="8" name="Picture 8" descr="For your Image-pattern Network Investigation, save the input, procedure, observed result and limitation of this check. Label this worked example as practice; use a different, previously unreviewed case when checking independent understanding. Draw your input, deciding step, result and limit. Supported question: Why is flipping the kernel an implementation change here? Point to the relevant step in the picture, then write the changed result and the rule or evidence that supports it."/>
+            <wp:cNvGraphicFramePr>
+              <a:graphicFrameLocks noChangeAspect="1"/>
+            </wp:cNvGraphicFramePr>
+            <a:graphic>
+              <a:graphicData uri="http://schemas.openxmlformats.org/drawingml/2006/picture">
+                <pic:pic>
+                  <pic:nvPicPr>
+                    <pic:cNvPr id="0" name="academy-story-ai-5-21-06.png"/>
+                    <pic:cNvPicPr/>
+                  </pic:nvPicPr>
+                  <pic:blipFill>
+                    <a:blip r:embed="rId16"/>
+                    <a:stretch>
+                      <a:fillRect/>
+                    </a:stretch>
+                  </pic:blipFill>
+                  <pic:spPr>
+                    <a:xfrm>
+                      <a:off x="0" y="0"/>
+                      <a:ext cx="5486400" cy="3681984"/>
+                    </a:xfrm>
+                    <a:prstGeom prst="rect"/>
+                  </pic:spPr>
+                </pic:pic>
+              </a:graphicData>
+            </a:graphic>
+          </wp:inline>
+        </w:drawing>
+      </w:r>
+    </w:p>
+    <w:p>
+      <w:pPr>
+        <w:spacing w:line="336" w:lineRule="auto" w:after="180"/>
+      </w:pPr>
+      <w:r>
+        <w:rPr>
+          <w:b w:val="0"/>
+        </w:rPr>
+        <w:t xml:space="preserve">For your Image-pattern Network Investigation, save the </w:t>
+      </w:r>
+      <w:r>
+        <w:rPr>
+          <w:b/>
+        </w:rPr>
+        <w:t>input</w:t>
+      </w:r>
+      <w:r>
+        <w:rPr>
+          <w:b w:val="0"/>
+        </w:rPr>
+        <w:t>, procedure, observed result and limitation of this check.</w:t>
+      </w:r>
+    </w:p>
+    <w:p>
+      <w:pPr>
+        <w:spacing w:line="336" w:lineRule="auto" w:after="180"/>
+      </w:pPr>
+      <w:r>
+        <w:rPr>
+          <w:b w:val="0"/>
+        </w:rPr>
+        <w:t xml:space="preserve">Label this worked example as practice; use a different, previously unreviewed case when checking independent understanding. Draw your </w:t>
+      </w:r>
+      <w:r>
+        <w:rPr>
+          <w:b/>
+        </w:rPr>
+        <w:t>input</w:t>
+      </w:r>
+      <w:r>
+        <w:rPr>
+          <w:b w:val="0"/>
+        </w:rPr>
+        <w:t>, deciding step, result and limit.</w:t>
+      </w:r>
+    </w:p>
+    <w:p>
+      <w:pPr>
+        <w:spacing w:line="336" w:lineRule="auto" w:after="180"/>
+      </w:pPr>
+      <w:r>
+        <w:rPr>
+          <w:b w:val="0"/>
+        </w:rPr>
+        <w:t xml:space="preserve">Supported question: Why is flipping the </w:t>
+      </w:r>
+      <w:r>
+        <w:rPr>
+          <w:b/>
+        </w:rPr>
+        <w:t>kernel</w:t>
+      </w:r>
+      <w:r>
+        <w:rPr>
+          <w:b w:val="0"/>
+        </w:rPr>
+        <w:t xml:space="preserve"> an implementation change here? Point to the relevant step in the picture, then write the changed result and the rule or </w:t>
+      </w:r>
+      <w:r>
+        <w:rPr>
+          <w:b/>
+        </w:rPr>
+        <w:t>evidence</w:t>
+      </w:r>
+      <w:r>
+        <w:rPr>
+          <w:b w:val="0"/>
+        </w:rPr>
+        <w:t xml:space="preserve"> that supports it.</w:t>
+      </w:r>
+    </w:p>
+    <w:p>
+      <w:pPr>
+        <w:spacing w:line="336" w:lineRule="auto" w:after="180"/>
+        <w:shd w:fill="F5F1FB"/>
+      </w:pPr>
+      <w:r>
+        <w:rPr>
+          <w:b w:val="0"/>
+        </w:rPr>
+        <w:t xml:space="preserve">Draw your project trace and justify the deciding step using </w:t>
+      </w:r>
+      <w:r>
+        <w:rPr>
+          <w:b/>
+        </w:rPr>
+        <w:t>evidence</w:t>
+      </w:r>
+      <w:r>
+        <w:rPr>
+          <w:b w:val="0"/>
+        </w:rPr>
+        <w:t>.</w:t>
+      </w:r>
+    </w:p>
+    <w:p>
+      <w:pPr>
+        <w:pStyle w:val="Heading3"/>
+      </w:pPr>
+      <w:r>
+        <w:t>My picture explanation, deciding evidence and one limit</w:t>
       </w:r>
     </w:p>
     <w:p>

--- a/downloads/workbook/ai-5-week-21.docx
+++ b/downloads/workbook/ai-5-week-21.docx
@@ -180,6 +180,352 @@
     <w:p>
       <w:r>
         <w:t>________________________________________________________________</w:t>
+      </w:r>
+    </w:p>
+    <w:p>
+      <w:pPr>
+        <w:pStyle w:val="Heading3"/>
+      </w:pPr>
+      <w:r>
+        <w:t>Lesson reference for workbook practice</w:t>
+      </w:r>
+    </w:p>
+    <w:p>
+      <w:pPr>
+        <w:spacing w:line="336" w:lineRule="auto" w:after="180"/>
+        <w:shd w:fill="F1F6F8"/>
+      </w:pPr>
+      <w:r>
+        <w:rPr>
+          <w:b w:val="0"/>
+        </w:rPr>
+        <w:t>Use this reference for the original W1–W3 and W5 exercises. The separately named independent case supplies its own changed facts; use those facts for that attempt before feedback.</w:t>
+      </w:r>
+    </w:p>
+    <w:p>
+      <w:pPr>
+        <w:spacing w:line="336" w:lineRule="auto" w:after="180"/>
+      </w:pPr>
+      <w:r>
+        <w:rPr>
+          <w:b w:val="0"/>
+        </w:rPr>
+        <w:t xml:space="preserve">Use a fictional single-channel image with rows [1, 2, 0], [0, 1, 3] and [2, 0, 1]. Coordinates are zero-based row then column. Our </w:t>
+      </w:r>
+      <w:r>
+        <w:rPr>
+          <w:b/>
+        </w:rPr>
+        <w:t>kernel</w:t>
+      </w:r>
+      <w:r>
+        <w:rPr>
+          <w:b w:val="0"/>
+        </w:rPr>
+        <w:t xml:space="preserve"> has rows [1, -1] and [0, 1].</w:t>
+      </w:r>
+    </w:p>
+    <w:p>
+      <w:pPr>
+        <w:spacing w:line="336" w:lineRule="auto" w:after="180"/>
+      </w:pPr>
+      <w:r>
+        <w:rPr>
+          <w:b w:val="0"/>
+        </w:rPr>
+        <w:t xml:space="preserve">At each position, multiply matching entries of a 2 by 2 window and the </w:t>
+      </w:r>
+      <w:r>
+        <w:rPr>
+          <w:b/>
+        </w:rPr>
+        <w:t>kernel</w:t>
+      </w:r>
+      <w:r>
+        <w:rPr>
+          <w:b w:val="0"/>
+        </w:rPr>
+        <w:t xml:space="preserve">, then add the four products. Use bias 0, </w:t>
+      </w:r>
+      <w:r>
+        <w:rPr>
+          <w:b/>
+        </w:rPr>
+        <w:t>stride</w:t>
+      </w:r>
+      <w:r>
+        <w:rPr>
+          <w:b w:val="0"/>
+        </w:rPr>
+        <w:t xml:space="preserve"> 1 and no </w:t>
+      </w:r>
+      <w:r>
+        <w:rPr>
+          <w:b/>
+        </w:rPr>
+        <w:t>padding</w:t>
+      </w:r>
+      <w:r>
+        <w:rPr>
+          <w:b w:val="0"/>
+        </w:rPr>
+        <w:t>.</w:t>
+      </w:r>
+    </w:p>
+    <w:p>
+      <w:pPr>
+        <w:spacing w:line="336" w:lineRule="auto" w:after="180"/>
+      </w:pPr>
+      <w:r>
+        <w:rPr>
+          <w:b w:val="0"/>
+        </w:rPr>
+        <w:t xml:space="preserve">At the top-left window, the sum is 1 times 1 plus 2 times -1 plus 0 times 0 plus 1 times 1 = 0. Slide the same </w:t>
+      </w:r>
+      <w:r>
+        <w:rPr>
+          <w:b/>
+        </w:rPr>
+        <w:t>kernel</w:t>
+      </w:r>
+      <w:r>
+        <w:rPr>
+          <w:b w:val="0"/>
+        </w:rPr>
+        <w:t xml:space="preserve"> right, then down. Only use windows that fit entirely inside the image; this is the valid boundary rule.</w:t>
+      </w:r>
+    </w:p>
+    <w:tbl>
+      <w:tblPr>
+        <w:tblStyle w:val="LightShading-Accent1"/>
+        <w:tblW w:type="auto" w:w="0"/>
+        <w:tblLook w:firstColumn="1" w:firstRow="1" w:lastColumn="0" w:lastRow="0" w:noHBand="0" w:noVBand="1" w:val="04A0"/>
+      </w:tblPr>
+      <w:tblGrid>
+        <w:gridCol w:w="3408"/>
+        <w:gridCol w:w="3408"/>
+        <w:gridCol w:w="3408"/>
+      </w:tblGrid>
+      <w:tr>
+        <w:trPr>
+          <w:tblHeader/>
+        </w:trPr>
+        <w:tc>
+          <w:tcPr>
+            <w:tcW w:type="dxa" w:w="3408"/>
+          </w:tcPr>
+          <w:p>
+            <w:r>
+              <w:t>Window start</w:t>
+            </w:r>
+          </w:p>
+        </w:tc>
+        <w:tc>
+          <w:tcPr>
+            <w:tcW w:type="dxa" w:w="3408"/>
+          </w:tcPr>
+          <w:p>
+            <w:r>
+              <w:t>Four products</w:t>
+            </w:r>
+          </w:p>
+        </w:tc>
+        <w:tc>
+          <w:tcPr>
+            <w:tcW w:type="dxa" w:w="3408"/>
+          </w:tcPr>
+          <w:p>
+            <w:r>
+              <w:t>Sum</w:t>
+            </w:r>
+          </w:p>
+        </w:tc>
+      </w:tr>
+      <w:tr>
+        <w:tc>
+          <w:tcPr>
+            <w:tcW w:type="dxa" w:w="3408"/>
+          </w:tcPr>
+          <w:p>
+            <w:r>
+              <w:t>[0, 0]</w:t>
+            </w:r>
+          </w:p>
+        </w:tc>
+        <w:tc>
+          <w:tcPr>
+            <w:tcW w:type="dxa" w:w="3408"/>
+          </w:tcPr>
+          <w:p>
+            <w:r>
+              <w:t>1, -2, 0, 1</w:t>
+            </w:r>
+          </w:p>
+        </w:tc>
+        <w:tc>
+          <w:tcPr>
+            <w:tcW w:type="dxa" w:w="3408"/>
+          </w:tcPr>
+          <w:p>
+            <w:r>
+              <w:t>0</w:t>
+            </w:r>
+          </w:p>
+        </w:tc>
+      </w:tr>
+      <w:tr>
+        <w:tc>
+          <w:tcPr>
+            <w:tcW w:type="dxa" w:w="3408"/>
+          </w:tcPr>
+          <w:p>
+            <w:r>
+              <w:t>[0, 1]</w:t>
+            </w:r>
+          </w:p>
+        </w:tc>
+        <w:tc>
+          <w:tcPr>
+            <w:tcW w:type="dxa" w:w="3408"/>
+          </w:tcPr>
+          <w:p>
+            <w:r>
+              <w:t>2, 0, 0, 3</w:t>
+            </w:r>
+          </w:p>
+        </w:tc>
+        <w:tc>
+          <w:tcPr>
+            <w:tcW w:type="dxa" w:w="3408"/>
+          </w:tcPr>
+          <w:p>
+            <w:r>
+              <w:t>5</w:t>
+            </w:r>
+          </w:p>
+        </w:tc>
+      </w:tr>
+      <w:tr>
+        <w:tc>
+          <w:tcPr>
+            <w:tcW w:type="dxa" w:w="3408"/>
+          </w:tcPr>
+          <w:p>
+            <w:r>
+              <w:t>[1, 0]</w:t>
+            </w:r>
+          </w:p>
+        </w:tc>
+        <w:tc>
+          <w:tcPr>
+            <w:tcW w:type="dxa" w:w="3408"/>
+          </w:tcPr>
+          <w:p>
+            <w:r>
+              <w:t>0, -1, 0, 0</w:t>
+            </w:r>
+          </w:p>
+        </w:tc>
+        <w:tc>
+          <w:tcPr>
+            <w:tcW w:type="dxa" w:w="3408"/>
+          </w:tcPr>
+          <w:p>
+            <w:r>
+              <w:t>-1</w:t>
+            </w:r>
+          </w:p>
+        </w:tc>
+      </w:tr>
+      <w:tr>
+        <w:tc>
+          <w:tcPr>
+            <w:tcW w:type="dxa" w:w="3408"/>
+          </w:tcPr>
+          <w:p>
+            <w:r>
+              <w:t>[1, 1]</w:t>
+            </w:r>
+          </w:p>
+        </w:tc>
+        <w:tc>
+          <w:tcPr>
+            <w:tcW w:type="dxa" w:w="3408"/>
+          </w:tcPr>
+          <w:p>
+            <w:r>
+              <w:t>1, -3, 0, 1</w:t>
+            </w:r>
+          </w:p>
+        </w:tc>
+        <w:tc>
+          <w:tcPr>
+            <w:tcW w:type="dxa" w:w="3408"/>
+          </w:tcPr>
+          <w:p>
+            <w:r>
+              <w:t>-1</w:t>
+            </w:r>
+          </w:p>
+        </w:tc>
+      </w:tr>
+    </w:tbl>
+    <w:p>
+      <w:pPr>
+        <w:spacing w:line="336" w:lineRule="auto" w:after="180"/>
+      </w:pPr>
+      <w:r>
+        <w:rPr>
+          <w:b w:val="0"/>
+        </w:rPr>
+        <w:t xml:space="preserve">The </w:t>
+      </w:r>
+      <w:r>
+        <w:rPr>
+          <w:b/>
+        </w:rPr>
+        <w:t>feature map</w:t>
+      </w:r>
+      <w:r>
+        <w:rPr>
+          <w:b w:val="0"/>
+        </w:rPr>
+        <w:t xml:space="preserve"> has rows [0, 5] and [-1, -1]. This neural-network convention keeps the </w:t>
+      </w:r>
+      <w:r>
+        <w:rPr>
+          <w:b/>
+        </w:rPr>
+        <w:t>kernel</w:t>
+      </w:r>
+      <w:r>
+        <w:rPr>
+          <w:b w:val="0"/>
+        </w:rPr>
+        <w:t xml:space="preserve"> orientation fixed; mathematically it is cross-correlation. Mathematical convolution reverses the </w:t>
+      </w:r>
+      <w:r>
+        <w:rPr>
+          <w:b/>
+        </w:rPr>
+        <w:t>kernel</w:t>
+      </w:r>
+      <w:r>
+        <w:rPr>
+          <w:b w:val="0"/>
+        </w:rPr>
+        <w:t xml:space="preserve"> along both spatial axes.</w:t>
+      </w:r>
+    </w:p>
+    <w:p>
+      <w:pPr>
+        <w:spacing w:line="336" w:lineRule="auto" w:after="180"/>
+      </w:pPr>
+      <w:r>
+        <w:rPr>
+          <w:b w:val="0"/>
+        </w:rPr>
+        <w:t>We use the fixed-orientation convention throughout, so every hand calculation and program agrees.</w:t>
       </w:r>
     </w:p>
     <w:p>
@@ -1392,7 +1738,7 @@
         <w:rPr>
           <w:b w:val="0"/>
         </w:rPr>
-        <w:t>1, bias0.</w:t>
+        <w:t xml:space="preserve"> 1, bias 0.</w:t>
       </w:r>
     </w:p>
     <w:p>
@@ -1459,7 +1805,7 @@
         <w:drawing>
           <wp:inline xmlns:a="http://schemas.openxmlformats.org/drawingml/2006/main" xmlns:pic="http://schemas.openxmlformats.org/drawingml/2006/picture">
             <wp:extent cx="5486400" cy="5185229"/>
-            <wp:docPr id="2" name="Picture 2" descr="Convolution as a local operation. First patch: 1×1+2×0+4×0+5×(-1)=-4.. Second patch: 2×1+3×0+5×0+6×(-1)=-4.. Feature map: Output shape1×2 and map [[-4,-4]]; the same kernel is reused at each position."/>
+            <wp:docPr id="2" name="Picture 2" descr="Convolution as a local operation. First patch: 1×1+2×0+4×0+5×(-1)=-4.. Second patch: 2×1+3×0+5×0+6×(-1)=-4.. Feature map: Output shape 1×2 and map [[-4,-4]]; the same kernel is reused at each position."/>
             <wp:cNvGraphicFramePr>
               <a:graphicFrameLocks noChangeAspect="1"/>
             </wp:cNvGraphicFramePr>
@@ -1910,7 +2256,7 @@
         <w:rPr>
           <w:b w:val="0"/>
         </w:rPr>
-        <w:t xml:space="preserve"> shape1×2 and map [[-4,-4]]; the same </w:t>
+        <w:t xml:space="preserve"> shape 1×2 and map [[-4,-4]]; the same </w:t>
       </w:r>
       <w:r>
         <w:rPr>
@@ -2061,7 +2407,7 @@
         <w:rPr>
           <w:b w:val="0"/>
         </w:rPr>
-        <w:t xml:space="preserve"> shape1×2 and map [[-4,-4]]; the same </w:t>
+        <w:t xml:space="preserve"> shape 1×2 and map [[-4,-4]]; the same </w:t>
       </w:r>
       <w:r>
         <w:rPr>
@@ -2161,7 +2507,7 @@
         <w:rPr>
           <w:b w:val="0"/>
         </w:rPr>
-        <w:t>Changed-case practice: Add shared bias2 after each patch sum. Which conclusion is supported by the supplied facts?</w:t>
+        <w:t>Changed-case practice: Add shared bias 2 after each patch sum. Which conclusion is supported by the supplied facts?</w:t>
       </w:r>
     </w:p>
     <w:p>
@@ -2318,7 +2664,7 @@
         <w:rPr>
           <w:b w:val="0"/>
         </w:rPr>
-        <w:t xml:space="preserve"> becomes [[-2,-2]]. Bias adds2 to each </w:t>
+        <w:t xml:space="preserve"> becomes [[-2,-2]]. Bias adds 2 to each </w:t>
       </w:r>
       <w:r>
         <w:rPr>
@@ -2658,7 +3004,7 @@
         <w:drawing>
           <wp:inline xmlns:a="http://schemas.openxmlformats.org/drawingml/2006/main" xmlns:pic="http://schemas.openxmlformats.org/drawingml/2006/picture">
             <wp:extent cx="5486400" cy="3142488"/>
-            <wp:docPr id="3" name="Picture 3" descr="Draw the exact patch-by-patch arithmetic of a local image operation. Supplied facts: Image rows [1, 2, 3],[4, 5, 6]; kernel rows [1, 0],[0,-1]. Use unflipped kernel, no padding, stride1, bias0. All inputs and outcomes in this worked example are invented classroom data; no real model run is claimed."/>
+            <wp:docPr id="3" name="Picture 3" descr="Draw the exact patch-by-patch arithmetic of a local image operation. Supplied facts: Image rows [1, 2, 3],[4, 5, 6]; kernel rows [1, 0],[0,-1]. Use unflipped kernel, no padding, stride 1, bias 0. All inputs and outcomes in this worked example are invented classroom data; no real model run is claimed."/>
             <wp:cNvGraphicFramePr>
               <a:graphicFrameLocks noChangeAspect="1"/>
             </wp:cNvGraphicFramePr>
@@ -2745,7 +3091,7 @@
         <w:rPr>
           <w:b w:val="0"/>
         </w:rPr>
-        <w:t>1, bias0.</w:t>
+        <w:t xml:space="preserve"> 1, bias 0.</w:t>
       </w:r>
     </w:p>
     <w:p>
@@ -2824,7 +3170,7 @@
         <w:drawing>
           <wp:inline xmlns:a="http://schemas.openxmlformats.org/drawingml/2006/main" xmlns:pic="http://schemas.openxmlformats.org/drawingml/2006/picture">
             <wp:extent cx="5486400" cy="3182112"/>
-            <wp:docPr id="4" name="Picture 4" descr="First patch: 1×1+2×0+4×0+5×(-1)=-4. → Second patch: 2×1+3×0+5×0+6×(-1)=-4. → Feature map: Output shape1×2 and map [[-4,-4]]; the same kernel is reused at each position."/>
+            <wp:docPr id="4" name="Picture 4" descr="First patch: 1×1+2×0+4×0+5×(-1)=-4. → Second patch: 2×1+3×0+5×0+6×(-1)=-4. → Feature map: Output shape 1×2 and map [[-4,-4]]; the same kernel is reused at each position."/>
             <wp:cNvGraphicFramePr>
               <a:graphicFrameLocks noChangeAspect="1"/>
             </wp:cNvGraphicFramePr>
@@ -2887,7 +3233,7 @@
         <w:rPr>
           <w:b w:val="0"/>
         </w:rPr>
-        <w:t xml:space="preserve"> shape1×2 and map [[-4,-4]]; the same </w:t>
+        <w:t xml:space="preserve"> shape 1×2 and map [[-4,-4]]; the same </w:t>
       </w:r>
       <w:r>
         <w:rPr>
@@ -2967,7 +3313,7 @@
         <w:drawing>
           <wp:inline xmlns:a="http://schemas.openxmlformats.org/drawingml/2006/main" xmlns:pic="http://schemas.openxmlformats.org/drawingml/2006/picture">
             <wp:extent cx="5486400" cy="3096768"/>
-            <wp:docPr id="5" name="Picture 5" descr="Image used by both local kernel windows. row0: col0 = 1, col1 = 2, col2 = 3. row1: col0 = 4, col1 = 5, col2 = 6."/>
+            <wp:docPr id="5" name="Picture 5" descr="Image used by both local kernel windows. row 0: col 0 = 1, col 1 = 2, col 2 = 3. row 1: col 0 = 4, col 1 = 5, col 2 = 6."/>
             <wp:cNvGraphicFramePr>
               <a:graphicFrameLocks noChangeAspect="1"/>
             </wp:cNvGraphicFramePr>
@@ -3018,7 +3364,7 @@
         <w:rPr>
           <w:b w:val="0"/>
         </w:rPr>
-        <w:t xml:space="preserve"> windows. row0: col0 = 1, col1 = 2, col2 = 3. row1: col0 = 4, col1 = 5, col2 = 6.</w:t>
+        <w:t xml:space="preserve"> windows. row 0: col 0 = 1, col 1 = 2, col 2 = 3. row 1: col 0 = 4, col 1 = 5, col 2 = 6.</w:t>
       </w:r>
     </w:p>
     <w:p>
@@ -3074,7 +3420,7 @@
         <w:drawing>
           <wp:inline xmlns:a="http://schemas.openxmlformats.org/drawingml/2006/main" xmlns:pic="http://schemas.openxmlformats.org/drawingml/2006/picture">
             <wp:extent cx="5486400" cy="3026664"/>
-            <wp:docPr id="6" name="Picture 6" descr="Original case: Output shape1×2 and map [[-4,-4]]; the same kernel is reused at each position. Changed condition: Add shared bias2 after each patch sum. Expected result: Feature map becomes [[-2,-2]]. Reason: Bias adds2 to each output; it does not change patch products or output shape."/>
+            <wp:docPr id="6" name="Picture 6" descr="Original case: Output shape 1×2 and map [[-4,-4]]; the same kernel is reused at each position. Changed condition: Add shared bias 2 after each patch sum. Expected result: Feature map becomes [[-2,-2]]. Reason: Bias adds 2 to each output; it does not change patch products or output shape."/>
             <wp:cNvGraphicFramePr>
               <a:graphicFrameLocks noChangeAspect="1"/>
             </wp:cNvGraphicFramePr>
@@ -3125,7 +3471,7 @@
         <w:rPr>
           <w:b w:val="0"/>
         </w:rPr>
-        <w:t xml:space="preserve"> shape1×2 and map [[-4,-4]]; the same </w:t>
+        <w:t xml:space="preserve"> shape 1×2 and map [[-4,-4]]; the same </w:t>
       </w:r>
       <w:r>
         <w:rPr>
@@ -3137,7 +3483,7 @@
         <w:rPr>
           <w:b w:val="0"/>
         </w:rPr>
-        <w:t xml:space="preserve"> is reused at each position. Changed condition: Add shared bias2 after each patch sum. Expected result: </w:t>
+        <w:t xml:space="preserve"> is reused at each position. Changed condition: Add shared bias 2 after each patch sum. Expected result: </w:t>
       </w:r>
       <w:r>
         <w:rPr>
@@ -3160,7 +3506,7 @@
         <w:rPr>
           <w:b w:val="0"/>
         </w:rPr>
-        <w:t xml:space="preserve">Reason: Bias adds2 to each </w:t>
+        <w:t xml:space="preserve">Reason: Bias adds 2 to each </w:t>
       </w:r>
       <w:r>
         <w:rPr>

--- a/downloads/workbook/ai-5-week-21.docx
+++ b/downloads/workbook/ai-5-week-21.docx
@@ -25,22 +25,45 @@
         <w:pStyle w:val="Heading1"/>
       </w:pPr>
       <w:r>
-        <w:t>01. Recall and choose your starting point</w:t>
-      </w:r>
-    </w:p>
-    <w:p>
-      <w:r>
-        <w:t>Record your starting explanation for Convolution as a local operation before opening notes. Show any later correction separately.</w:t>
-      </w:r>
-    </w:p>
-    <w:p>
-      <w:pPr>
-        <w:spacing w:line="336" w:lineRule="auto" w:after="180"/>
-      </w:pPr>
-      <w:r>
-        <w:rPr>
-          <w:b w:val="0"/>
-        </w:rPr>
+        <w:t>One readable local-filter evidence record.</w:t>
+      </w:r>
+    </w:p>
+    <w:p>
+      <w:r>
+        <w:t>Trace windows,verify shapes and distinguish arithmetic responses from learned recognition claims.</w:t>
+      </w:r>
+    </w:p>
+    <w:p>
+      <w:r>
+        <w:t>W1–W3/W5 → selected new filter → project operation ledger → changed-case return.</w:t>
+      </w:r>
+    </w:p>
+    <w:p>
+      <w:pPr>
+        <w:pStyle w:val="Heading1"/>
+      </w:pPr>
+      <w:r>
+        <w:t>01. Recall · Retrieve before notes</w:t>
+      </w:r>
+    </w:p>
+    <w:p>
+      <w:r>
+        <w:t>Keep this task’s inputs,rule and response together.</w:t>
+      </w:r>
+    </w:p>
+    <w:p>
+      <w:pPr>
+        <w:pStyle w:val="Heading2"/>
+      </w:pPr>
+      <w:r>
+        <w:t>Complete task and evidence</w:t>
+      </w:r>
+    </w:p>
+    <w:p>
+      <w:pPr>
+        <w:pStyle w:val="ListBullet"/>
+      </w:pPr>
+      <w:r>
         <w:t>Try the recall before opening notes. Then use a different colour or a labelled second line to correct your explanation.</w:t>
       </w:r>
     </w:p>
@@ -54,12 +77,9 @@
     </w:p>
     <w:p>
       <w:pPr>
-        <w:spacing w:line="336" w:lineRule="auto" w:after="180"/>
-      </w:pPr>
-      <w:r>
-        <w:rPr>
-          <w:b w:val="0"/>
-        </w:rPr>
+        <w:pStyle w:val="ListBullet"/>
+      </w:pPr>
+      <w:r>
         <w:t>Without opening the old lesson, explain one key idea from Image tensors and channels. Give an example and a mistake that the idea helps you avoid.</w:t>
       </w:r>
     </w:p>
@@ -96,12 +116,9 @@
     </w:p>
     <w:p>
       <w:pPr>
-        <w:spacing w:line="336" w:lineRule="auto" w:after="180"/>
-      </w:pPr>
-      <w:r>
-        <w:rPr>
-          <w:b w:val="0"/>
-        </w:rPr>
+        <w:pStyle w:val="ListBullet"/>
+      </w:pPr>
+      <w:r>
         <w:t>Without opening the old lesson, explain one key idea from Debugging shapes and gradients. Give an example and a mistake that the idea helps you avoid.</w:t>
       </w:r>
     </w:p>
@@ -138,25 +155,10 @@
     </w:p>
     <w:p>
       <w:pPr>
-        <w:spacing w:line="336" w:lineRule="auto" w:after="180"/>
-      </w:pPr>
-      <w:r>
-        <w:rPr>
-          <w:b w:val="0"/>
-        </w:rPr>
-        <w:t xml:space="preserve">Without opening the old lesson, explain one key idea from </w:t>
-      </w:r>
-      <w:r>
-        <w:rPr>
-          <w:b/>
-        </w:rPr>
-        <w:t>Training</w:t>
-      </w:r>
-      <w:r>
-        <w:rPr>
-          <w:b w:val="0"/>
-        </w:rPr>
-        <w:t xml:space="preserve"> and validation curves. Give an example and a mistake that the idea helps you avoid.</w:t>
+        <w:pStyle w:val="ListBullet"/>
+      </w:pPr>
+      <w:r>
+        <w:t>Without opening the old lesson, explain one key idea from Training and validation curves. Give an example and a mistake that the idea helps you avoid.</w:t>
       </w:r>
     </w:p>
     <w:p>
@@ -192,107 +194,26 @@
     </w:p>
     <w:p>
       <w:pPr>
-        <w:spacing w:line="336" w:lineRule="auto" w:after="180"/>
-        <w:shd w:fill="F1F6F8"/>
-      </w:pPr>
-      <w:r>
-        <w:rPr>
-          <w:b w:val="0"/>
-        </w:rPr>
+        <w:pStyle w:val="ListBullet"/>
+      </w:pPr>
+      <w:r>
         <w:t>Use this reference for the original W1–W3 and W5 exercises. The separately named independent case supplies its own changed facts; use those facts for that attempt before feedback.</w:t>
       </w:r>
     </w:p>
     <w:p>
       <w:pPr>
-        <w:spacing w:line="336" w:lineRule="auto" w:after="180"/>
-      </w:pPr>
-      <w:r>
-        <w:rPr>
-          <w:b w:val="0"/>
-        </w:rPr>
-        <w:t xml:space="preserve">Use a fictional single-channel image with rows [1, 2, 0], [0, 1, 3] and [2, 0, 1]. Coordinates are zero-based row then column. Our </w:t>
-      </w:r>
-      <w:r>
-        <w:rPr>
-          <w:b/>
-        </w:rPr>
-        <w:t>kernel</w:t>
-      </w:r>
-      <w:r>
-        <w:rPr>
-          <w:b w:val="0"/>
-        </w:rPr>
-        <w:t xml:space="preserve"> has rows [1, -1] and [0, 1].</w:t>
-      </w:r>
-    </w:p>
-    <w:p>
-      <w:pPr>
-        <w:spacing w:line="336" w:lineRule="auto" w:after="180"/>
-      </w:pPr>
-      <w:r>
-        <w:rPr>
-          <w:b w:val="0"/>
-        </w:rPr>
-        <w:t xml:space="preserve">At each position, multiply matching entries of a 2 by 2 window and the </w:t>
-      </w:r>
-      <w:r>
-        <w:rPr>
-          <w:b/>
-        </w:rPr>
-        <w:t>kernel</w:t>
-      </w:r>
-      <w:r>
-        <w:rPr>
-          <w:b w:val="0"/>
-        </w:rPr>
-        <w:t xml:space="preserve">, then add the four products. Use bias 0, </w:t>
-      </w:r>
-      <w:r>
-        <w:rPr>
-          <w:b/>
-        </w:rPr>
-        <w:t>stride</w:t>
-      </w:r>
-      <w:r>
-        <w:rPr>
-          <w:b w:val="0"/>
-        </w:rPr>
-        <w:t xml:space="preserve"> 1 and no </w:t>
-      </w:r>
-      <w:r>
-        <w:rPr>
-          <w:b/>
-        </w:rPr>
-        <w:t>padding</w:t>
-      </w:r>
-      <w:r>
-        <w:rPr>
-          <w:b w:val="0"/>
-        </w:rPr>
-        <w:t>.</w:t>
-      </w:r>
-    </w:p>
-    <w:p>
-      <w:pPr>
-        <w:spacing w:line="336" w:lineRule="auto" w:after="180"/>
-      </w:pPr>
-      <w:r>
-        <w:rPr>
-          <w:b w:val="0"/>
-        </w:rPr>
-        <w:t xml:space="preserve">At the top-left window, the sum is 1 times 1 plus 2 times -1 plus 0 times 0 plus 1 times 1 = 0. Slide the same </w:t>
-      </w:r>
-      <w:r>
-        <w:rPr>
-          <w:b/>
-        </w:rPr>
-        <w:t>kernel</w:t>
-      </w:r>
-      <w:r>
-        <w:rPr>
-          <w:b w:val="0"/>
-        </w:rPr>
-        <w:t xml:space="preserve"> right, then down. Only use windows that fit entirely inside the image; this is the valid boundary rule.</w:t>
+        <w:pStyle w:val="ListBullet"/>
+      </w:pPr>
+      <w:r>
+        <w:t>Use a fictional single-channel image with rows [1, 2, 0], [0, 1, 3] and [2, 0, 1]. Coordinates are zero-based row then column. Our kernel has rows [1, -1] and [0, 1]. At each position, multiply matching entries of a 2 by 2 window and the kernel, then add the four products. Use bias 0, stride 1 and no padding.</w:t>
+      </w:r>
+    </w:p>
+    <w:p>
+      <w:pPr>
+        <w:pStyle w:val="ListBullet"/>
+      </w:pPr>
+      <w:r>
+        <w:t>At the top-left window, the sum is 1 times 1 plus 2 times -1 plus 0 times 0 plus 1 times 1 = 0. Slide the same kernel right, then down. Only use windows that fit entirely inside the image; this is the valid boundary rule.</w:t>
       </w:r>
     </w:p>
     <w:tbl>
@@ -472,60 +393,10 @@
     </w:tbl>
     <w:p>
       <w:pPr>
-        <w:spacing w:line="336" w:lineRule="auto" w:after="180"/>
-      </w:pPr>
-      <w:r>
-        <w:rPr>
-          <w:b w:val="0"/>
-        </w:rPr>
-        <w:t xml:space="preserve">The </w:t>
-      </w:r>
-      <w:r>
-        <w:rPr>
-          <w:b/>
-        </w:rPr>
-        <w:t>feature map</w:t>
-      </w:r>
-      <w:r>
-        <w:rPr>
-          <w:b w:val="0"/>
-        </w:rPr>
-        <w:t xml:space="preserve"> has rows [0, 5] and [-1, -1]. This neural-network convention keeps the </w:t>
-      </w:r>
-      <w:r>
-        <w:rPr>
-          <w:b/>
-        </w:rPr>
-        <w:t>kernel</w:t>
-      </w:r>
-      <w:r>
-        <w:rPr>
-          <w:b w:val="0"/>
-        </w:rPr>
-        <w:t xml:space="preserve"> orientation fixed; mathematically it is cross-correlation. Mathematical convolution reverses the </w:t>
-      </w:r>
-      <w:r>
-        <w:rPr>
-          <w:b/>
-        </w:rPr>
-        <w:t>kernel</w:t>
-      </w:r>
-      <w:r>
-        <w:rPr>
-          <w:b w:val="0"/>
-        </w:rPr>
-        <w:t xml:space="preserve"> along both spatial axes.</w:t>
-      </w:r>
-    </w:p>
-    <w:p>
-      <w:pPr>
-        <w:spacing w:line="336" w:lineRule="auto" w:after="180"/>
-      </w:pPr>
-      <w:r>
-        <w:rPr>
-          <w:b w:val="0"/>
-        </w:rPr>
-        <w:t>We use the fixed-orientation convention throughout, so every hand calculation and program agrees.</w:t>
+        <w:pStyle w:val="ListBullet"/>
+      </w:pPr>
+      <w:r>
+        <w:t>The feature map has rows [0, 5] and [-1, -1]. This neural-network convention keeps the kernel orientation fixed; mathematically it is cross-correlation. Mathematical convolution reverses the kernel along both spatial axes. We use the fixed-orientation convention throughout, so every hand calculation and program agrees.</w:t>
       </w:r>
     </w:p>
     <w:p>
@@ -533,123 +404,44 @@
         <w:pStyle w:val="Heading1"/>
       </w:pPr>
       <w:r>
-        <w:t>02. Practise with fading help</w:t>
-      </w:r>
-    </w:p>
-    <w:p>
-      <w:r>
-        <w:t>Complete the supported Convolution as a local operation trace and record the first step you can explain without help.</w:t>
-      </w:r>
-    </w:p>
-    <w:p>
-      <w:pPr>
-        <w:spacing w:line="336" w:lineRule="auto" w:after="180"/>
-      </w:pPr>
-      <w:r>
-        <w:rPr>
-          <w:b w:val="0"/>
-        </w:rPr>
-        <w:t>Use W2: Separate parameters and operations for Convolution as a local operation. Record the answer once; the lesson and workbook refer to the same attempt.</w:t>
-      </w:r>
-    </w:p>
-    <w:tbl>
-      <w:tblPr>
-        <w:tblStyle w:val="LightShading-Accent1"/>
-        <w:tblW w:type="auto" w:w="0"/>
-        <w:tblLook w:firstColumn="1" w:firstRow="1" w:lastColumn="0" w:lastRow="0" w:noHBand="0" w:noVBand="1" w:val="04A0"/>
-      </w:tblPr>
-      <w:tblGrid>
-        <w:gridCol w:w="2556"/>
-        <w:gridCol w:w="2556"/>
-        <w:gridCol w:w="2556"/>
-        <w:gridCol w:w="2556"/>
-      </w:tblGrid>
-      <w:tr>
-        <w:trPr>
-          <w:tblHeader/>
-        </w:trPr>
-        <w:tc>
-          <w:tcPr>
-            <w:tcW w:type="dxa" w:w="2556"/>
-          </w:tcPr>
-          <w:p>
-            <w:r>
-              <w:t>Given inputs</w:t>
-            </w:r>
-          </w:p>
-        </w:tc>
-        <w:tc>
-          <w:tcPr>
-            <w:tcW w:type="dxa" w:w="2556"/>
-          </w:tcPr>
-          <w:p>
-            <w:r>
-              <w:t>Procedure I chose</w:t>
-            </w:r>
-          </w:p>
-        </w:tc>
-        <w:tc>
-          <w:tcPr>
-            <w:tcW w:type="dxa" w:w="2556"/>
-          </w:tcPr>
-          <w:p>
-            <w:r>
-              <w:t>Middle steps</w:t>
-            </w:r>
-          </w:p>
-        </w:tc>
-        <w:tc>
-          <w:tcPr>
-            <w:tcW w:type="dxa" w:w="2556"/>
-          </w:tcPr>
-          <w:p>
-            <w:r>
-              <w:t>Result and check</w:t>
-            </w:r>
-          </w:p>
-        </w:tc>
-      </w:tr>
-      <w:tr>
-        <w:tc>
-          <w:tcPr>
-            <w:tcW w:type="dxa" w:w="2556"/>
-          </w:tcPr>
-          <w:p>
-            <w:r/>
-          </w:p>
-        </w:tc>
-        <w:tc>
-          <w:tcPr>
-            <w:tcW w:type="dxa" w:w="2556"/>
-          </w:tcPr>
-          <w:p>
-            <w:r/>
-          </w:p>
-        </w:tc>
-        <w:tc>
-          <w:tcPr>
-            <w:tcW w:type="dxa" w:w="2556"/>
-          </w:tcPr>
-          <w:p>
-            <w:r/>
-          </w:p>
-        </w:tc>
-        <w:tc>
-          <w:tcPr>
-            <w:tcW w:type="dxa" w:w="2556"/>
-          </w:tcPr>
-          <w:p>
-            <w:r/>
-          </w:p>
-        </w:tc>
-      </w:tr>
-    </w:tbl>
+        <w:t>05. W1 · Explain the current example</w:t>
+      </w:r>
+    </w:p>
+    <w:p>
+      <w:r>
+        <w:t>Keep this task’s inputs,rule and response together.</w:t>
+      </w:r>
+    </w:p>
+    <w:p>
+      <w:pPr>
+        <w:pStyle w:val="Heading2"/>
+      </w:pPr>
+      <w:r>
+        <w:t>Complete task and evidence</w:t>
+      </w:r>
+    </w:p>
+    <w:p>
+      <w:pPr>
+        <w:pStyle w:val="ListBullet"/>
+      </w:pPr>
+      <w:r>
+        <w:t>Mainimage[[1, 2, 0], [0, 1, 3], [2, 0, 1]], kernel[[1, −1], [0, 1]], fixedorientation, stride 1, no padding, bias 0. Row-major products[1, −2, 0, 1]→0; [2, 0, 0, 3]→5; [0, −1, 0, 0]→−1; [1, −3, 0, 1]→−1, map[[0, 5], [−1, −1]]. Four shared weights, 16 direct products; one shared bias gives 5 parameter slots. Cornerinput1→4 changes only first output to3. Stride2→[[0]]; onezero border→4×4 output, top-left 1. ReLUoriginalmap[[0, 5], [0, 0]]. Flippedkernel[[1, 0], [−1, 1]]top-left 2. Separate pictureimage[[1, 2, 3], [4, 5, 6]], kernel[[1, 0], [0, −1]]→[[-4, −4]], bias 2→[[-2, −2]]. Kernels hand-chosen, not learned recognition.</w:t>
+      </w:r>
+    </w:p>
+    <w:p>
+      <w:pPr>
+        <w:pStyle w:val="ListBullet"/>
+      </w:pPr>
+      <w:r>
+        <w:t>Use the lesson image and kernel at window start [0, 1]. List the window rows, four products and output before activation.</w:t>
+      </w:r>
+    </w:p>
     <w:p>
       <w:pPr>
         <w:pStyle w:val="Heading3"/>
       </w:pPr>
       <w:r>
-        <w:t>The step I completed without help, and the hint I needed</w:t>
+        <w:t>My reasoning and evidence</w:t>
       </w:r>
     </w:p>
     <w:p>
@@ -668,38 +460,55 @@
       </w:r>
     </w:p>
     <w:p>
+      <w:r>
+        <w:t>________________________________________________________________</w:t>
+      </w:r>
+    </w:p>
+    <w:p>
+      <w:r>
+        <w:t>________________________________________________________________</w:t>
+      </w:r>
+    </w:p>
+    <w:p>
+      <w:r>
+        <w:t>________________________________________________________________</w:t>
+      </w:r>
+    </w:p>
+    <w:p>
       <w:pPr>
         <w:pStyle w:val="Heading1"/>
       </w:pPr>
       <w:r>
-        <w:t>03. Individual reasoning check</w:t>
-      </w:r>
-    </w:p>
-    <w:p>
-      <w:r>
-        <w:t>Check the proposed Convolution as a local operation explanation against the supplied facts before discussing it.</w:t>
-      </w:r>
-    </w:p>
-    <w:p>
-      <w:pPr>
-        <w:spacing w:line="336" w:lineRule="auto" w:after="180"/>
-      </w:pPr>
-      <w:r>
-        <w:rPr>
-          <w:b w:val="0"/>
-        </w:rPr>
-        <w:t>Use the worked case for Convolution as a local operation. Proposed explanation: “Each window has its own set of learned weights”. Decide whether this explanation is supported.</w:t>
-      </w:r>
-    </w:p>
-    <w:p>
-      <w:pPr>
-        <w:spacing w:line="336" w:lineRule="auto" w:after="180"/>
-      </w:pPr>
-      <w:r>
-        <w:rPr>
-          <w:b w:val="0"/>
-        </w:rPr>
-        <w:t>Point to the step or supplied fact that decides; explain your repair if needed.</w:t>
+        <w:t>06. W2 · Trace the calculation</w:t>
+      </w:r>
+    </w:p>
+    <w:p>
+      <w:r>
+        <w:t>Keep this task’s inputs,rule and response together.</w:t>
+      </w:r>
+    </w:p>
+    <w:p>
+      <w:pPr>
+        <w:pStyle w:val="Heading2"/>
+      </w:pPr>
+      <w:r>
+        <w:t>Complete task and evidence</w:t>
+      </w:r>
+    </w:p>
+    <w:p>
+      <w:pPr>
+        <w:pStyle w:val="ListBullet"/>
+      </w:pPr>
+      <w:r>
+        <w:t>Mainimage[[1, 2, 0], [0, 1, 3], [2, 0, 1]], kernel[[1, −1], [0, 1]], fixedorientation, stride 1, no padding, bias 0. Row-major products[1, −2, 0, 1]→0; [2, 0, 0, 3]→5; [0, −1, 0, 0]→−1; [1, −3, 0, 1]→−1, map[[0, 5], [−1, −1]]. Four shared weights, 16 direct products; one shared bias gives 5 parameter slots. Cornerinput1→4 changes only first output to3. Stride2→[[0]]; onezero border→4×4 output, top-left 1. ReLUoriginalmap[[0, 5], [0, 0]]. Flippedkernel[[1, 0], [−1, 1]]top-left 2. Separate pictureimage[[1, 2, 3], [4, 5, 6]], kernel[[1, 0], [0, −1]]→[[-4, −4]], bias 2→[[-2, −2]]. Kernels hand-chosen, not learned recognition.</w:t>
+      </w:r>
+    </w:p>
+    <w:p>
+      <w:pPr>
+        <w:pStyle w:val="ListBullet"/>
+      </w:pPr>
+      <w:r>
+        <w:t>How many shared kernel weights does the lesson use? How many products are computed over all four valid windows? What changes if one shared bias is added?</w:t>
       </w:r>
     </w:p>
     <w:p>
@@ -707,7 +516,7 @@
         <w:pStyle w:val="Heading3"/>
       </w:pPr>
       <w:r>
-        <w:t>My explanation before partner discussion</w:t>
+        <w:t>My reasoning and evidence</w:t>
       </w:r>
     </w:p>
     <w:p>
@@ -731,16 +540,50 @@
       </w:r>
     </w:p>
     <w:p>
+      <w:r>
+        <w:t>________________________________________________________________</w:t>
+      </w:r>
+    </w:p>
+    <w:p>
+      <w:r>
+        <w:t>________________________________________________________________</w:t>
+      </w:r>
+    </w:p>
+    <w:p>
       <w:pPr>
         <w:pStyle w:val="Heading1"/>
       </w:pPr>
       <w:r>
-        <w:t>04. Independent transfer case</w:t>
-      </w:r>
-    </w:p>
-    <w:p>
-      <w:r>
-        <w:t>Write one first attempt at the reserved independent case before feedback. Repeated copies of that case refer to the same recorded attempt.</w:t>
+        <w:t>07. W3 · Repair a misconception</w:t>
+      </w:r>
+    </w:p>
+    <w:p>
+      <w:r>
+        <w:t>Keep this task’s inputs,rule and response together.</w:t>
+      </w:r>
+    </w:p>
+    <w:p>
+      <w:pPr>
+        <w:pStyle w:val="Heading2"/>
+      </w:pPr>
+      <w:r>
+        <w:t>Complete task and evidence</w:t>
+      </w:r>
+    </w:p>
+    <w:p>
+      <w:pPr>
+        <w:pStyle w:val="ListBullet"/>
+      </w:pPr>
+      <w:r>
+        <w:t>Mainimage[[1, 2, 0], [0, 1, 3], [2, 0, 1]], kernel[[1, −1], [0, 1]], fixedorientation, stride 1, no padding, bias 0. Row-major products[1, −2, 0, 1]→0; [2, 0, 0, 3]→5; [0, −1, 0, 0]→−1; [1, −3, 0, 1]→−1, map[[0, 5], [−1, −1]]. Four shared weights, 16 direct products; one shared bias gives 5 parameter slots. Cornerinput1→4 changes only first output to3. Stride2→[[0]]; onezero border→4×4 output, top-left 1. ReLUoriginalmap[[0, 5], [0, 0]]. Flippedkernel[[1, 0], [−1, 1]]top-left 2. Separate pictureimage[[1, 2, 3], [4, 5, 6]], kernel[[1, 0], [0, −1]]→[[-4, −4]], bias 2→[[-2, −2]]. Kernels hand-chosen, not learned recognition.</w:t>
+      </w:r>
+    </w:p>
+    <w:p>
+      <w:pPr>
+        <w:pStyle w:val="ListBullet"/>
+      </w:pPr>
+      <w:r>
+        <w:t>For the lesson image and kernel, give the output shape with no padding and stride 2. Then give the shape with one zero border on each side and stride 1, and calculate that padded map’s top-left output.</w:t>
       </w:r>
     </w:p>
     <w:p>
@@ -748,78 +591,149 @@
         <w:pStyle w:val="Heading3"/>
       </w:pPr>
       <w:r>
+        <w:t>My reasoning and evidence</w:t>
+      </w:r>
+    </w:p>
+    <w:p>
+      <w:r>
+        <w:t>________________________________________________________________</w:t>
+      </w:r>
+    </w:p>
+    <w:p>
+      <w:r>
+        <w:t>________________________________________________________________</w:t>
+      </w:r>
+    </w:p>
+    <w:p>
+      <w:r>
+        <w:t>________________________________________________________________</w:t>
+      </w:r>
+    </w:p>
+    <w:p>
+      <w:r>
+        <w:t>________________________________________________________________</w:t>
+      </w:r>
+    </w:p>
+    <w:p>
+      <w:r>
+        <w:t>________________________________________________________________</w:t>
+      </w:r>
+    </w:p>
+    <w:p>
+      <w:r>
+        <w:t>________________________________________________________________</w:t>
+      </w:r>
+    </w:p>
+    <w:p>
+      <w:pPr>
+        <w:pStyle w:val="Heading1"/>
+      </w:pPr>
+      <w:r>
+        <w:t>09. W5 · Explain the limitation</w:t>
+      </w:r>
+    </w:p>
+    <w:p>
+      <w:r>
+        <w:t>Keep this task’s inputs,rule and response together.</w:t>
+      </w:r>
+    </w:p>
+    <w:p>
+      <w:pPr>
+        <w:pStyle w:val="Heading2"/>
+      </w:pPr>
+      <w:r>
+        <w:t>Complete task and evidence</w:t>
+      </w:r>
+    </w:p>
+    <w:p>
+      <w:pPr>
+        <w:pStyle w:val="ListBullet"/>
+      </w:pPr>
+      <w:r>
+        <w:t>Mainimage[[1, 2, 0], [0, 1, 3], [2, 0, 1]], kernel[[1, −1], [0, 1]], fixedorientation, stride 1, no padding, bias 0. Row-major products[1, −2, 0, 1]→0; [2, 0, 0, 3]→5; [0, −1, 0, 0]→−1; [1, −3, 0, 1]→−1, map[[0, 5], [−1, −1]]. Four shared weights, 16 direct products; one shared bias gives 5 parameter slots. Cornerinput1→4 changes only first output to3. Stride2→[[0]]; onezero border→4×4 output, top-left 1. ReLUoriginalmap[[0, 5], [0, 0]]. Flippedkernel[[1, 0], [−1, 1]]top-left 2. Separate pictureimage[[1, 2, 3], [4, 5, 6]], kernel[[1, 0], [0, −1]]→[[-4, −4]], bias 2→[[-2, −2]]. Kernels hand-chosen, not learned recognition.</w:t>
+      </w:r>
+    </w:p>
+    <w:p>
+      <w:pPr>
+        <w:pStyle w:val="ListBullet"/>
+      </w:pPr>
+      <w:r>
+        <w:t>A program reverses both axes of the lesson kernel to [[1, 0], [-1, 1]]. Compute the top-left output. Does it agree with our declared convention? Explain what the test checks.</w:t>
+      </w:r>
+    </w:p>
+    <w:p>
+      <w:pPr>
+        <w:pStyle w:val="Heading3"/>
+      </w:pPr>
+      <w:r>
+        <w:t>My reasoning and evidence</w:t>
+      </w:r>
+    </w:p>
+    <w:p>
+      <w:r>
+        <w:t>________________________________________________________________</w:t>
+      </w:r>
+    </w:p>
+    <w:p>
+      <w:r>
+        <w:t>________________________________________________________________</w:t>
+      </w:r>
+    </w:p>
+    <w:p>
+      <w:r>
+        <w:t>________________________________________________________________</w:t>
+      </w:r>
+    </w:p>
+    <w:p>
+      <w:r>
+        <w:t>________________________________________________________________</w:t>
+      </w:r>
+    </w:p>
+    <w:p>
+      <w:r>
+        <w:t>________________________________________________________________</w:t>
+      </w:r>
+    </w:p>
+    <w:p>
+      <w:r>
+        <w:t>________________________________________________________________</w:t>
+      </w:r>
+    </w:p>
+    <w:p>
+      <w:pPr>
+        <w:pStyle w:val="Heading1"/>
+      </w:pPr>
+      <w:r>
+        <w:t>04. Try alone · Selected transfer</w:t>
+      </w:r>
+    </w:p>
+    <w:p>
+      <w:r>
+        <w:t>Keep this task’s inputs,rule and response together.</w:t>
+      </w:r>
+    </w:p>
+    <w:p>
+      <w:pPr>
+        <w:pStyle w:val="Heading2"/>
+      </w:pPr>
+      <w:r>
+        <w:t>Complete task and evidence</w:t>
+      </w:r>
+    </w:p>
+    <w:p>
+      <w:pPr>
+        <w:pStyle w:val="Heading3"/>
+      </w:pPr>
+      <w:r>
         <w:t>Independent case: Filter a new image independently</w:t>
       </w:r>
     </w:p>
     <w:p>
       <w:pPr>
-        <w:spacing w:line="336" w:lineRule="auto" w:after="180"/>
-      </w:pPr>
-      <w:r>
-        <w:rPr>
-          <w:b w:val="0"/>
-        </w:rPr>
-        <w:t xml:space="preserve">Use image rows [2, 1, 0], [1, 3, 2] and </w:t>
-      </w:r>
-      <w:r>
-        <w:rPr>
-          <w:b/>
-        </w:rPr>
-        <w:t>kernel</w:t>
-      </w:r>
-      <w:r>
-        <w:rPr>
-          <w:b w:val="0"/>
-        </w:rPr>
-        <w:t xml:space="preserve"> rows [0, 1], [-1, 2]. Use no </w:t>
-      </w:r>
-      <w:r>
-        <w:rPr>
-          <w:b/>
-        </w:rPr>
-        <w:t>padding</w:t>
-      </w:r>
-      <w:r>
-        <w:rPr>
-          <w:b w:val="0"/>
-        </w:rPr>
-        <w:t xml:space="preserve">, </w:t>
-      </w:r>
-      <w:r>
-        <w:rPr>
-          <w:b/>
-        </w:rPr>
-        <w:t>stride</w:t>
-      </w:r>
-      <w:r>
-        <w:rPr>
-          <w:b w:val="0"/>
-        </w:rPr>
-        <w:t xml:space="preserve"> 1 and bias 0. Give the </w:t>
-      </w:r>
-      <w:r>
-        <w:rPr>
-          <w:b/>
-        </w:rPr>
-        <w:t>output</w:t>
-      </w:r>
-      <w:r>
-        <w:rPr>
-          <w:b w:val="0"/>
-        </w:rPr>
-        <w:t xml:space="preserve"> shape, both four-product sums and the </w:t>
-      </w:r>
-      <w:r>
-        <w:rPr>
-          <w:b/>
-        </w:rPr>
-        <w:t>feature map</w:t>
-      </w:r>
-      <w:r>
-        <w:rPr>
-          <w:b w:val="0"/>
-        </w:rPr>
-        <w:t>. Then add a shared bias of -5 and apply ReLU.</w:t>
+        <w:pStyle w:val="ListBullet"/>
+      </w:pPr>
+      <w:r>
+        <w:t>Use image rows [2, 1, 0], [1, 3, 2] and kernel rows [0, 1], [-1, 2]. Use no padding, stride 1 and bias 0. Give the output shape, both four-product sums and the feature map. Then add a shared bias of -5 and apply ReLU.</w:t>
       </w:r>
     </w:p>
     <w:p>
@@ -867,12 +781,9 @@
     </w:p>
     <w:p>
       <w:pPr>
-        <w:spacing w:line="336" w:lineRule="auto" w:after="180"/>
-      </w:pPr>
-      <w:r>
-        <w:rPr>
-          <w:b w:val="0"/>
-        </w:rPr>
+        <w:pStyle w:val="ListBullet"/>
+      </w:pPr>
+      <w:r>
         <w:t>Attempt this case before feedback. Record any help. Earlier examples below are further practice; a case already practised with feedback cannot establish fresh transfer.</w:t>
       </w:r>
     </w:p>
@@ -881,47 +792,28 @@
         <w:pStyle w:val="Heading1"/>
       </w:pPr>
       <w:r>
-        <w:t>05. W1 Trace a local sum</w:t>
-      </w:r>
-    </w:p>
-    <w:p>
-      <w:r>
-        <w:t>Trace a local sum. Apply the supplied Convolution as a local operation facts and keep your reasoning.</w:t>
-      </w:r>
-    </w:p>
-    <w:p>
-      <w:pPr>
-        <w:spacing w:line="336" w:lineRule="auto" w:after="180"/>
-      </w:pPr>
-      <w:r>
-        <w:rPr>
-          <w:b w:val="0"/>
-        </w:rPr>
-        <w:t xml:space="preserve">Use the lesson image and </w:t>
-      </w:r>
-      <w:r>
-        <w:rPr>
-          <w:b/>
-        </w:rPr>
-        <w:t>kernel</w:t>
-      </w:r>
-      <w:r>
-        <w:rPr>
-          <w:b w:val="0"/>
-        </w:rPr>
-        <w:t xml:space="preserve"> at window start [0, 1]. List the window rows, four products and </w:t>
-      </w:r>
-      <w:r>
-        <w:rPr>
-          <w:b/>
-        </w:rPr>
-        <w:t>output</w:t>
-      </w:r>
-      <w:r>
-        <w:rPr>
-          <w:b w:val="0"/>
-        </w:rPr>
-        <w:t xml:space="preserve"> before activation.</w:t>
+        <w:t>10. Project · Keep the mathematical evidence</w:t>
+      </w:r>
+    </w:p>
+    <w:p>
+      <w:r>
+        <w:t>Keep this task’s inputs,rule and response together.</w:t>
+      </w:r>
+    </w:p>
+    <w:p>
+      <w:pPr>
+        <w:pStyle w:val="Heading2"/>
+      </w:pPr>
+      <w:r>
+        <w:t>Complete task and evidence</w:t>
+      </w:r>
+    </w:p>
+    <w:p>
+      <w:pPr>
+        <w:pStyle w:val="ListBullet"/>
+      </w:pPr>
+      <w:r>
+        <w:t>Add a labelled convolution as a local operation evidence sheet to Image-pattern Network Investigation. Show how you can compute a local weighted sum at each valid image position. Use the supplied fictional case and keep its inputs, intermediate steps, calculation or prediction, and limitation. Connect this record to last week’s record; a matching answer without a trace is insufficient.</w:t>
       </w:r>
     </w:p>
     <w:p>
@@ -929,7 +821,7 @@
         <w:pStyle w:val="Heading3"/>
       </w:pPr>
       <w:r>
-        <w:t>My reasoning and evidence</w:t>
+        <w:t>My project change, supporting evidence and remaining limit</w:t>
       </w:r>
     </w:p>
     <w:p>
@@ -967,548 +859,20 @@
         <w:pStyle w:val="Heading1"/>
       </w:pPr>
       <w:r>
-        <w:t>06. W2 Separate parameters and operations</w:t>
-      </w:r>
-    </w:p>
-    <w:p>
-      <w:r>
-        <w:t>Separate parameters and operations. Apply the supplied Convolution as a local operation facts and keep your reasoning.</w:t>
-      </w:r>
-    </w:p>
-    <w:p>
-      <w:pPr>
-        <w:spacing w:line="336" w:lineRule="auto" w:after="180"/>
-        <w:shd w:fill="F5F1FB"/>
-      </w:pPr>
-      <w:r>
-        <w:rPr>
-          <w:b w:val="0"/>
-        </w:rPr>
-        <w:t xml:space="preserve">How many shared </w:t>
-      </w:r>
-      <w:r>
-        <w:rPr>
-          <w:b/>
-        </w:rPr>
-        <w:t>kernel</w:t>
-      </w:r>
-      <w:r>
-        <w:rPr>
-          <w:b w:val="0"/>
-        </w:rPr>
-        <w:t xml:space="preserve"> weights does the lesson use? How many products are computed over all four valid windows? What changes if one shared bias is added?</w:t>
-      </w:r>
-    </w:p>
-    <w:p>
-      <w:pPr>
-        <w:pStyle w:val="Heading3"/>
-      </w:pPr>
-      <w:r>
-        <w:t>My reasoning and evidence</w:t>
-      </w:r>
-    </w:p>
-    <w:p>
-      <w:r>
-        <w:t>________________________________________________________________</w:t>
-      </w:r>
-    </w:p>
-    <w:p>
-      <w:r>
-        <w:t>________________________________________________________________</w:t>
-      </w:r>
-    </w:p>
-    <w:p>
-      <w:r>
-        <w:t>________________________________________________________________</w:t>
-      </w:r>
-    </w:p>
-    <w:p>
-      <w:r>
-        <w:t>________________________________________________________________</w:t>
-      </w:r>
-    </w:p>
-    <w:p>
-      <w:r>
-        <w:t>________________________________________________________________</w:t>
-      </w:r>
-    </w:p>
-    <w:p>
-      <w:r>
-        <w:t>________________________________________________________________</w:t>
-      </w:r>
-    </w:p>
-    <w:p>
-      <w:pPr>
-        <w:pStyle w:val="Heading1"/>
-      </w:pPr>
-      <w:r>
-        <w:t>07. W3 Check stride and padding</w:t>
-      </w:r>
-    </w:p>
-    <w:p>
-      <w:r>
-        <w:t>Check stride and padding. Apply the supplied Convolution as a local operation facts and keep your reasoning.</w:t>
-      </w:r>
-    </w:p>
-    <w:p>
-      <w:pPr>
-        <w:spacing w:line="336" w:lineRule="auto" w:after="180"/>
-      </w:pPr>
-      <w:r>
-        <w:rPr>
-          <w:b w:val="0"/>
-        </w:rPr>
-        <w:t xml:space="preserve">For the lesson image and </w:t>
-      </w:r>
-      <w:r>
-        <w:rPr>
-          <w:b/>
-        </w:rPr>
-        <w:t>kernel</w:t>
-      </w:r>
-      <w:r>
-        <w:rPr>
-          <w:b w:val="0"/>
-        </w:rPr>
-        <w:t xml:space="preserve">, give the </w:t>
-      </w:r>
-      <w:r>
-        <w:rPr>
-          <w:b/>
-        </w:rPr>
-        <w:t>output</w:t>
-      </w:r>
-      <w:r>
-        <w:rPr>
-          <w:b w:val="0"/>
-        </w:rPr>
-        <w:t xml:space="preserve"> shape with no </w:t>
-      </w:r>
-      <w:r>
-        <w:rPr>
-          <w:b/>
-        </w:rPr>
-        <w:t>padding</w:t>
-      </w:r>
-      <w:r>
-        <w:rPr>
-          <w:b w:val="0"/>
-        </w:rPr>
-        <w:t xml:space="preserve"> and </w:t>
-      </w:r>
-      <w:r>
-        <w:rPr>
-          <w:b/>
-        </w:rPr>
-        <w:t>stride</w:t>
-      </w:r>
-      <w:r>
-        <w:rPr>
-          <w:b w:val="0"/>
-        </w:rPr>
-        <w:t xml:space="preserve"> 2. Then give the shape with one zero border on each side and </w:t>
-      </w:r>
-      <w:r>
-        <w:rPr>
-          <w:b/>
-        </w:rPr>
-        <w:t>stride</w:t>
-      </w:r>
-      <w:r>
-        <w:rPr>
-          <w:b w:val="0"/>
-        </w:rPr>
-        <w:t xml:space="preserve"> 1, and calculate that padded map’s top-left </w:t>
-      </w:r>
-      <w:r>
-        <w:rPr>
-          <w:b/>
-        </w:rPr>
-        <w:t>output</w:t>
-      </w:r>
-      <w:r>
-        <w:rPr>
-          <w:b w:val="0"/>
-        </w:rPr>
-        <w:t>.</w:t>
-      </w:r>
-    </w:p>
-    <w:p>
-      <w:pPr>
-        <w:pStyle w:val="Heading3"/>
-      </w:pPr>
-      <w:r>
-        <w:t>My reasoning and evidence</w:t>
-      </w:r>
-    </w:p>
-    <w:p>
-      <w:r>
-        <w:t>________________________________________________________________</w:t>
-      </w:r>
-    </w:p>
-    <w:p>
-      <w:r>
-        <w:t>________________________________________________________________</w:t>
-      </w:r>
-    </w:p>
-    <w:p>
-      <w:r>
-        <w:t>________________________________________________________________</w:t>
-      </w:r>
-    </w:p>
-    <w:p>
-      <w:r>
-        <w:t>________________________________________________________________</w:t>
-      </w:r>
-    </w:p>
-    <w:p>
-      <w:r>
-        <w:t>________________________________________________________________</w:t>
-      </w:r>
-    </w:p>
-    <w:p>
-      <w:r>
-        <w:t>________________________________________________________________</w:t>
-      </w:r>
-    </w:p>
-    <w:p>
-      <w:pPr>
-        <w:pStyle w:val="Heading1"/>
-      </w:pPr>
-      <w:r>
-        <w:t>08. W4 Filter a new image independently</w:t>
-      </w:r>
-    </w:p>
-    <w:p>
-      <w:r>
-        <w:t>Attempt before feedback. If this repeats the selected independent case, reuse that first attempt; otherwise keep a separate record. Filter a new image independently. Apply the supplied Convolution as a local operation facts and keep your reasoning.</w:t>
-      </w:r>
-    </w:p>
-    <w:p>
-      <w:pPr>
-        <w:spacing w:line="336" w:lineRule="auto" w:after="180"/>
-      </w:pPr>
-      <w:r>
-        <w:rPr>
-          <w:b w:val="0"/>
-        </w:rPr>
-        <w:t xml:space="preserve">Use image rows [2, 1, 0], [1, 3, 2] and </w:t>
-      </w:r>
-      <w:r>
-        <w:rPr>
-          <w:b/>
-        </w:rPr>
-        <w:t>kernel</w:t>
-      </w:r>
-      <w:r>
-        <w:rPr>
-          <w:b w:val="0"/>
-        </w:rPr>
-        <w:t xml:space="preserve"> rows [0, 1], [-1, 2]. Use no </w:t>
-      </w:r>
-      <w:r>
-        <w:rPr>
-          <w:b/>
-        </w:rPr>
-        <w:t>padding</w:t>
-      </w:r>
-      <w:r>
-        <w:rPr>
-          <w:b w:val="0"/>
-        </w:rPr>
-        <w:t xml:space="preserve">, </w:t>
-      </w:r>
-      <w:r>
-        <w:rPr>
-          <w:b/>
-        </w:rPr>
-        <w:t>stride</w:t>
-      </w:r>
-      <w:r>
-        <w:rPr>
-          <w:b w:val="0"/>
-        </w:rPr>
-        <w:t xml:space="preserve"> 1 and bias 0. Give the </w:t>
-      </w:r>
-      <w:r>
-        <w:rPr>
-          <w:b/>
-        </w:rPr>
-        <w:t>output</w:t>
-      </w:r>
-      <w:r>
-        <w:rPr>
-          <w:b w:val="0"/>
-        </w:rPr>
-        <w:t xml:space="preserve"> shape, both four-product sums and the </w:t>
-      </w:r>
-      <w:r>
-        <w:rPr>
-          <w:b/>
-        </w:rPr>
-        <w:t>feature map</w:t>
-      </w:r>
-      <w:r>
-        <w:rPr>
-          <w:b w:val="0"/>
-        </w:rPr>
-        <w:t>. Then add a shared bias of -5 and apply ReLU.</w:t>
-      </w:r>
-    </w:p>
-    <w:p>
-      <w:pPr>
-        <w:pStyle w:val="Heading3"/>
-      </w:pPr>
-      <w:r>
-        <w:t>My reasoning and evidence</w:t>
-      </w:r>
-    </w:p>
-    <w:p>
-      <w:r>
-        <w:t>________________________________________________________________</w:t>
-      </w:r>
-    </w:p>
-    <w:p>
-      <w:r>
-        <w:t>________________________________________________________________</w:t>
-      </w:r>
-    </w:p>
-    <w:p>
-      <w:r>
-        <w:t>________________________________________________________________</w:t>
-      </w:r>
-    </w:p>
-    <w:p>
-      <w:r>
-        <w:t>________________________________________________________________</w:t>
-      </w:r>
-    </w:p>
-    <w:p>
-      <w:r>
-        <w:t>________________________________________________________________</w:t>
-      </w:r>
-    </w:p>
-    <w:p>
-      <w:r>
-        <w:t>________________________________________________________________</w:t>
-      </w:r>
-    </w:p>
-    <w:p>
-      <w:r>
-        <w:t>________________________________________________________________</w:t>
-      </w:r>
-    </w:p>
-    <w:p>
-      <w:r>
-        <w:t>________________________________________________________________</w:t>
-      </w:r>
-    </w:p>
-    <w:p>
-      <w:pPr>
-        <w:pStyle w:val="Heading1"/>
-      </w:pPr>
-      <w:r>
-        <w:t>09. W5 Test a convention error</w:t>
-      </w:r>
-    </w:p>
-    <w:p>
-      <w:r>
-        <w:t>Test a convention error. Apply the supplied Convolution as a local operation facts and keep your reasoning.</w:t>
-      </w:r>
-    </w:p>
-    <w:p>
-      <w:pPr>
-        <w:spacing w:line="336" w:lineRule="auto" w:after="180"/>
-      </w:pPr>
-      <w:r>
-        <w:rPr>
-          <w:b w:val="0"/>
-        </w:rPr>
-        <w:t xml:space="preserve">A program reverses both axes of the lesson </w:t>
-      </w:r>
-      <w:r>
-        <w:rPr>
-          <w:b/>
-        </w:rPr>
-        <w:t>kernel</w:t>
-      </w:r>
-      <w:r>
-        <w:rPr>
-          <w:b w:val="0"/>
-        </w:rPr>
-        <w:t xml:space="preserve"> to [[1, 0], [-1, 1]]. Compute the top-left </w:t>
-      </w:r>
-      <w:r>
-        <w:rPr>
-          <w:b/>
-        </w:rPr>
-        <w:t>output</w:t>
-      </w:r>
-      <w:r>
-        <w:rPr>
-          <w:b w:val="0"/>
-        </w:rPr>
-        <w:t>. Does it agree with our declared convention? Explain what the test checks.</w:t>
-      </w:r>
-    </w:p>
-    <w:p>
-      <w:pPr>
-        <w:pStyle w:val="Heading3"/>
-      </w:pPr>
-      <w:r>
-        <w:t>My reasoning and evidence</w:t>
-      </w:r>
-    </w:p>
-    <w:p>
-      <w:r>
-        <w:t>________________________________________________________________</w:t>
-      </w:r>
-    </w:p>
-    <w:p>
-      <w:r>
-        <w:t>________________________________________________________________</w:t>
-      </w:r>
-    </w:p>
-    <w:p>
-      <w:r>
-        <w:t>________________________________________________________________</w:t>
-      </w:r>
-    </w:p>
-    <w:p>
-      <w:r>
-        <w:t>________________________________________________________________</w:t>
-      </w:r>
-    </w:p>
-    <w:p>
-      <w:r>
-        <w:t>________________________________________________________________</w:t>
-      </w:r>
-    </w:p>
-    <w:p>
-      <w:r>
-        <w:t>________________________________________________________________</w:t>
-      </w:r>
-    </w:p>
-    <w:p>
-      <w:pPr>
-        <w:pStyle w:val="Heading1"/>
-      </w:pPr>
-      <w:r>
-        <w:t>10. Project checkpoint and reflection</w:t>
-      </w:r>
-    </w:p>
-    <w:p>
-      <w:r>
-        <w:t>Connect Convolution as a local operation to Image-pattern Network Investigation, identify a limit and choose the next useful test.</w:t>
-      </w:r>
-    </w:p>
-    <w:p>
-      <w:pPr>
-        <w:spacing w:line="336" w:lineRule="auto" w:after="180"/>
-      </w:pPr>
-      <w:r>
-        <w:rPr>
-          <w:b w:val="0"/>
-        </w:rPr>
-        <w:t xml:space="preserve">Add a labelled convolution as a local operation </w:t>
-      </w:r>
-      <w:r>
-        <w:rPr>
-          <w:b/>
-        </w:rPr>
-        <w:t>evidence</w:t>
-      </w:r>
-      <w:r>
-        <w:rPr>
-          <w:b w:val="0"/>
-        </w:rPr>
-        <w:t xml:space="preserve"> sheet to Image-pattern Network Investigation. Show how you can compute a local weighted sum at each valid image position.</w:t>
-      </w:r>
-    </w:p>
-    <w:p>
-      <w:pPr>
-        <w:spacing w:line="336" w:lineRule="auto" w:after="180"/>
-      </w:pPr>
-      <w:r>
-        <w:rPr>
-          <w:b w:val="0"/>
-        </w:rPr>
-        <w:t xml:space="preserve">Use the supplied fictional case and keep its </w:t>
-      </w:r>
-      <w:r>
-        <w:rPr>
-          <w:b/>
-        </w:rPr>
-        <w:t>input</w:t>
-      </w:r>
-      <w:r>
-        <w:rPr>
-          <w:b w:val="0"/>
-        </w:rPr>
-        <w:t xml:space="preserve">s, intermediate steps, calculation or </w:t>
-      </w:r>
-      <w:r>
-        <w:rPr>
-          <w:b/>
-        </w:rPr>
-        <w:t>prediction</w:t>
-      </w:r>
-      <w:r>
-        <w:rPr>
-          <w:b w:val="0"/>
-        </w:rPr>
-        <w:t>, and limitation. Connect this record to last week’s record; a matching answer without a trace is insufficient.</w:t>
-      </w:r>
-    </w:p>
-    <w:p>
-      <w:pPr>
-        <w:pStyle w:val="Heading3"/>
-      </w:pPr>
-      <w:r>
-        <w:t>My project change, supporting evidence and remaining limit</w:t>
-      </w:r>
-    </w:p>
-    <w:p>
-      <w:r>
-        <w:t>________________________________________________________________</w:t>
-      </w:r>
-    </w:p>
-    <w:p>
-      <w:r>
-        <w:t>________________________________________________________________</w:t>
-      </w:r>
-    </w:p>
-    <w:p>
-      <w:r>
-        <w:t>________________________________________________________________</w:t>
-      </w:r>
-    </w:p>
-    <w:p>
-      <w:r>
-        <w:t>________________________________________________________________</w:t>
-      </w:r>
-    </w:p>
-    <w:p>
-      <w:r>
-        <w:t>________________________________________________________________</w:t>
-      </w:r>
-    </w:p>
-    <w:p>
-      <w:r>
-        <w:t>________________________________________________________________</w:t>
-      </w:r>
-    </w:p>
-    <w:p>
-      <w:pPr>
-        <w:pStyle w:val="Heading1"/>
-      </w:pPr>
-      <w:r>
-        <w:t>11. Feedback, return check and learning record</w:t>
-      </w:r>
-    </w:p>
-    <w:p>
-      <w:r>
-        <w:t>Record the first repaired step and a different case to revisit after a delay.</w:t>
+        <w:t>11. Feedback · Repair and return</w:t>
+      </w:r>
+    </w:p>
+    <w:p>
+      <w:r>
+        <w:t>Keep this task’s inputs,rule and response together.</w:t>
+      </w:r>
+    </w:p>
+    <w:p>
+      <w:pPr>
+        <w:pStyle w:val="Heading2"/>
+      </w:pPr>
+      <w:r>
+        <w:t>Complete task and evidence</w:t>
       </w:r>
     </w:p>
     <w:tbl>
@@ -1649,12 +1013,9 @@
     </w:tbl>
     <w:p>
       <w:pPr>
-        <w:spacing w:line="336" w:lineRule="auto" w:after="180"/>
-      </w:pPr>
-      <w:r>
-        <w:rPr>
-          <w:b w:val="0"/>
-        </w:rPr>
+        <w:pStyle w:val="ListBullet"/>
+      </w:pPr>
+      <w:r>
         <w:t>Revisit this idea with your teacher after a delay. Familiarity is different from explaining and using it on a changed case.</w:t>
       </w:r>
     </w:p>
@@ -1663,105 +1024,330 @@
         <w:pStyle w:val="Heading1"/>
       </w:pPr>
       <w:r>
-        <w:t>12. Pictorial case practice: Convolution as a local operation</w:t>
-      </w:r>
-    </w:p>
-    <w:p>
-      <w:r>
-        <w:t>Draw the exact patch-by-patch arithmetic of a local image operation. Explain the labelled step before checking the changed condition.</w:t>
-      </w:r>
-    </w:p>
-    <w:p>
-      <w:pPr>
-        <w:spacing w:line="336" w:lineRule="auto" w:after="180"/>
-      </w:pPr>
-      <w:r>
-        <w:rPr>
-          <w:b w:val="0"/>
-        </w:rPr>
+        <w:t>Reference bank and extra practice</w:t>
+      </w:r>
+    </w:p>
+    <w:p>
+      <w:pPr>
+        <w:pStyle w:val="Heading1"/>
+      </w:pPr>
+      <w:r>
+        <w:t>02. Reference · Supported W2 record</w:t>
+      </w:r>
+    </w:p>
+    <w:p>
+      <w:r>
+        <w:t>Keep this task’s inputs,rule and response together.</w:t>
+      </w:r>
+    </w:p>
+    <w:p>
+      <w:pPr>
+        <w:pStyle w:val="Heading2"/>
+      </w:pPr>
+      <w:r>
+        <w:t>Complete task and evidence</w:t>
+      </w:r>
+    </w:p>
+    <w:p>
+      <w:pPr>
+        <w:pStyle w:val="ListBullet"/>
+      </w:pPr>
+      <w:r>
+        <w:t>Use W2: Separate parameters and operations for Convolution as a local operation. Record the answer once; the lesson and workbook refer to the same attempt.</w:t>
+      </w:r>
+    </w:p>
+    <w:tbl>
+      <w:tblPr>
+        <w:tblStyle w:val="LightShading-Accent1"/>
+        <w:tblW w:type="auto" w:w="0"/>
+        <w:tblLook w:firstColumn="1" w:firstRow="1" w:lastColumn="0" w:lastRow="0" w:noHBand="0" w:noVBand="1" w:val="04A0"/>
+      </w:tblPr>
+      <w:tblGrid>
+        <w:gridCol w:w="2556"/>
+        <w:gridCol w:w="2556"/>
+        <w:gridCol w:w="2556"/>
+        <w:gridCol w:w="2556"/>
+      </w:tblGrid>
+      <w:tr>
+        <w:trPr>
+          <w:tblHeader/>
+        </w:trPr>
+        <w:tc>
+          <w:tcPr>
+            <w:tcW w:type="dxa" w:w="2556"/>
+          </w:tcPr>
+          <w:p>
+            <w:r>
+              <w:t>Given inputs</w:t>
+            </w:r>
+          </w:p>
+        </w:tc>
+        <w:tc>
+          <w:tcPr>
+            <w:tcW w:type="dxa" w:w="2556"/>
+          </w:tcPr>
+          <w:p>
+            <w:r>
+              <w:t>Procedure I chose</w:t>
+            </w:r>
+          </w:p>
+        </w:tc>
+        <w:tc>
+          <w:tcPr>
+            <w:tcW w:type="dxa" w:w="2556"/>
+          </w:tcPr>
+          <w:p>
+            <w:r>
+              <w:t>Middle steps</w:t>
+            </w:r>
+          </w:p>
+        </w:tc>
+        <w:tc>
+          <w:tcPr>
+            <w:tcW w:type="dxa" w:w="2556"/>
+          </w:tcPr>
+          <w:p>
+            <w:r>
+              <w:t>Result and check</w:t>
+            </w:r>
+          </w:p>
+        </w:tc>
+      </w:tr>
+      <w:tr>
+        <w:tc>
+          <w:tcPr>
+            <w:tcW w:type="dxa" w:w="2556"/>
+          </w:tcPr>
+          <w:p>
+            <w:r/>
+          </w:p>
+        </w:tc>
+        <w:tc>
+          <w:tcPr>
+            <w:tcW w:type="dxa" w:w="2556"/>
+          </w:tcPr>
+          <w:p>
+            <w:r/>
+          </w:p>
+        </w:tc>
+        <w:tc>
+          <w:tcPr>
+            <w:tcW w:type="dxa" w:w="2556"/>
+          </w:tcPr>
+          <w:p>
+            <w:r/>
+          </w:p>
+        </w:tc>
+        <w:tc>
+          <w:tcPr>
+            <w:tcW w:type="dxa" w:w="2556"/>
+          </w:tcPr>
+          <w:p>
+            <w:r/>
+          </w:p>
+        </w:tc>
+      </w:tr>
+    </w:tbl>
+    <w:p>
+      <w:pPr>
+        <w:pStyle w:val="Heading3"/>
+      </w:pPr>
+      <w:r>
+        <w:t>The step I completed without help, and the hint I needed</w:t>
+      </w:r>
+    </w:p>
+    <w:p>
+      <w:r>
+        <w:t>________________________________________________________________</w:t>
+      </w:r>
+    </w:p>
+    <w:p>
+      <w:r>
+        <w:t>________________________________________________________________</w:t>
+      </w:r>
+    </w:p>
+    <w:p>
+      <w:r>
+        <w:t>________________________________________________________________</w:t>
+      </w:r>
+    </w:p>
+    <w:p>
+      <w:pPr>
+        <w:pStyle w:val="Heading1"/>
+      </w:pPr>
+      <w:r>
+        <w:t>03. Extra practice · Individual reasoning check</w:t>
+      </w:r>
+    </w:p>
+    <w:p>
+      <w:r>
+        <w:t>Keep this task’s inputs,rule and response together.</w:t>
+      </w:r>
+    </w:p>
+    <w:p>
+      <w:pPr>
+        <w:pStyle w:val="Heading2"/>
+      </w:pPr>
+      <w:r>
+        <w:t>Complete task and evidence</w:t>
+      </w:r>
+    </w:p>
+    <w:p>
+      <w:pPr>
+        <w:pStyle w:val="ListBullet"/>
+      </w:pPr>
+      <w:r>
+        <w:t>Use the worked case for Convolution as a local operation. Proposed explanation: “Each window has its own set of learned weights”. Decide whether this explanation is supported. Point to the step or supplied fact that decides; explain your repair if needed.</w:t>
+      </w:r>
+    </w:p>
+    <w:p>
+      <w:pPr>
+        <w:pStyle w:val="Heading3"/>
+      </w:pPr>
+      <w:r>
+        <w:t>My explanation before partner discussion</w:t>
+      </w:r>
+    </w:p>
+    <w:p>
+      <w:r>
+        <w:t>________________________________________________________________</w:t>
+      </w:r>
+    </w:p>
+    <w:p>
+      <w:r>
+        <w:t>________________________________________________________________</w:t>
+      </w:r>
+    </w:p>
+    <w:p>
+      <w:r>
+        <w:t>________________________________________________________________</w:t>
+      </w:r>
+    </w:p>
+    <w:p>
+      <w:r>
+        <w:t>________________________________________________________________</w:t>
+      </w:r>
+    </w:p>
+    <w:p>
+      <w:pPr>
+        <w:pStyle w:val="Heading1"/>
+      </w:pPr>
+      <w:r>
+        <w:t>08. Reference · Earlier W4 response copy</w:t>
+      </w:r>
+    </w:p>
+    <w:p>
+      <w:r>
+        <w:t>Keep this task’s inputs,rule and response together.</w:t>
+      </w:r>
+    </w:p>
+    <w:p>
+      <w:pPr>
+        <w:pStyle w:val="Heading2"/>
+      </w:pPr>
+      <w:r>
+        <w:t>Complete task and evidence</w:t>
+      </w:r>
+    </w:p>
+    <w:p>
+      <w:pPr>
+        <w:pStyle w:val="ListBullet"/>
+      </w:pPr>
+      <w:r>
+        <w:t>Use image rows [2, 1, 0], [1, 3, 2] and kernel rows [0, 1], [-1, 2]. Use no padding, stride 1 and bias 0. Give the output shape, both four-product sums and the feature map. Then add a shared bias of -5 and apply ReLU.</w:t>
+      </w:r>
+    </w:p>
+    <w:p>
+      <w:pPr>
+        <w:pStyle w:val="Heading3"/>
+      </w:pPr>
+      <w:r>
+        <w:t>My reasoning and evidence</w:t>
+      </w:r>
+    </w:p>
+    <w:p>
+      <w:r>
+        <w:t>________________________________________________________________</w:t>
+      </w:r>
+    </w:p>
+    <w:p>
+      <w:r>
+        <w:t>________________________________________________________________</w:t>
+      </w:r>
+    </w:p>
+    <w:p>
+      <w:r>
+        <w:t>________________________________________________________________</w:t>
+      </w:r>
+    </w:p>
+    <w:p>
+      <w:r>
+        <w:t>________________________________________________________________</w:t>
+      </w:r>
+    </w:p>
+    <w:p>
+      <w:r>
+        <w:t>________________________________________________________________</w:t>
+      </w:r>
+    </w:p>
+    <w:p>
+      <w:r>
+        <w:t>________________________________________________________________</w:t>
+      </w:r>
+    </w:p>
+    <w:p>
+      <w:r>
+        <w:t>________________________________________________________________</w:t>
+      </w:r>
+    </w:p>
+    <w:p>
+      <w:r>
+        <w:t>________________________________________________________________</w:t>
+      </w:r>
+    </w:p>
+    <w:p>
+      <w:pPr>
+        <w:pStyle w:val="Heading1"/>
+      </w:pPr>
+      <w:r>
+        <w:t>12. Extra practice · Pictured case</w:t>
+      </w:r>
+    </w:p>
+    <w:p>
+      <w:r>
+        <w:t>Keep this task’s inputs,rule and response together.</w:t>
+      </w:r>
+    </w:p>
+    <w:p>
+      <w:pPr>
+        <w:pStyle w:val="Heading2"/>
+      </w:pPr>
+      <w:r>
+        <w:t>Complete task and evidence</w:t>
+      </w:r>
+    </w:p>
+    <w:p>
+      <w:pPr>
+        <w:pStyle w:val="ListBullet"/>
+      </w:pPr>
+      <w:r>
         <w:t>Draw the exact patch-by-patch arithmetic of a local image operation.</w:t>
       </w:r>
     </w:p>
     <w:p>
       <w:pPr>
-        <w:spacing w:line="336" w:lineRule="auto" w:after="180"/>
-      </w:pPr>
-      <w:r>
-        <w:rPr>
-          <w:b w:val="0"/>
-        </w:rPr>
-        <w:t xml:space="preserve">Image rows [1, 2, 3],[4, 5, 6]; </w:t>
-      </w:r>
-      <w:r>
-        <w:rPr>
-          <w:b/>
-        </w:rPr>
-        <w:t>kernel</w:t>
-      </w:r>
-      <w:r>
-        <w:rPr>
-          <w:b w:val="0"/>
-        </w:rPr>
-        <w:t xml:space="preserve"> rows [1, 0],[0,-1]. Use unflipped </w:t>
-      </w:r>
-      <w:r>
-        <w:rPr>
-          <w:b/>
-        </w:rPr>
-        <w:t>kernel</w:t>
-      </w:r>
-      <w:r>
-        <w:rPr>
-          <w:b w:val="0"/>
-        </w:rPr>
-        <w:t xml:space="preserve">, no </w:t>
-      </w:r>
-      <w:r>
-        <w:rPr>
-          <w:b/>
-        </w:rPr>
-        <w:t>padding</w:t>
-      </w:r>
-      <w:r>
-        <w:rPr>
-          <w:b w:val="0"/>
-        </w:rPr>
-        <w:t xml:space="preserve">, </w:t>
-      </w:r>
-      <w:r>
-        <w:rPr>
-          <w:b/>
-        </w:rPr>
-        <w:t>stride</w:t>
-      </w:r>
-      <w:r>
-        <w:rPr>
-          <w:b w:val="0"/>
-        </w:rPr>
-        <w:t xml:space="preserve"> 1, bias 0.</w:t>
-      </w:r>
-    </w:p>
-    <w:p>
-      <w:pPr>
-        <w:spacing w:line="336" w:lineRule="auto" w:after="180"/>
-      </w:pPr>
-      <w:r>
-        <w:rPr>
-          <w:b w:val="0"/>
-        </w:rPr>
-        <w:t xml:space="preserve">All </w:t>
-      </w:r>
-      <w:r>
-        <w:rPr>
-          <w:b/>
-        </w:rPr>
-        <w:t>input</w:t>
-      </w:r>
-      <w:r>
-        <w:rPr>
-          <w:b w:val="0"/>
-        </w:rPr>
-        <w:t>s and outcomes in this worked example are invented classroom data; no real model run is claimed.</w:t>
+        <w:pStyle w:val="ListBullet"/>
+      </w:pPr>
+      <w:r>
+        <w:t>Image rows [1, 2, 3],[4, 5, 6]; kernel rows [1, 0],[0,-1]. Use unflipped kernel, no padding, stride 1, bias 0.</w:t>
+      </w:r>
+    </w:p>
+    <w:p>
+      <w:pPr>
+        <w:pStyle w:val="ListBullet"/>
+      </w:pPr>
+      <w:r>
+        <w:t>All inputs and outcomes in this worked example are invented classroom data; no real model run is claimed.</w:t>
       </w:r>
     </w:p>
     <w:p>
@@ -1838,37 +1424,10 @@
     </w:p>
     <w:p>
       <w:pPr>
-        <w:spacing w:line="336" w:lineRule="auto" w:after="180"/>
-      </w:pPr>
-      <w:r>
-        <w:rPr>
-          <w:b w:val="0"/>
-        </w:rPr>
-        <w:t xml:space="preserve">Why is flipping the </w:t>
-      </w:r>
-      <w:r>
-        <w:rPr>
-          <w:b/>
-        </w:rPr>
-        <w:t>kernel</w:t>
-      </w:r>
-      <w:r>
-        <w:rPr>
-          <w:b w:val="0"/>
-        </w:rPr>
-        <w:t xml:space="preserve"> an implementation change here? Point to the relevant step in the picture, then write the changed result and the rule or </w:t>
-      </w:r>
-      <w:r>
-        <w:rPr>
-          <w:b/>
-        </w:rPr>
-        <w:t>evidence</w:t>
-      </w:r>
-      <w:r>
-        <w:rPr>
-          <w:b w:val="0"/>
-        </w:rPr>
-        <w:t xml:space="preserve"> that supports it.</w:t>
+        <w:pStyle w:val="ListBullet"/>
+      </w:pPr>
+      <w:r>
+        <w:t>Why is flipping the kernel an implementation change here? Point to the relevant step in the picture, then write the changed result and the rule or evidence that supports it.</w:t>
       </w:r>
     </w:p>
     <w:p>
@@ -1911,68 +1470,18 @@
     </w:p>
     <w:p>
       <w:pPr>
-        <w:pStyle w:val="Heading3"/>
-      </w:pPr>
-      <w:r>
-        <w:t>Record the help used</w:t>
-      </w:r>
-    </w:p>
-    <w:p>
-      <w:pPr>
-        <w:spacing w:line="336" w:lineRule="auto" w:after="180"/>
-        <w:shd w:fill="F1F6F8"/>
-      </w:pPr>
-      <w:r>
-        <w:rPr>
-          <w:b w:val="0"/>
-        </w:rPr>
-        <w:t xml:space="preserve">Support used: alone / hint / worked example. This record is practice </w:t>
-      </w:r>
-      <w:r>
-        <w:rPr>
-          <w:b/>
-        </w:rPr>
-        <w:t>evidence</w:t>
-      </w:r>
-      <w:r>
-        <w:rPr>
-          <w:b w:val="0"/>
-        </w:rPr>
-        <w:t>.</w:t>
-      </w:r>
-    </w:p>
-    <w:p>
-      <w:pPr>
-        <w:spacing w:line="336" w:lineRule="auto" w:after="180"/>
-      </w:pPr>
-      <w:r>
-        <w:rPr>
-          <w:b w:val="0"/>
-        </w:rPr>
-        <w:t xml:space="preserve">Project connection: For your Image-pattern Network Investigation, save the </w:t>
-      </w:r>
-      <w:r>
-        <w:rPr>
-          <w:b/>
-        </w:rPr>
-        <w:t>input</w:t>
-      </w:r>
-      <w:r>
-        <w:rPr>
-          <w:b w:val="0"/>
-        </w:rPr>
-        <w:t>, procedure, observed result and limitation of this check.</w:t>
-      </w:r>
-    </w:p>
-    <w:p>
-      <w:pPr>
-        <w:spacing w:line="336" w:lineRule="auto" w:after="180"/>
-      </w:pPr>
-      <w:r>
-        <w:rPr>
-          <w:b w:val="0"/>
-        </w:rPr>
-        <w:t>Label this worked example as practice; use a different, previously unreviewed case when checking independent understanding.</w:t>
+        <w:pStyle w:val="ListBullet"/>
+      </w:pPr>
+      <w:r>
+        <w:t>Support used: alone / hint / worked example. This record is practice evidence.</w:t>
+      </w:r>
+    </w:p>
+    <w:p>
+      <w:pPr>
+        <w:pStyle w:val="ListBullet"/>
+      </w:pPr>
+      <w:r>
+        <w:t>Project connection: For your Image-pattern Network Investigation, save the input, procedure, observed result and limitation of this check. Label this worked example as practice; use a different, previously unreviewed case when checking independent understanding.</w:t>
       </w:r>
     </w:p>
     <w:p>
@@ -1980,68 +1489,44 @@
         <w:pStyle w:val="Heading1"/>
       </w:pPr>
       <w:r>
-        <w:t>13. Project portfolio milestone</w:t>
-      </w:r>
-    </w:p>
-    <w:p>
-      <w:r>
-        <w:t>Keep this week’s input, deciding step, result and limit together in the Image-pattern Network Investigation record.</w:t>
-      </w:r>
-    </w:p>
-    <w:p>
-      <w:pPr>
-        <w:spacing w:line="336" w:lineRule="auto" w:after="180"/>
-      </w:pPr>
-      <w:r>
-        <w:rPr>
-          <w:b w:val="0"/>
-        </w:rPr>
+        <w:t>13. Reference · Project milestone</w:t>
+      </w:r>
+    </w:p>
+    <w:p>
+      <w:r>
+        <w:t>Keep this task’s inputs,rule and response together.</w:t>
+      </w:r>
+    </w:p>
+    <w:p>
+      <w:pPr>
+        <w:pStyle w:val="Heading2"/>
+      </w:pPr>
+      <w:r>
+        <w:t>Complete task and evidence</w:t>
+      </w:r>
+    </w:p>
+    <w:p>
+      <w:pPr>
+        <w:pStyle w:val="ListBullet"/>
+      </w:pPr>
+      <w:r>
         <w:t>Project: Image-pattern Network Investigation</w:t>
       </w:r>
     </w:p>
     <w:p>
       <w:pPr>
-        <w:spacing w:line="336" w:lineRule="auto" w:after="180"/>
-      </w:pPr>
-      <w:r>
-        <w:rPr>
-          <w:b w:val="0"/>
-        </w:rPr>
+        <w:pStyle w:val="ListBullet"/>
+      </w:pPr>
+      <w:r>
         <w:t>Current milestone: Evaluate and revise. Compare with your starting method, explain errors and record a justified revision.</w:t>
       </w:r>
     </w:p>
     <w:p>
       <w:pPr>
-        <w:spacing w:line="336" w:lineRule="auto" w:after="180"/>
-      </w:pPr>
-      <w:r>
-        <w:rPr>
-          <w:b w:val="0"/>
-        </w:rPr>
-        <w:t xml:space="preserve">For your Image-pattern Network Investigation, save the </w:t>
-      </w:r>
-      <w:r>
-        <w:rPr>
-          <w:b/>
-        </w:rPr>
-        <w:t>input</w:t>
-      </w:r>
-      <w:r>
-        <w:rPr>
-          <w:b w:val="0"/>
-        </w:rPr>
-        <w:t>, procedure, observed result and limitation of this check.</w:t>
-      </w:r>
-    </w:p>
-    <w:p>
-      <w:pPr>
-        <w:spacing w:line="336" w:lineRule="auto" w:after="180"/>
-      </w:pPr>
-      <w:r>
-        <w:rPr>
-          <w:b w:val="0"/>
-        </w:rPr>
-        <w:t>Label this worked example as practice; use a different, previously unreviewed case when checking independent understanding.</w:t>
+        <w:pStyle w:val="ListBullet"/>
+      </w:pPr>
+      <w:r>
+        <w:t>For your Image-pattern Network Investigation, save the input, procedure, observed result and limitation of this check. Label this worked example as practice; use a different, previously unreviewed case when checking independent understanding.</w:t>
       </w:r>
     </w:p>
     <w:tbl>
@@ -2198,12 +1683,645 @@
         <w:pStyle w:val="Heading1"/>
       </w:pPr>
       <w:r>
-        <w:t>14. Supported practice and learning evidence</w:t>
-      </w:r>
-    </w:p>
-    <w:p>
-      <w:r>
-        <w:t>Try the supported questions before comparing with hints and feedback. Record what you repaired and the evidence you retained.</w:t>
+        <w:t>14. Extra practice · Predict,check and repair</w:t>
+      </w:r>
+    </w:p>
+    <w:p>
+      <w:r>
+        <w:t>Keep supported feedback separate from the independent case.</w:t>
+      </w:r>
+    </w:p>
+    <w:p>
+      <w:pPr>
+        <w:pStyle w:val="Heading2"/>
+      </w:pPr>
+      <w:r>
+        <w:t>First supported question and optional hint</w:t>
+      </w:r>
+    </w:p>
+    <w:p>
+      <w:pPr>
+        <w:pStyle w:val="ListBullet"/>
+      </w:pPr>
+      <w:r>
+        <w:t>Draw the exact patch-by-patch arithmetic of a local image operation.</w:t>
+      </w:r>
+    </w:p>
+    <w:p>
+      <w:pPr>
+        <w:pStyle w:val="Heading3"/>
+      </w:pPr>
+      <w:r>
+        <w:t>Practice 1: explain the deciding evidence</w:t>
+      </w:r>
+    </w:p>
+    <w:p>
+      <w:pPr>
+        <w:pStyle w:val="ListBullet"/>
+      </w:pPr>
+      <w:r>
+        <w:t>Which labelled step matches this detail? Output shape 1×2 and map [[-4,-4]]; the same kernel is reused at each position.</w:t>
+      </w:r>
+    </w:p>
+    <w:p>
+      <w:pPr>
+        <w:pStyle w:val="ListBullet"/>
+      </w:pPr>
+      <w:r>
+        <w:t>1. Feature map</w:t>
+      </w:r>
+    </w:p>
+    <w:p>
+      <w:pPr>
+        <w:pStyle w:val="ListBullet"/>
+      </w:pPr>
+      <w:r>
+        <w:t>2. First patch</w:t>
+      </w:r>
+    </w:p>
+    <w:p>
+      <w:pPr>
+        <w:pStyle w:val="ListBullet"/>
+      </w:pPr>
+      <w:r>
+        <w:t>3. Second patch</w:t>
+      </w:r>
+    </w:p>
+    <w:p>
+      <w:pPr>
+        <w:pStyle w:val="Heading3"/>
+      </w:pPr>
+      <w:r>
+        <w:t>My selected conclusion, deciding fact and explanation</w:t>
+      </w:r>
+    </w:p>
+    <w:p>
+      <w:r>
+        <w:t>________________________________________________________________</w:t>
+      </w:r>
+    </w:p>
+    <w:p>
+      <w:r>
+        <w:t>________________________________________________________________</w:t>
+      </w:r>
+    </w:p>
+    <w:p>
+      <w:r>
+        <w:t>________________________________________________________________</w:t>
+      </w:r>
+    </w:p>
+    <w:p>
+      <w:r>
+        <w:t>________________________________________________________________</w:t>
+      </w:r>
+    </w:p>
+    <w:p>
+      <w:r>
+        <w:t>________________________________________________________________</w:t>
+      </w:r>
+    </w:p>
+    <w:p>
+      <w:pPr>
+        <w:pStyle w:val="ListBullet"/>
+      </w:pPr>
+      <w:r>
+        <w:t>Hint if needed: Read the steps in the pictorial case. Match the supplied detail to the stage that performs or records it.</w:t>
+      </w:r>
+    </w:p>
+    <w:p>
+      <w:pPr>
+        <w:pStyle w:val="Heading2"/>
+      </w:pPr>
+      <w:r>
+        <w:t>Check after the first attempt · reference / check after trying</w:t>
+      </w:r>
+    </w:p>
+    <w:p>
+      <w:pPr>
+        <w:spacing w:line="336" w:lineRule="auto" w:after="180"/>
+      </w:pPr>
+      <w:r>
+        <w:rPr>
+          <w:b w:val="0"/>
+        </w:rPr>
+        <w:t xml:space="preserve">After your attempt, compare with the supported explanation: </w:t>
+      </w:r>
+      <w:r>
+        <w:rPr>
+          <w:b/>
+        </w:rPr>
+        <w:t>Feature map</w:t>
+      </w:r>
+      <w:r>
+        <w:rPr>
+          <w:b w:val="0"/>
+        </w:rPr>
+        <w:t xml:space="preserve"> </w:t>
+      </w:r>
+      <w:r>
+        <w:rPr>
+          <w:b/>
+        </w:rPr>
+        <w:t>Output</w:t>
+      </w:r>
+      <w:r>
+        <w:rPr>
+          <w:b w:val="0"/>
+        </w:rPr>
+        <w:t xml:space="preserve"> shape 1×2 and map [[-4,-4]]; the same </w:t>
+      </w:r>
+      <w:r>
+        <w:rPr>
+          <w:b/>
+        </w:rPr>
+        <w:t>kernel</w:t>
+      </w:r>
+      <w:r>
+        <w:rPr>
+          <w:b w:val="0"/>
+        </w:rPr>
+        <w:t xml:space="preserve"> is reused at each position.</w:t>
+      </w:r>
+    </w:p>
+    <w:p>
+      <w:pPr>
+        <w:spacing w:line="336" w:lineRule="auto" w:after="180"/>
+      </w:pPr>
+      <w:r>
+        <w:rPr>
+          <w:b w:val="0"/>
+        </w:rPr>
+        <w:t xml:space="preserve">A local </w:t>
+      </w:r>
+      <w:r>
+        <w:rPr>
+          <w:b/>
+        </w:rPr>
+        <w:t>kernel</w:t>
+      </w:r>
+      <w:r>
+        <w:rPr>
+          <w:b w:val="0"/>
+        </w:rPr>
+        <w:t xml:space="preserve"> combines the values in one small image window with a fixed set of weights. Slide that same </w:t>
+      </w:r>
+      <w:r>
+        <w:rPr>
+          <w:b/>
+        </w:rPr>
+        <w:t>kernel</w:t>
+      </w:r>
+      <w:r>
+        <w:rPr>
+          <w:b w:val="0"/>
+        </w:rPr>
+        <w:t xml:space="preserve"> to the next valid window and repeat the products.</w:t>
+      </w:r>
+    </w:p>
+    <w:p>
+      <w:pPr>
+        <w:spacing w:line="336" w:lineRule="auto" w:after="180"/>
+      </w:pPr>
+      <w:r>
+        <w:rPr>
+          <w:b w:val="0"/>
+        </w:rPr>
+        <w:t xml:space="preserve">Sharing weights lets the operation look for the same local pattern at different positions. This example declares an unflipped </w:t>
+      </w:r>
+      <w:r>
+        <w:rPr>
+          <w:b/>
+        </w:rPr>
+        <w:t>kernel</w:t>
+      </w:r>
+      <w:r>
+        <w:rPr>
+          <w:b w:val="0"/>
+        </w:rPr>
+        <w:t>; adding bias changes each window result without changing which pixels were used.</w:t>
+      </w:r>
+    </w:p>
+    <w:p>
+      <w:pPr>
+        <w:pStyle w:val="Heading2"/>
+      </w:pPr>
+      <w:r>
+        <w:t>Changed-case question and optional hint</w:t>
+      </w:r>
+    </w:p>
+    <w:p>
+      <w:pPr>
+        <w:pStyle w:val="Heading3"/>
+      </w:pPr>
+      <w:r>
+        <w:t>Practice 2: explain the deciding evidence</w:t>
+      </w:r>
+    </w:p>
+    <w:p>
+      <w:pPr>
+        <w:pStyle w:val="ListBullet"/>
+      </w:pPr>
+      <w:r>
+        <w:t>Changed-case practice: Add shared bias 2 after each patch sum. Which conclusion is supported by the supplied facts?</w:t>
+      </w:r>
+    </w:p>
+    <w:p>
+      <w:pPr>
+        <w:pStyle w:val="ListBullet"/>
+      </w:pPr>
+      <w:r>
+        <w:t>1. We can decide the result without examining the changed input or the procedure.</w:t>
+      </w:r>
+    </w:p>
+    <w:p>
+      <w:pPr>
+        <w:pStyle w:val="ListBullet"/>
+      </w:pPr>
+      <w:r>
+        <w:t>2. Feature map becomes [[-2,-2]].</w:t>
+      </w:r>
+    </w:p>
+    <w:p>
+      <w:pPr>
+        <w:pStyle w:val="ListBullet"/>
+      </w:pPr>
+      <w:r>
+        <w:t>3. This one example guarantees correct results for every future input.</w:t>
+      </w:r>
+    </w:p>
+    <w:p>
+      <w:pPr>
+        <w:pStyle w:val="Heading3"/>
+      </w:pPr>
+      <w:r>
+        <w:t>My selected conclusion, deciding fact and explanation</w:t>
+      </w:r>
+    </w:p>
+    <w:p>
+      <w:r>
+        <w:t>________________________________________________________________</w:t>
+      </w:r>
+    </w:p>
+    <w:p>
+      <w:r>
+        <w:t>________________________________________________________________</w:t>
+      </w:r>
+    </w:p>
+    <w:p>
+      <w:r>
+        <w:t>________________________________________________________________</w:t>
+      </w:r>
+    </w:p>
+    <w:p>
+      <w:r>
+        <w:t>________________________________________________________________</w:t>
+      </w:r>
+    </w:p>
+    <w:p>
+      <w:r>
+        <w:t>________________________________________________________________</w:t>
+      </w:r>
+    </w:p>
+    <w:p>
+      <w:pPr>
+        <w:pStyle w:val="ListBullet"/>
+      </w:pPr>
+      <w:r>
+        <w:t>Hint if needed: Use the changed condition and the deciding step in the pictorial trace. The answer must say what follows from those facts.</w:t>
+      </w:r>
+    </w:p>
+    <w:p>
+      <w:pPr>
+        <w:pStyle w:val="Heading2"/>
+      </w:pPr>
+      <w:r>
+        <w:t>Check after the changed attempt · reference / check after trying</w:t>
+      </w:r>
+    </w:p>
+    <w:p>
+      <w:pPr>
+        <w:spacing w:line="336" w:lineRule="auto" w:after="180"/>
+      </w:pPr>
+      <w:r>
+        <w:rPr>
+          <w:b w:val="0"/>
+        </w:rPr>
+        <w:t xml:space="preserve">After your attempt, compare with the supported explanation: </w:t>
+      </w:r>
+      <w:r>
+        <w:rPr>
+          <w:b/>
+        </w:rPr>
+        <w:t>Feature map</w:t>
+      </w:r>
+      <w:r>
+        <w:rPr>
+          <w:b w:val="0"/>
+        </w:rPr>
+        <w:t xml:space="preserve"> becomes [[-2,-2]]. Bias adds 2 to each </w:t>
+      </w:r>
+      <w:r>
+        <w:rPr>
+          <w:b/>
+        </w:rPr>
+        <w:t>output</w:t>
+      </w:r>
+      <w:r>
+        <w:rPr>
+          <w:b w:val="0"/>
+        </w:rPr>
+        <w:t xml:space="preserve">; it does not change patch products or </w:t>
+      </w:r>
+      <w:r>
+        <w:rPr>
+          <w:b/>
+        </w:rPr>
+        <w:t>output</w:t>
+      </w:r>
+      <w:r>
+        <w:rPr>
+          <w:b w:val="0"/>
+        </w:rPr>
+        <w:t xml:space="preserve"> shape.</w:t>
+      </w:r>
+    </w:p>
+    <w:p>
+      <w:pPr>
+        <w:pStyle w:val="Heading2"/>
+      </w:pPr>
+      <w:r>
+        <w:t>Repair and retain the record</w:t>
+      </w:r>
+    </w:p>
+    <w:p>
+      <w:pPr>
+        <w:spacing w:line="336" w:lineRule="auto" w:after="180"/>
+      </w:pPr>
+      <w:r>
+        <w:rPr>
+          <w:b w:val="0"/>
+        </w:rPr>
+        <w:t>Review Image tensors and channels (ai-5/20). Goal: Read a pixel using declared row column and channel axes. Short practice: Where is the bottom green pixel in the first batched image?</w:t>
+      </w:r>
+    </w:p>
+    <w:p>
+      <w:pPr>
+        <w:spacing w:line="336" w:lineRule="auto" w:after="180"/>
+      </w:pPr>
+      <w:r>
+        <w:rPr>
+          <w:b w:val="0"/>
+        </w:rPr>
+        <w:t xml:space="preserve">Point to the relevant step in the picture, then write the changed result and the rule or </w:t>
+      </w:r>
+      <w:r>
+        <w:rPr>
+          <w:b/>
+        </w:rPr>
+        <w:t>evidence</w:t>
+      </w:r>
+      <w:r>
+        <w:rPr>
+          <w:b w:val="0"/>
+        </w:rPr>
+        <w:t xml:space="preserve"> that supports it.. Return to this week and explain what you changed.</w:t>
+      </w:r>
+    </w:p>
+    <w:p>
+      <w:pPr>
+        <w:spacing w:line="336" w:lineRule="auto" w:after="180"/>
+      </w:pPr>
+      <w:r>
+        <w:rPr>
+          <w:b w:val="0"/>
+        </w:rPr>
+        <w:t>Review Debugging shapes and gradients (ai-5/18). Goal: Check dimension contracts before computing a layer. Short practice: What should a debugging record pair with every gradient value?</w:t>
+      </w:r>
+    </w:p>
+    <w:p>
+      <w:pPr>
+        <w:spacing w:line="336" w:lineRule="auto" w:after="180"/>
+      </w:pPr>
+      <w:r>
+        <w:rPr>
+          <w:b w:val="0"/>
+        </w:rPr>
+        <w:t xml:space="preserve">Point to the relevant step in the picture, then write the changed result and the rule or </w:t>
+      </w:r>
+      <w:r>
+        <w:rPr>
+          <w:b/>
+        </w:rPr>
+        <w:t>evidence</w:t>
+      </w:r>
+      <w:r>
+        <w:rPr>
+          <w:b w:val="0"/>
+        </w:rPr>
+        <w:t xml:space="preserve"> that supports it.. Return to this week and explain what you changed.</w:t>
+      </w:r>
+    </w:p>
+    <w:p>
+      <w:pPr>
+        <w:spacing w:line="336" w:lineRule="auto" w:after="180"/>
+      </w:pPr>
+      <w:r>
+        <w:rPr>
+          <w:b w:val="0"/>
+        </w:rPr>
+        <w:t xml:space="preserve">Review </w:t>
+      </w:r>
+      <w:r>
+        <w:rPr>
+          <w:b/>
+        </w:rPr>
+        <w:t>Training</w:t>
+      </w:r>
+      <w:r>
+        <w:rPr>
+          <w:b w:val="0"/>
+        </w:rPr>
+        <w:t xml:space="preserve"> and validation curves (ai-5/15). Goal: Compute comparable </w:t>
+      </w:r>
+      <w:r>
+        <w:rPr>
+          <w:b/>
+        </w:rPr>
+        <w:t>training</w:t>
+      </w:r>
+      <w:r>
+        <w:rPr>
+          <w:b w:val="0"/>
+        </w:rPr>
+        <w:t xml:space="preserve"> and validation losses at saved checkpoints. Short practice: Can the original epoch 3 </w:t>
+      </w:r>
+      <w:r>
+        <w:rPr>
+          <w:b/>
+        </w:rPr>
+        <w:t>training</w:t>
+      </w:r>
+      <w:r>
+        <w:rPr>
+          <w:b w:val="0"/>
+        </w:rPr>
+        <w:t xml:space="preserve"> loss 1 justify claiming best generalisation?</w:t>
+      </w:r>
+    </w:p>
+    <w:p>
+      <w:pPr>
+        <w:spacing w:line="336" w:lineRule="auto" w:after="180"/>
+      </w:pPr>
+      <w:r>
+        <w:rPr>
+          <w:b w:val="0"/>
+        </w:rPr>
+        <w:t xml:space="preserve">Point to the relevant step in the picture, then write the changed result and the rule or </w:t>
+      </w:r>
+      <w:r>
+        <w:rPr>
+          <w:b/>
+        </w:rPr>
+        <w:t>evidence</w:t>
+      </w:r>
+      <w:r>
+        <w:rPr>
+          <w:b w:val="0"/>
+        </w:rPr>
+        <w:t xml:space="preserve"> that supports it.. Return to this week and explain what you changed.</w:t>
+      </w:r>
+    </w:p>
+    <w:p>
+      <w:pPr>
+        <w:spacing w:line="336" w:lineRule="auto" w:after="180"/>
+      </w:pPr>
+      <w:r>
+        <w:rPr>
+          <w:b w:val="0"/>
+        </w:rPr>
+        <w:t xml:space="preserve">The browser lab lets you edit the supported Python examples already included in this lesson. Predict first, run, inspect the actual </w:t>
+      </w:r>
+      <w:r>
+        <w:rPr>
+          <w:b/>
+        </w:rPr>
+        <w:t>output</w:t>
+      </w:r>
+      <w:r>
+        <w:rPr>
+          <w:b w:val="0"/>
+        </w:rPr>
+        <w:t xml:space="preserve"> or error, change one </w:t>
+      </w:r>
+      <w:r>
+        <w:rPr>
+          <w:b/>
+        </w:rPr>
+        <w:t>input</w:t>
+      </w:r>
+      <w:r>
+        <w:rPr>
+          <w:b w:val="0"/>
+        </w:rPr>
+        <w:t>, then run again.</w:t>
+      </w:r>
+    </w:p>
+    <w:p>
+      <w:pPr>
+        <w:spacing w:line="336" w:lineRule="auto" w:after="180"/>
+      </w:pPr>
+      <w:r>
+        <w:rPr>
+          <w:b w:val="0"/>
+        </w:rPr>
+        <w:t xml:space="preserve">Keep code, </w:t>
+      </w:r>
+      <w:r>
+        <w:rPr>
+          <w:b/>
+        </w:rPr>
+        <w:t>prediction</w:t>
+      </w:r>
+      <w:r>
+        <w:rPr>
+          <w:b w:val="0"/>
+        </w:rPr>
+        <w:t>s, actual results and a reasoned revision together. On paper, label your result as a trace rather than an execution.</w:t>
+      </w:r>
+    </w:p>
+    <w:p>
+      <w:pPr>
+        <w:spacing w:line="336" w:lineRule="auto" w:after="180"/>
+      </w:pPr>
+      <w:r>
+        <w:rPr>
+          <w:b w:val="0"/>
+        </w:rPr>
+        <w:t xml:space="preserve">Use Download completed work in the hosted lesson to export your answers, reflections, practice feedback and code-run </w:t>
+      </w:r>
+      <w:r>
+        <w:rPr>
+          <w:b/>
+        </w:rPr>
+        <w:t>evidence</w:t>
+      </w:r>
+      <w:r>
+        <w:rPr>
+          <w:b w:val="0"/>
+        </w:rPr>
+        <w:t>. Open the HTML copy to read or print it.</w:t>
+      </w:r>
+    </w:p>
+    <w:p>
+      <w:pPr>
+        <w:spacing w:line="336" w:lineRule="auto" w:after="180"/>
+      </w:pPr>
+      <w:r>
+        <w:rPr>
+          <w:b w:val="0"/>
+        </w:rPr>
+        <w:t>Drafts stay in this browser when storage is available; clear drafts on a shared device.</w:t>
+      </w:r>
+    </w:p>
+    <w:p>
+      <w:pPr>
+        <w:pStyle w:val="Heading3"/>
+      </w:pPr>
+      <w:r>
+        <w:t>What I repaired, the evidence I kept and the next test</w:t>
+      </w:r>
+    </w:p>
+    <w:p>
+      <w:r>
+        <w:t>________________________________________________________________</w:t>
+      </w:r>
+    </w:p>
+    <w:p>
+      <w:r>
+        <w:t>________________________________________________________________</w:t>
+      </w:r>
+    </w:p>
+    <w:p>
+      <w:r>
+        <w:t>________________________________________________________________</w:t>
+      </w:r>
+    </w:p>
+    <w:p>
+      <w:r>
+        <w:t>________________________________________________________________</w:t>
+      </w:r>
+    </w:p>
+    <w:p>
+      <w:r>
+        <w:t>________________________________________________________________</w:t>
+      </w:r>
+    </w:p>
+    <w:p>
+      <w:pPr>
+        <w:pStyle w:val="Heading2"/>
+      </w:pPr>
+      <w:r>
+        <w:t>Earlier wording, alternatives and picture transcripts · reference / check after trying</w:t>
       </w:r>
     </w:p>
     <w:p>
@@ -2219,98 +2337,10 @@
     </w:p>
     <w:p>
       <w:pPr>
-        <w:spacing w:line="336" w:lineRule="auto" w:after="180"/>
-      </w:pPr>
-      <w:r>
-        <w:rPr>
-          <w:b w:val="0"/>
-        </w:rPr>
-        <w:t>Draw the exact patch-by-patch arithmetic of a local image operation.</w:t>
-      </w:r>
-    </w:p>
-    <w:p>
-      <w:pPr>
         <w:pStyle w:val="Heading3"/>
       </w:pPr>
       <w:r>
-        <w:t>Practice 1: explain the deciding evidence</w:t>
-      </w:r>
-    </w:p>
-    <w:p>
-      <w:pPr>
-        <w:spacing w:line="336" w:lineRule="auto" w:after="180"/>
-      </w:pPr>
-      <w:r>
-        <w:rPr>
-          <w:b w:val="0"/>
-        </w:rPr>
-        <w:t xml:space="preserve">Which labelled step matches this detail? </w:t>
-      </w:r>
-      <w:r>
-        <w:rPr>
-          <w:b/>
-        </w:rPr>
-        <w:t>Output</w:t>
-      </w:r>
-      <w:r>
-        <w:rPr>
-          <w:b w:val="0"/>
-        </w:rPr>
-        <w:t xml:space="preserve"> shape 1×2 and map [[-4,-4]]; the same </w:t>
-      </w:r>
-      <w:r>
-        <w:rPr>
-          <w:b/>
-        </w:rPr>
-        <w:t>kernel</w:t>
-      </w:r>
-      <w:r>
-        <w:rPr>
-          <w:b w:val="0"/>
-        </w:rPr>
-        <w:t xml:space="preserve"> is reused at each position.</w:t>
-      </w:r>
-    </w:p>
-    <w:p>
-      <w:pPr>
-        <w:spacing w:line="336" w:lineRule="auto" w:after="180"/>
-        <w:shd w:fill="F4F9FC"/>
-      </w:pPr>
-      <w:r>
-        <w:rPr>
-          <w:b w:val="0"/>
-        </w:rPr>
-        <w:t xml:space="preserve">1. </w:t>
-      </w:r>
-      <w:r>
-        <w:rPr>
-          <w:b/>
-        </w:rPr>
-        <w:t>Feature map</w:t>
-      </w:r>
-    </w:p>
-    <w:p>
-      <w:pPr>
-        <w:spacing w:line="336" w:lineRule="auto" w:after="180"/>
-        <w:shd w:fill="F4F9FC"/>
-      </w:pPr>
-      <w:r>
-        <w:rPr>
-          <w:b w:val="0"/>
-        </w:rPr>
-        <w:t>2. First patch</w:t>
-      </w:r>
-    </w:p>
-    <w:p>
-      <w:pPr>
-        <w:spacing w:line="336" w:lineRule="auto" w:after="180"/>
-        <w:shd w:fill="F4F9FC"/>
-      </w:pPr>
-      <w:r>
-        <w:rPr>
-          <w:b w:val="0"/>
-        </w:rPr>
-        <w:t>3. Second patch</w:t>
+        <w:t>Repair a missing building block</w:t>
       </w:r>
     </w:p>
     <w:p>
@@ -2318,32 +2348,7 @@
         <w:pStyle w:val="Heading3"/>
       </w:pPr>
       <w:r>
-        <w:t>My selected conclusion, deciding fact and explanation</w:t>
-      </w:r>
-    </w:p>
-    <w:p>
-      <w:r>
-        <w:t>________________________________________________________________</w:t>
-      </w:r>
-    </w:p>
-    <w:p>
-      <w:r>
-        <w:t>________________________________________________________________</w:t>
-      </w:r>
-    </w:p>
-    <w:p>
-      <w:r>
-        <w:t>________________________________________________________________</w:t>
-      </w:r>
-    </w:p>
-    <w:p>
-      <w:r>
-        <w:t>________________________________________________________________</w:t>
-      </w:r>
-    </w:p>
-    <w:p>
-      <w:r>
-        <w:t>________________________________________________________________</w:t>
+        <w:t>Predict, run and debug</w:t>
       </w:r>
     </w:p>
     <w:p>
@@ -2351,649 +2356,25 @@
         <w:pStyle w:val="Heading3"/>
       </w:pPr>
       <w:r>
-        <w:t>Hint · try first</w:t>
-      </w:r>
-    </w:p>
-    <w:p>
-      <w:pPr>
-        <w:spacing w:line="336" w:lineRule="auto" w:after="180"/>
-        <w:shd w:fill="F1F6F8"/>
-      </w:pPr>
-      <w:r>
-        <w:rPr>
-          <w:b w:val="0"/>
-        </w:rPr>
-        <w:t>Hint if needed: Read the steps in the pictorial case. Match the supplied detail to the stage that performs or records it.</w:t>
-      </w:r>
-    </w:p>
-    <w:p>
-      <w:pPr>
-        <w:pStyle w:val="Heading3"/>
-      </w:pPr>
-      <w:r>
-        <w:t>Feedback · compare after trying</w:t>
-      </w:r>
-    </w:p>
-    <w:p>
-      <w:pPr>
-        <w:spacing w:line="336" w:lineRule="auto" w:after="180"/>
-        <w:shd w:fill="F1F6FC"/>
-      </w:pPr>
-      <w:r>
-        <w:rPr>
-          <w:b w:val="0"/>
-        </w:rPr>
-        <w:t xml:space="preserve">After your attempt, compare with the supported explanation: </w:t>
-      </w:r>
-      <w:r>
-        <w:rPr>
-          <w:b/>
-        </w:rPr>
-        <w:t>Feature map</w:t>
-      </w:r>
-      <w:r>
-        <w:rPr>
-          <w:b w:val="0"/>
-        </w:rPr>
-        <w:t xml:space="preserve"> </w:t>
-      </w:r>
-      <w:r>
-        <w:rPr>
-          <w:b/>
-        </w:rPr>
-        <w:t>Output</w:t>
-      </w:r>
-      <w:r>
-        <w:rPr>
-          <w:b w:val="0"/>
-        </w:rPr>
-        <w:t xml:space="preserve"> shape 1×2 and map [[-4,-4]]; the same </w:t>
-      </w:r>
-      <w:r>
-        <w:rPr>
-          <w:b/>
-        </w:rPr>
-        <w:t>kernel</w:t>
-      </w:r>
-      <w:r>
-        <w:rPr>
-          <w:b w:val="0"/>
-        </w:rPr>
-        <w:t xml:space="preserve"> is reused at each position.</w:t>
-      </w:r>
-    </w:p>
-    <w:p>
-      <w:pPr>
-        <w:spacing w:line="336" w:lineRule="auto" w:after="180"/>
-        <w:shd w:fill="F1F6FC"/>
-      </w:pPr>
-      <w:r>
-        <w:rPr>
-          <w:b w:val="0"/>
-        </w:rPr>
-        <w:t xml:space="preserve">A local </w:t>
-      </w:r>
-      <w:r>
-        <w:rPr>
-          <w:b/>
-        </w:rPr>
-        <w:t>kernel</w:t>
-      </w:r>
-      <w:r>
-        <w:rPr>
-          <w:b w:val="0"/>
-        </w:rPr>
-        <w:t xml:space="preserve"> combines the values in one small image window with a fixed set of weights. Slide that same </w:t>
-      </w:r>
-      <w:r>
-        <w:rPr>
-          <w:b/>
-        </w:rPr>
-        <w:t>kernel</w:t>
-      </w:r>
-      <w:r>
-        <w:rPr>
-          <w:b w:val="0"/>
-        </w:rPr>
-        <w:t xml:space="preserve"> to the next valid window and repeat the products.</w:t>
-      </w:r>
-    </w:p>
-    <w:p>
-      <w:pPr>
-        <w:spacing w:line="336" w:lineRule="auto" w:after="180"/>
-        <w:shd w:fill="F1F6FC"/>
-      </w:pPr>
-      <w:r>
-        <w:rPr>
-          <w:b w:val="0"/>
-        </w:rPr>
-        <w:t xml:space="preserve">Sharing weights lets the operation look for the same local pattern at different positions. This example declares an unflipped </w:t>
-      </w:r>
-      <w:r>
-        <w:rPr>
-          <w:b/>
-        </w:rPr>
-        <w:t>kernel</w:t>
-      </w:r>
-      <w:r>
-        <w:rPr>
-          <w:b w:val="0"/>
-        </w:rPr>
-        <w:t>; adding bias changes each window result without changing which pixels were used.</w:t>
-      </w:r>
-    </w:p>
-    <w:p>
-      <w:pPr>
-        <w:pStyle w:val="Heading3"/>
-      </w:pPr>
-      <w:r>
-        <w:t>Practice 2: explain the deciding evidence</w:t>
-      </w:r>
-    </w:p>
-    <w:p>
-      <w:pPr>
-        <w:pStyle w:val="Heading3"/>
-      </w:pPr>
-      <w:r>
-        <w:t>Changed case · predict first</w:t>
-      </w:r>
-    </w:p>
-    <w:p>
-      <w:pPr>
-        <w:spacing w:line="336" w:lineRule="auto" w:after="180"/>
-        <w:shd w:fill="F5F1FB"/>
-      </w:pPr>
-      <w:r>
-        <w:rPr>
-          <w:b w:val="0"/>
-        </w:rPr>
-        <w:t>Changed-case practice: Add shared bias 2 after each patch sum. Which conclusion is supported by the supplied facts?</w:t>
-      </w:r>
-    </w:p>
-    <w:p>
-      <w:pPr>
-        <w:spacing w:line="336" w:lineRule="auto" w:after="180"/>
-        <w:shd w:fill="F4F9FC"/>
-      </w:pPr>
-      <w:r>
-        <w:rPr>
-          <w:b w:val="0"/>
-        </w:rPr>
-        <w:t xml:space="preserve">1. We can decide the result without examining the changed </w:t>
-      </w:r>
-      <w:r>
-        <w:rPr>
-          <w:b/>
-        </w:rPr>
-        <w:t>input</w:t>
-      </w:r>
-      <w:r>
-        <w:rPr>
-          <w:b w:val="0"/>
-        </w:rPr>
-        <w:t xml:space="preserve"> or the procedure.</w:t>
-      </w:r>
-    </w:p>
-    <w:p>
-      <w:pPr>
-        <w:spacing w:line="336" w:lineRule="auto" w:after="180"/>
-        <w:shd w:fill="F4F9FC"/>
-      </w:pPr>
-      <w:r>
-        <w:rPr>
-          <w:b w:val="0"/>
-        </w:rPr>
-        <w:t xml:space="preserve">2. </w:t>
-      </w:r>
-      <w:r>
-        <w:rPr>
-          <w:b/>
-        </w:rPr>
-        <w:t>Feature map</w:t>
-      </w:r>
-      <w:r>
-        <w:rPr>
-          <w:b w:val="0"/>
-        </w:rPr>
-        <w:t xml:space="preserve"> becomes [[-2,-2]].</w:t>
-      </w:r>
-    </w:p>
-    <w:p>
-      <w:pPr>
-        <w:spacing w:line="336" w:lineRule="auto" w:after="180"/>
-        <w:shd w:fill="F4F9FC"/>
-      </w:pPr>
-      <w:r>
-        <w:rPr>
-          <w:b w:val="0"/>
-        </w:rPr>
-        <w:t xml:space="preserve">3. This one example guarantees correct results for every future </w:t>
-      </w:r>
-      <w:r>
-        <w:rPr>
-          <w:b/>
-        </w:rPr>
-        <w:t>input</w:t>
-      </w:r>
-      <w:r>
-        <w:rPr>
-          <w:b w:val="0"/>
-        </w:rPr>
-        <w:t>.</w:t>
-      </w:r>
-    </w:p>
-    <w:p>
-      <w:pPr>
-        <w:pStyle w:val="Heading3"/>
-      </w:pPr>
-      <w:r>
-        <w:t>My selected conclusion, deciding fact and explanation</w:t>
-      </w:r>
-    </w:p>
-    <w:p>
-      <w:r>
-        <w:t>________________________________________________________________</w:t>
-      </w:r>
-    </w:p>
-    <w:p>
-      <w:r>
-        <w:t>________________________________________________________________</w:t>
-      </w:r>
-    </w:p>
-    <w:p>
-      <w:r>
-        <w:t>________________________________________________________________</w:t>
-      </w:r>
-    </w:p>
-    <w:p>
-      <w:r>
-        <w:t>________________________________________________________________</w:t>
-      </w:r>
-    </w:p>
-    <w:p>
-      <w:r>
-        <w:t>________________________________________________________________</w:t>
-      </w:r>
-    </w:p>
-    <w:p>
-      <w:pPr>
-        <w:pStyle w:val="Heading3"/>
-      </w:pPr>
-      <w:r>
-        <w:t>Hint · try first</w:t>
-      </w:r>
-    </w:p>
-    <w:p>
-      <w:pPr>
-        <w:spacing w:line="336" w:lineRule="auto" w:after="180"/>
-        <w:shd w:fill="F1F6F8"/>
-      </w:pPr>
-      <w:r>
-        <w:rPr>
-          <w:b w:val="0"/>
-        </w:rPr>
-        <w:t>Hint if needed: Use the changed condition and the deciding step in the pictorial trace. The answer must say what follows from those facts.</w:t>
-      </w:r>
-    </w:p>
-    <w:p>
-      <w:pPr>
-        <w:pStyle w:val="Heading3"/>
-      </w:pPr>
-      <w:r>
-        <w:t>Feedback · compare after trying</w:t>
-      </w:r>
-    </w:p>
-    <w:p>
-      <w:pPr>
-        <w:spacing w:line="336" w:lineRule="auto" w:after="180"/>
-        <w:shd w:fill="F1F6FC"/>
-      </w:pPr>
-      <w:r>
-        <w:rPr>
-          <w:b w:val="0"/>
-        </w:rPr>
-        <w:t xml:space="preserve">After your attempt, compare with the supported explanation: </w:t>
-      </w:r>
-      <w:r>
-        <w:rPr>
-          <w:b/>
-        </w:rPr>
-        <w:t>Feature map</w:t>
-      </w:r>
-      <w:r>
-        <w:rPr>
-          <w:b w:val="0"/>
-        </w:rPr>
-        <w:t xml:space="preserve"> becomes [[-2,-2]]. Bias adds 2 to each </w:t>
-      </w:r>
-      <w:r>
-        <w:rPr>
-          <w:b/>
-        </w:rPr>
-        <w:t>output</w:t>
-      </w:r>
-      <w:r>
-        <w:rPr>
-          <w:b w:val="0"/>
-        </w:rPr>
-        <w:t xml:space="preserve">; it does not change patch products or </w:t>
-      </w:r>
-      <w:r>
-        <w:rPr>
-          <w:b/>
-        </w:rPr>
-        <w:t>output</w:t>
-      </w:r>
-      <w:r>
-        <w:rPr>
-          <w:b w:val="0"/>
-        </w:rPr>
-        <w:t xml:space="preserve"> shape.</w:t>
-      </w:r>
-    </w:p>
-    <w:p>
-      <w:pPr>
-        <w:pStyle w:val="Heading3"/>
-      </w:pPr>
-      <w:r>
-        <w:t>Repair a missing building block</w:t>
-      </w:r>
-    </w:p>
-    <w:p>
-      <w:pPr>
-        <w:spacing w:line="336" w:lineRule="auto" w:after="180"/>
-      </w:pPr>
-      <w:r>
-        <w:rPr>
-          <w:b w:val="0"/>
-        </w:rPr>
-        <w:t>Review Image tensors and channels (ai-5/20). Goal: Read a pixel using declared row column and channel axes. Short practice: Where is the bottom green pixel in the first batched image?</w:t>
-      </w:r>
-    </w:p>
-    <w:p>
-      <w:pPr>
-        <w:spacing w:line="336" w:lineRule="auto" w:after="180"/>
-      </w:pPr>
-      <w:r>
-        <w:rPr>
-          <w:b w:val="0"/>
-        </w:rPr>
-        <w:t xml:space="preserve">Point to the relevant step in the picture, then write the changed result and the rule or </w:t>
-      </w:r>
-      <w:r>
-        <w:rPr>
-          <w:b/>
-        </w:rPr>
-        <w:t>evidence</w:t>
-      </w:r>
-      <w:r>
-        <w:rPr>
-          <w:b w:val="0"/>
-        </w:rPr>
-        <w:t xml:space="preserve"> that supports it.. Return to this week and explain what you changed.</w:t>
-      </w:r>
-    </w:p>
-    <w:p>
-      <w:pPr>
-        <w:spacing w:line="336" w:lineRule="auto" w:after="180"/>
-      </w:pPr>
-      <w:r>
-        <w:rPr>
-          <w:b w:val="0"/>
-        </w:rPr>
-        <w:t>Review Debugging shapes and gradients (ai-5/18). Goal: Check dimension contracts before computing a layer. Short practice: What should a debugging record pair with every gradient value?</w:t>
-      </w:r>
-    </w:p>
-    <w:p>
-      <w:pPr>
-        <w:spacing w:line="336" w:lineRule="auto" w:after="180"/>
-      </w:pPr>
-      <w:r>
-        <w:rPr>
-          <w:b w:val="0"/>
-        </w:rPr>
-        <w:t xml:space="preserve">Point to the relevant step in the picture, then write the changed result and the rule or </w:t>
-      </w:r>
-      <w:r>
-        <w:rPr>
-          <w:b/>
-        </w:rPr>
-        <w:t>evidence</w:t>
-      </w:r>
-      <w:r>
-        <w:rPr>
-          <w:b w:val="0"/>
-        </w:rPr>
-        <w:t xml:space="preserve"> that supports it.. Return to this week and explain what you changed.</w:t>
-      </w:r>
-    </w:p>
-    <w:p>
-      <w:pPr>
-        <w:spacing w:line="336" w:lineRule="auto" w:after="180"/>
-      </w:pPr>
-      <w:r>
-        <w:rPr>
-          <w:b w:val="0"/>
-        </w:rPr>
-        <w:t xml:space="preserve">Review </w:t>
-      </w:r>
-      <w:r>
-        <w:rPr>
-          <w:b/>
-        </w:rPr>
-        <w:t>Training</w:t>
-      </w:r>
-      <w:r>
-        <w:rPr>
-          <w:b w:val="0"/>
-        </w:rPr>
-        <w:t xml:space="preserve"> and validation curves (ai-5/15). Goal: Compute comparable </w:t>
-      </w:r>
-      <w:r>
-        <w:rPr>
-          <w:b/>
-        </w:rPr>
-        <w:t>training</w:t>
-      </w:r>
-      <w:r>
-        <w:rPr>
-          <w:b w:val="0"/>
-        </w:rPr>
-        <w:t xml:space="preserve"> and validation losses at saved checkpoints. Short practice: Can the original epoch 3 </w:t>
-      </w:r>
-      <w:r>
-        <w:rPr>
-          <w:b/>
-        </w:rPr>
-        <w:t>training</w:t>
-      </w:r>
-      <w:r>
-        <w:rPr>
-          <w:b w:val="0"/>
-        </w:rPr>
-        <w:t xml:space="preserve"> loss 1 justify claiming best generalisation?</w:t>
-      </w:r>
-    </w:p>
-    <w:p>
-      <w:pPr>
-        <w:spacing w:line="336" w:lineRule="auto" w:after="180"/>
-      </w:pPr>
-      <w:r>
-        <w:rPr>
-          <w:b w:val="0"/>
-        </w:rPr>
-        <w:t xml:space="preserve">Point to the relevant step in the picture, then write the changed result and the rule or </w:t>
-      </w:r>
-      <w:r>
-        <w:rPr>
-          <w:b/>
-        </w:rPr>
-        <w:t>evidence</w:t>
-      </w:r>
-      <w:r>
-        <w:rPr>
-          <w:b w:val="0"/>
-        </w:rPr>
-        <w:t xml:space="preserve"> that supports it.. Return to this week and explain what you changed.</w:t>
-      </w:r>
-    </w:p>
-    <w:p>
-      <w:pPr>
-        <w:pStyle w:val="Heading3"/>
-      </w:pPr>
-      <w:r>
-        <w:t>Predict, run and debug</w:t>
-      </w:r>
-    </w:p>
-    <w:p>
-      <w:pPr>
-        <w:spacing w:line="336" w:lineRule="auto" w:after="180"/>
-      </w:pPr>
-      <w:r>
-        <w:rPr>
-          <w:b w:val="0"/>
-        </w:rPr>
-        <w:t xml:space="preserve">The browser lab lets you edit the supported Python examples already included in this lesson. Predict first, run, inspect the actual </w:t>
-      </w:r>
-      <w:r>
-        <w:rPr>
-          <w:b/>
-        </w:rPr>
-        <w:t>output</w:t>
-      </w:r>
-      <w:r>
-        <w:rPr>
-          <w:b w:val="0"/>
-        </w:rPr>
-        <w:t xml:space="preserve"> or error, change one </w:t>
-      </w:r>
-      <w:r>
-        <w:rPr>
-          <w:b/>
-        </w:rPr>
-        <w:t>input</w:t>
-      </w:r>
-      <w:r>
-        <w:rPr>
-          <w:b w:val="0"/>
-        </w:rPr>
-        <w:t>, then run again.</w:t>
-      </w:r>
-    </w:p>
-    <w:p>
-      <w:pPr>
-        <w:spacing w:line="336" w:lineRule="auto" w:after="180"/>
-      </w:pPr>
-      <w:r>
-        <w:rPr>
-          <w:b w:val="0"/>
-        </w:rPr>
-        <w:t xml:space="preserve">Keep code, </w:t>
-      </w:r>
-      <w:r>
-        <w:rPr>
-          <w:b/>
-        </w:rPr>
-        <w:t>prediction</w:t>
-      </w:r>
-      <w:r>
-        <w:rPr>
-          <w:b w:val="0"/>
-        </w:rPr>
-        <w:t>s, actual results and a reasoned revision together. On paper, label your result as a trace rather than an execution.</w:t>
-      </w:r>
-    </w:p>
-    <w:p>
-      <w:pPr>
-        <w:pStyle w:val="Heading3"/>
-      </w:pPr>
-      <w:r>
         <w:t>Keep your completed work</w:t>
       </w:r>
     </w:p>
     <w:p>
       <w:pPr>
-        <w:spacing w:line="336" w:lineRule="auto" w:after="180"/>
-      </w:pPr>
-      <w:r>
-        <w:rPr>
-          <w:b w:val="0"/>
-        </w:rPr>
-        <w:t xml:space="preserve">Use Download completed work in the hosted lesson to export your answers, reflections, practice feedback and code-run </w:t>
-      </w:r>
-      <w:r>
-        <w:rPr>
-          <w:b/>
-        </w:rPr>
-        <w:t>evidence</w:t>
-      </w:r>
-      <w:r>
-        <w:rPr>
-          <w:b w:val="0"/>
-        </w:rPr>
-        <w:t>. Open the HTML copy to read or print it.</w:t>
-      </w:r>
-    </w:p>
-    <w:p>
-      <w:pPr>
-        <w:spacing w:line="336" w:lineRule="auto" w:after="180"/>
-      </w:pPr>
-      <w:r>
-        <w:rPr>
-          <w:b w:val="0"/>
-        </w:rPr>
-        <w:t>Drafts stay in this browser when storage is available; clear drafts on a shared device.</w:t>
-      </w:r>
-    </w:p>
-    <w:p>
-      <w:pPr>
-        <w:pStyle w:val="Heading3"/>
-      </w:pPr>
-      <w:r>
-        <w:t>What I repaired, the evidence I kept and the next test</w:t>
-      </w:r>
-    </w:p>
-    <w:p>
-      <w:r>
-        <w:t>________________________________________________________________</w:t>
-      </w:r>
-    </w:p>
-    <w:p>
-      <w:r>
-        <w:t>________________________________________________________________</w:t>
-      </w:r>
-    </w:p>
-    <w:p>
-      <w:r>
-        <w:t>________________________________________________________________</w:t>
-      </w:r>
-    </w:p>
-    <w:p>
-      <w:r>
-        <w:t>________________________________________________________________</w:t>
-      </w:r>
-    </w:p>
-    <w:p>
-      <w:r>
-        <w:t>________________________________________________________________</w:t>
-      </w:r>
-    </w:p>
-    <w:p>
-      <w:pPr>
         <w:pStyle w:val="Heading1"/>
       </w:pPr>
       <w:r>
-        <w:t>15. Visual concept journey</w:t>
-      </w:r>
-    </w:p>
-    <w:p>
-      <w:r>
-        <w:t>Explain each Convolution as a local operation picture from its labels, then record a relevant limit.</w:t>
-      </w:r>
-    </w:p>
-    <w:p>
-      <w:pPr>
-        <w:pStyle w:val="Heading3"/>
+        <w:t>15. Reference · Six-picture response sheets</w:t>
+      </w:r>
+    </w:p>
+    <w:p>
+      <w:r>
+        <w:t>Choose the picture that helps explain the current step.</w:t>
+      </w:r>
+    </w:p>
+    <w:p>
+      <w:pPr>
+        <w:pStyle w:val="Heading2"/>
       </w:pPr>
       <w:r>
         <w:t>01. Convolution as a local operation: the case</w:t>
@@ -3120,7 +2501,6 @@
     <w:p>
       <w:pPr>
         <w:spacing w:line="336" w:lineRule="auto" w:after="180"/>
-        <w:shd w:fill="F5F1FB"/>
       </w:pPr>
       <w:r>
         <w:rPr>
@@ -3159,7 +2539,7 @@
     </w:p>
     <w:p>
       <w:pPr>
-        <w:pStyle w:val="Heading3"/>
+        <w:pStyle w:val="Heading2"/>
       </w:pPr>
       <w:r>
         <w:t>02. Follow the deciding steps</w:t>
@@ -3251,7 +2631,6 @@
     <w:p>
       <w:pPr>
         <w:spacing w:line="336" w:lineRule="auto" w:after="180"/>
-        <w:shd w:fill="F5F1FB"/>
       </w:pPr>
       <w:r>
         <w:rPr>
@@ -3302,7 +2681,7 @@
     </w:p>
     <w:p>
       <w:pPr>
-        <w:pStyle w:val="Heading3"/>
+        <w:pStyle w:val="Heading2"/>
       </w:pPr>
       <w:r>
         <w:t>03. Image used by both local kernel windows</w:t>
@@ -3370,7 +2749,6 @@
     <w:p>
       <w:pPr>
         <w:spacing w:line="336" w:lineRule="auto" w:after="180"/>
-        <w:shd w:fill="F5F1FB"/>
       </w:pPr>
       <w:r>
         <w:rPr>
@@ -3409,7 +2787,7 @@
     </w:p>
     <w:p>
       <w:pPr>
-        <w:pStyle w:val="Heading3"/>
+        <w:pStyle w:val="Heading2"/>
       </w:pPr>
       <w:r>
         <w:t>04. Change one thing. Trace what follows.</w:t>
@@ -3536,7 +2914,6 @@
     <w:p>
       <w:pPr>
         <w:spacing w:line="336" w:lineRule="auto" w:after="180"/>
-        <w:shd w:fill="F5F1FB"/>
       </w:pPr>
       <w:r>
         <w:rPr>
@@ -3575,7 +2952,7 @@
     </w:p>
     <w:p>
       <w:pPr>
-        <w:pStyle w:val="Heading3"/>
+        <w:pStyle w:val="Heading2"/>
       </w:pPr>
       <w:r>
         <w:t>05. Connect the explanation to its limit</w:t>
@@ -3701,7 +3078,6 @@
     <w:p>
       <w:pPr>
         <w:spacing w:line="336" w:lineRule="auto" w:after="180"/>
-        <w:shd w:fill="F5F1FB"/>
       </w:pPr>
       <w:r>
         <w:rPr>
@@ -3740,7 +3116,7 @@
     </w:p>
     <w:p>
       <w:pPr>
-        <w:pStyle w:val="Heading3"/>
+        <w:pStyle w:val="Heading2"/>
       </w:pPr>
       <w:r>
         <w:t>06. Make the idea visible in your project</w:t>
@@ -3866,7 +3242,6 @@
     <w:p>
       <w:pPr>
         <w:spacing w:line="336" w:lineRule="auto" w:after="180"/>
-        <w:shd w:fill="F5F1FB"/>
       </w:pPr>
       <w:r>
         <w:rPr>
@@ -3913,6 +3288,62 @@
     <w:p>
       <w:r>
         <w:t>________________________________________________________________</w:t>
+      </w:r>
+    </w:p>
+    <w:p>
+      <w:pPr>
+        <w:pStyle w:val="Heading2"/>
+      </w:pPr>
+      <w:r>
+        <w:t>Earlier wording, alternatives and picture transcripts · reference / check after trying</w:t>
+      </w:r>
+    </w:p>
+    <w:p>
+      <w:pPr>
+        <w:pStyle w:val="Heading3"/>
+      </w:pPr>
+      <w:r>
+        <w:t>01. Convolution as a local operation: the case</w:t>
+      </w:r>
+    </w:p>
+    <w:p>
+      <w:pPr>
+        <w:pStyle w:val="Heading3"/>
+      </w:pPr>
+      <w:r>
+        <w:t>02. Follow the deciding steps</w:t>
+      </w:r>
+    </w:p>
+    <w:p>
+      <w:pPr>
+        <w:pStyle w:val="Heading3"/>
+      </w:pPr>
+      <w:r>
+        <w:t>03. Image used by both local kernel windows</w:t>
+      </w:r>
+    </w:p>
+    <w:p>
+      <w:pPr>
+        <w:pStyle w:val="Heading3"/>
+      </w:pPr>
+      <w:r>
+        <w:t>04. Change one thing. Trace what follows.</w:t>
+      </w:r>
+    </w:p>
+    <w:p>
+      <w:pPr>
+        <w:pStyle w:val="Heading3"/>
+      </w:pPr>
+      <w:r>
+        <w:t>05. Connect the explanation to its limit</w:t>
+      </w:r>
+    </w:p>
+    <w:p>
+      <w:pPr>
+        <w:pStyle w:val="Heading3"/>
+      </w:pPr>
+      <w:r>
+        <w:t>06. Make the idea visible in your project</w:t>
       </w:r>
     </w:p>
     <w:sectPr>
